--- a/lessons/3-3/downloads/3-3-notes.docx
+++ b/lessons/3-3/downloads/3-3-notes.docx
@@ -363,6 +363,610 @@
         <w:rPr>
           <w:b/>
           <w:bCs/>
+          <w:color w:val="1FA6A2"/>
+          <w:sz w:val="26"/>
+          <w:szCs w:val="26"/>
+        </w:rPr>
+        <w:t xml:space="preserve">Turn &amp; Talk — Discussion Points  (Level 1 support · Level 2)</w:t>
+      </w:r>
+    </w:p>
+    <w:p>
+      <w:pPr>
+        <w:spacing w:after="60"/>
+      </w:pPr>
+      <w:r>
+        <w:rPr>
+          <w:i/>
+          <w:iCs/>
+          <w:color w:val="5F6F80"/>
+          <w:sz w:val="19"/>
+          <w:szCs w:val="19"/>
+        </w:rPr>
+        <w:t xml:space="preserve">Talk with a partner. Use the Level 1 stems if you need help getting started; try the Level 2 question when you are ready for more.</w:t>
+      </w:r>
+    </w:p>
+    <w:p>
+      <w:pPr>
+        <w:spacing w:after="60"/>
+      </w:pPr>
+      <w:r>
+        <w:rPr>
+          <w:b/>
+          <w:bCs/>
+          <w:color w:val="12355B"/>
+          <w:sz w:val="21"/>
+          <w:szCs w:val="21"/>
+        </w:rPr>
+        <w:t xml:space="preserve">1. [Launch] </w:t>
+      </w:r>
+      <w:r>
+        <w:rPr>
+          <w:b/>
+          <w:bCs/>
+          <w:sz w:val="21"/>
+          <w:szCs w:val="21"/>
+        </w:rPr>
+        <w:t xml:space="preserve">The sundae recipe uses 2 ounces of chocolate sauce for every 1 sundae. Before you graph, what do you predict the points will look like, and which quantity goes on each axis?</w:t>
+      </w:r>
+    </w:p>
+    <w:p>
+      <w:pPr>
+        <w:spacing w:after="60"/>
+      </w:pPr>
+      <w:r>
+        <w:rPr>
+          <w:b/>
+          <w:bCs/>
+          <w:color w:val="1FA6A2"/>
+          <w:sz w:val="20"/>
+          <w:szCs w:val="20"/>
+        </w:rPr>
+        <w:t xml:space="preserve">Level 1 — Start here: </w:t>
+      </w:r>
+      <w:r>
+        <w:rPr>
+          <w:sz w:val="20"/>
+          <w:szCs w:val="20"/>
+        </w:rPr>
+        <w:t xml:space="preserve">I predict the points will line up because sundaes and sauce grow together.</w:t>
+      </w:r>
+    </w:p>
+    <w:p>
+      <w:pPr>
+        <w:spacing w:after="60"/>
+      </w:pPr>
+      <w:r>
+        <w:rPr>
+          <w:sz w:val="21"/>
+          <w:szCs w:val="21"/>
+        </w:rPr>
+        <w:t xml:space="preserve">I will put ___ on the x-axis and ___ on the y-axis.</w:t>
+      </w:r>
+      <w:r>
+        <w:rPr>
+          <w:i/>
+          <w:iCs/>
+          <w:color w:val="5F6F80"/>
+          <w:sz w:val="19"/>
+          <w:szCs w:val="19"/>
+        </w:rPr>
+        <w:br/>
+        <w:t xml:space="preserve">
+Pondré ___ en el eje x y ___ en el eje y.</w:t>
+      </w:r>
+    </w:p>
+    <w:p>
+      <w:pPr>
+        <w:spacing w:after="60"/>
+      </w:pPr>
+      <w:r>
+        <w:rPr>
+          <w:sz w:val="21"/>
+          <w:szCs w:val="21"/>
+        </w:rPr>
+        <w:t xml:space="preserve">I predict the points will form a ___.</w:t>
+      </w:r>
+      <w:r>
+        <w:rPr>
+          <w:i/>
+          <w:iCs/>
+          <w:color w:val="5F6F80"/>
+          <w:sz w:val="19"/>
+          <w:szCs w:val="19"/>
+        </w:rPr>
+        <w:br/>
+        <w:t xml:space="preserve">
+Predigo que los puntos formarán una ___.</w:t>
+      </w:r>
+    </w:p>
+    <w:p>
+      <w:pPr>
+        <w:spacing w:after="60"/>
+      </w:pPr>
+      <w:r>
+        <w:rPr>
+          <w:b/>
+          <w:bCs/>
+          <w:color w:val="12355B"/>
+          <w:sz w:val="20"/>
+          <w:szCs w:val="20"/>
+        </w:rPr>
+        <w:t xml:space="preserve">Word bank: </w:t>
+      </w:r>
+      <w:r>
+        <w:rPr>
+          <w:color w:val="1FA6A2"/>
+          <w:sz w:val="20"/>
+          <w:szCs w:val="20"/>
+        </w:rPr>
+        <w:t xml:space="preserve">Coordinate plane, Ordered pair, Origin</w:t>
+      </w:r>
+    </w:p>
+    <w:p>
+      <w:pPr>
+        <w:spacing w:after="60"/>
+      </w:pPr>
+      <w:r>
+        <w:rPr>
+          <w:b/>
+          <w:bCs/>
+          <w:color w:val="12355B"/>
+          <w:sz w:val="19"/>
+          <w:szCs w:val="19"/>
+        </w:rPr>
+        <w:t xml:space="preserve">Listen for: </w:t>
+      </w:r>
+      <w:r>
+        <w:rPr>
+          <w:i/>
+          <w:iCs/>
+          <w:color w:val="5F6F80"/>
+          <w:sz w:val="19"/>
+          <w:szCs w:val="19"/>
+        </w:rPr>
+        <w:t xml:space="preserve">A strong answer chooses sundaes (x) and ounces of sauce (y), and predicts a straight line because each sundae always needs 2 more ounces.</w:t>
+      </w:r>
+    </w:p>
+    <w:p>
+      <w:pPr>
+        <w:spacing w:after="60"/>
+      </w:pPr>
+      <w:r>
+        <w:rPr>
+          <w:b/>
+          <w:bCs/>
+          <w:color w:val="9A6B12"/>
+          <w:sz w:val="20"/>
+          <w:szCs w:val="20"/>
+        </w:rPr>
+        <w:t xml:space="preserve">Level 2: </w:t>
+      </w:r>
+      <w:r>
+        <w:rPr>
+          <w:sz w:val="20"/>
+          <w:szCs w:val="20"/>
+        </w:rPr>
+        <w:t xml:space="preserve">Predict whether the line will pass through the origin (0, 0). Justify your prediction using what 0 sundaes would mean.</w:t>
+      </w:r>
+    </w:p>
+    <w:p>
+      <w:pPr>
+        <w:spacing w:after="60"/>
+        <w:ind w:left="360"/>
+      </w:pPr>
+      <w:r>
+        <w:rPr>
+          <w:sz w:val="20"/>
+          <w:szCs w:val="20"/>
+        </w:rPr>
+        <w:t xml:space="preserve">• The line will pass through the origin because ___ sundaes means ___ ounces.</w:t>
+      </w:r>
+    </w:p>
+    <w:p>
+      <w:pPr>
+        <w:spacing w:after="60"/>
+        <w:ind w:left="360"/>
+      </w:pPr>
+      <w:r>
+        <w:rPr>
+          <w:sz w:val="20"/>
+          <w:szCs w:val="20"/>
+        </w:rPr>
+        <w:t xml:space="preserve">• I can justify this because the ratio stays ___ even at zero.</w:t>
+      </w:r>
+    </w:p>
+    <w:p>
+      <w:pPr>
+        <w:spacing w:after="60"/>
+      </w:pPr>
+      <w:r>
+        <w:rPr>
+          <w:b/>
+          <w:bCs/>
+          <w:color w:val="12355B"/>
+          <w:sz w:val="21"/>
+          <w:szCs w:val="21"/>
+        </w:rPr>
+        <w:t xml:space="preserve">2. [Explore] </w:t>
+      </w:r>
+      <w:r>
+        <w:rPr>
+          <w:b/>
+          <w:bCs/>
+          <w:sz w:val="21"/>
+          <w:szCs w:val="21"/>
+        </w:rPr>
+        <w:t xml:space="preserve">After plotting (1,2), (2,4), (3,6)... what pattern do you notice, and how does it show the chocolate-sauce ratio?</w:t>
+      </w:r>
+    </w:p>
+    <w:p>
+      <w:pPr>
+        <w:spacing w:after="60"/>
+      </w:pPr>
+      <w:r>
+        <w:rPr>
+          <w:b/>
+          <w:bCs/>
+          <w:color w:val="1FA6A2"/>
+          <w:sz w:val="20"/>
+          <w:szCs w:val="20"/>
+        </w:rPr>
+        <w:t xml:space="preserve">Level 1 — Start here: </w:t>
+      </w:r>
+      <w:r>
+        <w:rPr>
+          <w:sz w:val="20"/>
+          <w:szCs w:val="20"/>
+        </w:rPr>
+        <w:t xml:space="preserve">The points form a straight line, and each sundae adds 2 ounces of sauce.</w:t>
+      </w:r>
+    </w:p>
+    <w:p>
+      <w:pPr>
+        <w:spacing w:after="60"/>
+      </w:pPr>
+      <w:r>
+        <w:rPr>
+          <w:sz w:val="21"/>
+          <w:szCs w:val="21"/>
+        </w:rPr>
+        <w:t xml:space="preserve">The points form a ___ through the ___.</w:t>
+      </w:r>
+      <w:r>
+        <w:rPr>
+          <w:i/>
+          <w:iCs/>
+          <w:color w:val="5F6F80"/>
+          <w:sz w:val="19"/>
+          <w:szCs w:val="19"/>
+        </w:rPr>
+        <w:br/>
+        <w:t xml:space="preserve">
+Los puntos forman una ___ que pasa por el ___.</w:t>
+      </w:r>
+    </w:p>
+    <w:p>
+      <w:pPr>
+        <w:spacing w:after="60"/>
+      </w:pPr>
+      <w:r>
+        <w:rPr>
+          <w:sz w:val="21"/>
+          <w:szCs w:val="21"/>
+        </w:rPr>
+        <w:t xml:space="preserve">As the number of sundaes goes up by 1, the ounces go up by ___.</w:t>
+      </w:r>
+      <w:r>
+        <w:rPr>
+          <w:i/>
+          <w:iCs/>
+          <w:color w:val="5F6F80"/>
+          <w:sz w:val="19"/>
+          <w:szCs w:val="19"/>
+        </w:rPr>
+        <w:br/>
+        <w:t xml:space="preserve">
+Cuando el número de copas sube en 1, las onzas suben en ___.</w:t>
+      </w:r>
+    </w:p>
+    <w:p>
+      <w:pPr>
+        <w:spacing w:after="60"/>
+      </w:pPr>
+      <w:r>
+        <w:rPr>
+          <w:b/>
+          <w:bCs/>
+          <w:color w:val="12355B"/>
+          <w:sz w:val="20"/>
+          <w:szCs w:val="20"/>
+        </w:rPr>
+        <w:t xml:space="preserve">Word bank: </w:t>
+      </w:r>
+      <w:r>
+        <w:rPr>
+          <w:color w:val="1FA6A2"/>
+          <w:sz w:val="20"/>
+          <w:szCs w:val="20"/>
+        </w:rPr>
+        <w:t xml:space="preserve">Coordinate plane, Ordered pair, Linear pattern, Proportional, Origin</w:t>
+      </w:r>
+    </w:p>
+    <w:p>
+      <w:pPr>
+        <w:spacing w:after="60"/>
+      </w:pPr>
+      <w:r>
+        <w:rPr>
+          <w:b/>
+          <w:bCs/>
+          <w:color w:val="12355B"/>
+          <w:sz w:val="19"/>
+          <w:szCs w:val="19"/>
+        </w:rPr>
+        <w:t xml:space="preserve">Listen for: </w:t>
+      </w:r>
+      <w:r>
+        <w:rPr>
+          <w:i/>
+          <w:iCs/>
+          <w:color w:val="5F6F80"/>
+          <w:sz w:val="19"/>
+          <w:szCs w:val="19"/>
+        </w:rPr>
+        <w:t xml:space="preserve">Listen for 'straight line through the origin' and the connection that the constant 2-ounce step shows a proportional relationship.</w:t>
+      </w:r>
+    </w:p>
+    <w:p>
+      <w:pPr>
+        <w:spacing w:after="60"/>
+      </w:pPr>
+      <w:r>
+        <w:rPr>
+          <w:b/>
+          <w:bCs/>
+          <w:color w:val="9A6B12"/>
+          <w:sz w:val="20"/>
+          <w:szCs w:val="20"/>
+        </w:rPr>
+        <w:t xml:space="preserve">Level 2: </w:t>
+      </w:r>
+      <w:r>
+        <w:rPr>
+          <w:sz w:val="20"/>
+          <w:szCs w:val="20"/>
+        </w:rPr>
+        <w:t xml:space="preserve">Critique this claim: 'Any points that go up to the right form a proportional graph.' What would the points (1,2),(2,4),(3,7) show instead, and why?</w:t>
+      </w:r>
+    </w:p>
+    <w:p>
+      <w:pPr>
+        <w:spacing w:after="60"/>
+        <w:ind w:left="360"/>
+      </w:pPr>
+      <w:r>
+        <w:rPr>
+          <w:sz w:val="20"/>
+          <w:szCs w:val="20"/>
+        </w:rPr>
+        <w:t xml:space="preserve">• The claim is wrong because a proportional graph must also ___.</w:t>
+      </w:r>
+    </w:p>
+    <w:p>
+      <w:pPr>
+        <w:spacing w:after="60"/>
+        <w:ind w:left="360"/>
+      </w:pPr>
+      <w:r>
+        <w:rPr>
+          <w:sz w:val="20"/>
+          <w:szCs w:val="20"/>
+        </w:rPr>
+        <w:t xml:space="preserve">• The points (1,2),(2,4),(3,7) are NOT proportional because ___.</w:t>
+      </w:r>
+    </w:p>
+    <w:p>
+      <w:pPr>
+        <w:spacing w:after="60"/>
+      </w:pPr>
+      <w:r>
+        <w:rPr>
+          <w:b/>
+          <w:bCs/>
+          <w:color w:val="12355B"/>
+          <w:sz w:val="21"/>
+          <w:szCs w:val="21"/>
+        </w:rPr>
+        <w:t xml:space="preserve">3. [Connect] </w:t>
+      </w:r>
+      <w:r>
+        <w:rPr>
+          <w:b/>
+          <w:bCs/>
+          <w:sz w:val="21"/>
+          <w:szCs w:val="21"/>
+        </w:rPr>
+        <w:t xml:space="preserve">The food truck plots tacos vs. salsa and gets a straight line. What does that graph tell the owner about preparing salsa for ANY number of tacos?</w:t>
+      </w:r>
+    </w:p>
+    <w:p>
+      <w:pPr>
+        <w:spacing w:after="60"/>
+      </w:pPr>
+      <w:r>
+        <w:rPr>
+          <w:b/>
+          <w:bCs/>
+          <w:color w:val="1FA6A2"/>
+          <w:sz w:val="20"/>
+          <w:szCs w:val="20"/>
+        </w:rPr>
+        <w:t xml:space="preserve">Level 1 — Start here: </w:t>
+      </w:r>
+      <w:r>
+        <w:rPr>
+          <w:sz w:val="20"/>
+          <w:szCs w:val="20"/>
+        </w:rPr>
+        <w:t xml:space="preserve">The straight line lets the owner predict salsa for any taco amount.</w:t>
+      </w:r>
+    </w:p>
+    <w:p>
+      <w:pPr>
+        <w:spacing w:after="60"/>
+      </w:pPr>
+      <w:r>
+        <w:rPr>
+          <w:sz w:val="21"/>
+          <w:szCs w:val="21"/>
+        </w:rPr>
+        <w:t xml:space="preserve">This is like our graphing work because ___ and ___ are related by ___.</w:t>
+      </w:r>
+      <w:r>
+        <w:rPr>
+          <w:i/>
+          <w:iCs/>
+          <w:color w:val="5F6F80"/>
+          <w:sz w:val="19"/>
+          <w:szCs w:val="19"/>
+        </w:rPr>
+        <w:br/>
+        <w:t xml:space="preserve">
+Esto es como nuestro trabajo con gráficas porque ___ y ___ se relacionan por ___.</w:t>
+      </w:r>
+    </w:p>
+    <w:p>
+      <w:pPr>
+        <w:spacing w:after="60"/>
+      </w:pPr>
+      <w:r>
+        <w:rPr>
+          <w:sz w:val="21"/>
+          <w:szCs w:val="21"/>
+        </w:rPr>
+        <w:t xml:space="preserve">The graph lets the owner predict ___.</w:t>
+      </w:r>
+      <w:r>
+        <w:rPr>
+          <w:i/>
+          <w:iCs/>
+          <w:color w:val="5F6F80"/>
+          <w:sz w:val="19"/>
+          <w:szCs w:val="19"/>
+        </w:rPr>
+        <w:br/>
+        <w:t xml:space="preserve">
+La gráfica permite al dueño predecir ___.</w:t>
+      </w:r>
+    </w:p>
+    <w:p>
+      <w:pPr>
+        <w:spacing w:after="60"/>
+      </w:pPr>
+      <w:r>
+        <w:rPr>
+          <w:b/>
+          <w:bCs/>
+          <w:color w:val="12355B"/>
+          <w:sz w:val="20"/>
+          <w:szCs w:val="20"/>
+        </w:rPr>
+        <w:t xml:space="preserve">Word bank: </w:t>
+      </w:r>
+      <w:r>
+        <w:rPr>
+          <w:color w:val="1FA6A2"/>
+          <w:sz w:val="20"/>
+          <w:szCs w:val="20"/>
+        </w:rPr>
+        <w:t xml:space="preserve">Coordinate plane, Ordered pair, Proportional, Origin</w:t>
+      </w:r>
+    </w:p>
+    <w:p>
+      <w:pPr>
+        <w:spacing w:after="60"/>
+      </w:pPr>
+      <w:r>
+        <w:rPr>
+          <w:b/>
+          <w:bCs/>
+          <w:color w:val="12355B"/>
+          <w:sz w:val="19"/>
+          <w:szCs w:val="19"/>
+        </w:rPr>
+        <w:t xml:space="preserve">Listen for: </w:t>
+      </w:r>
+      <w:r>
+        <w:rPr>
+          <w:i/>
+          <w:iCs/>
+          <w:color w:val="5F6F80"/>
+          <w:sz w:val="19"/>
+          <w:szCs w:val="19"/>
+        </w:rPr>
+        <w:t xml:space="preserve">A strong answer says the proportional line lets the owner read off (or extend to) salsa amounts for taco counts not in the table.</w:t>
+      </w:r>
+    </w:p>
+    <w:p>
+      <w:pPr>
+        <w:spacing w:after="60"/>
+      </w:pPr>
+      <w:r>
+        <w:rPr>
+          <w:b/>
+          <w:bCs/>
+          <w:color w:val="9A6B12"/>
+          <w:sz w:val="20"/>
+          <w:szCs w:val="20"/>
+        </w:rPr>
+        <w:t xml:space="preserve">Level 2: </w:t>
+      </w:r>
+      <w:r>
+        <w:rPr>
+          <w:sz w:val="20"/>
+          <w:szCs w:val="20"/>
+        </w:rPr>
+        <w:t xml:space="preserve">Generalize: if the food-truck line were steeper than another truck's line, what would that tell you about how much salsa each truck uses per taco?</w:t>
+      </w:r>
+    </w:p>
+    <w:p>
+      <w:pPr>
+        <w:spacing w:after="60"/>
+        <w:ind w:left="360"/>
+      </w:pPr>
+      <w:r>
+        <w:rPr>
+          <w:sz w:val="20"/>
+          <w:szCs w:val="20"/>
+        </w:rPr>
+        <w:t xml:space="preserve">• A steeper line means ___ salsa per taco because ___.</w:t>
+      </w:r>
+    </w:p>
+    <w:p>
+      <w:pPr>
+        <w:spacing w:after="60"/>
+        <w:ind w:left="360"/>
+      </w:pPr>
+      <w:r>
+        <w:rPr>
+          <w:sz w:val="20"/>
+          <w:szCs w:val="20"/>
+        </w:rPr>
+        <w:t xml:space="preserve">• I can compare the two trucks by looking at ___.</w:t>
+      </w:r>
+    </w:p>
+    <w:p>
+      <w:pPr>
+        <w:pStyle w:val="Heading2"/>
+        <w:pBdr>
+          <w:left w:val="single" w:color="1FA6A2" w:sz="18" w:space="8"/>
+        </w:pBdr>
+        <w:spacing w:after="100" w:before="200"/>
+      </w:pPr>
+      <w:r>
+        <w:rPr>
+          <w:b/>
+          <w:bCs/>
           <w:color w:val="9A6B12"/>
           <w:sz w:val="26"/>
           <w:szCs w:val="26"/>
@@ -935,7 +1539,7 @@
           <w:sz w:val="21"/>
           <w:szCs w:val="21"/>
         </w:rPr>
-        <w:t xml:space="preserve">The points make a ___.</w:t>
+        <w:t xml:space="preserve">I will put ___ on the x-axis and ___ on the y-axis.</w:t>
       </w:r>
       <w:r>
         <w:rPr>
@@ -947,19 +1551,19 @@
         </w:rPr>
         <w:br/>
         <w:t xml:space="preserve">
-Los puntos forman una ___.</w:t>
-      </w:r>
-    </w:p>
-    <w:p>
-      <w:pPr>
-        <w:spacing w:after="60"/>
-      </w:pPr>
-      <w:r>
-        <w:rPr>
-          <w:sz w:val="21"/>
-          <w:szCs w:val="21"/>
-        </w:rPr>
-        <w:t xml:space="preserve">As ___ goes up, ___ goes up by ___.</w:t>
+Pondré ___ en el eje x y ___ en el eje y.</w:t>
+      </w:r>
+    </w:p>
+    <w:p>
+      <w:pPr>
+        <w:spacing w:after="60"/>
+      </w:pPr>
+      <w:r>
+        <w:rPr>
+          <w:sz w:val="21"/>
+          <w:szCs w:val="21"/>
+        </w:rPr>
+        <w:t xml:space="preserve">I predict the points will form a ___.</w:t>
       </w:r>
       <w:r>
         <w:rPr>
@@ -971,19 +1575,19 @@
         </w:rPr>
         <w:br/>
         <w:t xml:space="preserve">
-Cuando ___ sube, ___ sube en ___.</w:t>
-      </w:r>
-    </w:p>
-    <w:p>
-      <w:pPr>
-        <w:spacing w:after="60"/>
-      </w:pPr>
-      <w:r>
-        <w:rPr>
-          <w:sz w:val="21"/>
-          <w:szCs w:val="21"/>
-        </w:rPr>
-        <w:t xml:space="preserve">The graph shows ___.</w:t>
+Predigo que los puntos formarán una ___.</w:t>
+      </w:r>
+    </w:p>
+    <w:p>
+      <w:pPr>
+        <w:spacing w:after="60"/>
+      </w:pPr>
+      <w:r>
+        <w:rPr>
+          <w:sz w:val="21"/>
+          <w:szCs w:val="21"/>
+        </w:rPr>
+        <w:t xml:space="preserve">The points form a ___ through the ___.</w:t>
       </w:r>
       <w:r>
         <w:rPr>
@@ -995,7 +1599,7 @@
         </w:rPr>
         <w:br/>
         <w:t xml:space="preserve">
-La gráfica muestra ___.</w:t>
+Los puntos forman una ___ que pasa por el ___.</w:t>
       </w:r>
     </w:p>
     <w:p>

--- a/lessons/3-3/downloads/3-3-notes.docx
+++ b/lessons/3-3/downloads/3-3-notes.docx
@@ -437,6 +437,43 @@
       </w:pPr>
       <w:r>
         <w:rPr>
+          <w:b/>
+          <w:bCs/>
+          <w:color w:val="1FA6A2"/>
+          <w:sz w:val="20"/>
+          <w:szCs w:val="20"/>
+        </w:rPr>
+        <w:t xml:space="preserve">Hint (optional): </w:t>
+      </w:r>
+      <w:r>
+        <w:rPr>
+          <w:sz w:val="20"/>
+          <w:szCs w:val="20"/>
+        </w:rPr>
+        <w:t xml:space="preserve">Try starting with the word "Coordinate plane" or "Ordered pair". Re-read the question and underline what it is asking you to compare or find. Use one number or word from the problem as your evidence.</w:t>
+      </w:r>
+    </w:p>
+    <w:p>
+      <w:pPr>
+        <w:spacing w:after="60"/>
+      </w:pPr>
+      <w:r>
+        <w:rPr>
+          <w:b/>
+          <w:bCs/>
+          <w:color w:val="12355B"/>
+          <w:sz w:val="19"/>
+          <w:szCs w:val="19"/>
+        </w:rPr>
+        <w:t xml:space="preserve">Sentence starters (optional)</w:t>
+      </w:r>
+    </w:p>
+    <w:p>
+      <w:pPr>
+        <w:spacing w:after="60"/>
+      </w:pPr>
+      <w:r>
+        <w:rPr>
           <w:sz w:val="21"/>
           <w:szCs w:val="21"/>
         </w:rPr>
@@ -627,6 +664,43 @@
       </w:pPr>
       <w:r>
         <w:rPr>
+          <w:b/>
+          <w:bCs/>
+          <w:color w:val="1FA6A2"/>
+          <w:sz w:val="20"/>
+          <w:szCs w:val="20"/>
+        </w:rPr>
+        <w:t xml:space="preserve">Hint (optional): </w:t>
+      </w:r>
+      <w:r>
+        <w:rPr>
+          <w:sz w:val="20"/>
+          <w:szCs w:val="20"/>
+        </w:rPr>
+        <w:t xml:space="preserve">Try starting with the word "Coordinate plane" or "Ordered pair". Re-read the question and underline what it is asking you to compare or find. Use one number or word from the problem as your evidence.</w:t>
+      </w:r>
+    </w:p>
+    <w:p>
+      <w:pPr>
+        <w:spacing w:after="60"/>
+      </w:pPr>
+      <w:r>
+        <w:rPr>
+          <w:b/>
+          <w:bCs/>
+          <w:color w:val="12355B"/>
+          <w:sz w:val="19"/>
+          <w:szCs w:val="19"/>
+        </w:rPr>
+        <w:t xml:space="preserve">Sentence starters (optional)</w:t>
+      </w:r>
+    </w:p>
+    <w:p>
+      <w:pPr>
+        <w:spacing w:after="60"/>
+      </w:pPr>
+      <w:r>
+        <w:rPr>
           <w:sz w:val="21"/>
           <w:szCs w:val="21"/>
         </w:rPr>
@@ -809,6 +883,43 @@
           <w:szCs w:val="20"/>
         </w:rPr>
         <w:t xml:space="preserve">The straight line lets the owner predict salsa for any taco amount.</w:t>
+      </w:r>
+    </w:p>
+    <w:p>
+      <w:pPr>
+        <w:spacing w:after="60"/>
+      </w:pPr>
+      <w:r>
+        <w:rPr>
+          <w:b/>
+          <w:bCs/>
+          <w:color w:val="1FA6A2"/>
+          <w:sz w:val="20"/>
+          <w:szCs w:val="20"/>
+        </w:rPr>
+        <w:t xml:space="preserve">Hint (optional): </w:t>
+      </w:r>
+      <w:r>
+        <w:rPr>
+          <w:sz w:val="20"/>
+          <w:szCs w:val="20"/>
+        </w:rPr>
+        <w:t xml:space="preserve">Try starting with the word "Coordinate plane" or "Ordered pair". Re-read the question and underline what it is asking you to compare or find. Use one number or word from the problem as your evidence.</w:t>
+      </w:r>
+    </w:p>
+    <w:p>
+      <w:pPr>
+        <w:spacing w:after="60"/>
+      </w:pPr>
+      <w:r>
+        <w:rPr>
+          <w:b/>
+          <w:bCs/>
+          <w:color w:val="12355B"/>
+          <w:sz w:val="19"/>
+          <w:szCs w:val="19"/>
+        </w:rPr>
+        <w:t xml:space="preserve">Sentence starters (optional)</w:t>
       </w:r>
     </w:p>
     <w:p>

--- a/lessons/3-3/downloads/3-3-notes.docx
+++ b/lessons/3-3/downloads/3-3-notes.docx
@@ -97,6 +97,69 @@
       </w:pPr>
       <w:r>
         <w:rPr>
+          <w:i/>
+          <w:iCs/>
+          <w:color w:val="5F6F80"/>
+          <w:sz w:val="19"/>
+          <w:szCs w:val="19"/>
+        </w:rPr>
+        <w:t xml:space="preserve">Picture first, then the word, then a plain-language meaning.</w:t>
+      </w:r>
+    </w:p>
+    <w:p>
+      <w:pPr>
+        <w:keepNext/>
+        <w:spacing w:after="20" w:before="120"/>
+        <w:jc w:val="center"/>
+      </w:pPr>
+      <w:r>
+        <w:drawing>
+          <wp:inline distT="0" distB="0" distL="0" distR="0">
+            <wp:extent cx="1238250" cy="933450"/>
+            <wp:effectExtent t="0" r="0" b="0" l="0"/>
+            <wp:docPr id="1" name="" descr="" title=""/>
+            <wp:cNvGraphicFramePr>
+              <a:graphicFrameLocks xmlns:a="http://schemas.openxmlformats.org/drawingml/2006/main" noChangeAspect="1"/>
+            </wp:cNvGraphicFramePr>
+            <a:graphic xmlns:a="http://schemas.openxmlformats.org/drawingml/2006/main">
+              <a:graphicData uri="http://schemas.openxmlformats.org/drawingml/2006/picture">
+                <pic:pic xmlns:pic="http://schemas.openxmlformats.org/drawingml/2006/picture">
+                  <pic:nvPicPr>
+                    <pic:cNvPr id="0" name="" descr=""/>
+                    <pic:cNvPicPr>
+                      <a:picLocks noChangeAspect="1" noChangeArrowheads="1"/>
+                    </pic:cNvPicPr>
+                  </pic:nvPicPr>
+                  <pic:blipFill>
+                    <a:blip r:embed="rId9" cstate="none"/>
+                    <a:srcRect/>
+                    <a:stretch>
+                      <a:fillRect/>
+                    </a:stretch>
+                  </pic:blipFill>
+                  <pic:spPr bwMode="auto">
+                    <a:xfrm>
+                      <a:off x="0" y="0"/>
+                      <a:ext cx="1238250" cy="933450"/>
+                    </a:xfrm>
+                    <a:prstGeom prst="rect">
+                      <a:avLst/>
+                    </a:prstGeom>
+                  </pic:spPr>
+                </pic:pic>
+              </a:graphicData>
+            </a:graphic>
+          </wp:inline>
+        </w:drawing>
+      </w:r>
+    </w:p>
+    <w:p>
+      <w:pPr>
+        <w:keepNext/>
+        <w:spacing w:after="20"/>
+      </w:pPr>
+      <w:r>
+        <w:rPr>
           <w:b/>
           <w:bCs/>
           <w:color w:val="12355B"/>
@@ -118,7 +181,7 @@
     </w:p>
     <w:p>
       <w:pPr>
-        <w:spacing w:after="60"/>
+        <w:spacing w:after="160"/>
       </w:pPr>
       <w:r>
         <w:rPr>
@@ -130,22 +193,55 @@
     </w:p>
     <w:p>
       <w:pPr>
-        <w:spacing w:after="60"/>
-      </w:pPr>
-      <w:r>
-        <w:rPr>
-          <w:i/>
-          <w:iCs/>
-          <w:color w:val="5F6F80"/>
-          <w:sz w:val="19"/>
-          <w:szCs w:val="19"/>
-        </w:rPr>
-        <w:t xml:space="preserve">A + shape made by two number lines crossing at the center point (0, 0)</w:t>
-      </w:r>
-    </w:p>
-    <w:p>
-      <w:pPr>
-        <w:spacing w:after="60"/>
+        <w:keepNext/>
+        <w:spacing w:after="20" w:before="120"/>
+        <w:jc w:val="center"/>
+      </w:pPr>
+      <w:r>
+        <w:drawing>
+          <wp:inline distT="0" distB="0" distL="0" distR="0">
+            <wp:extent cx="1238250" cy="933450"/>
+            <wp:effectExtent t="0" r="0" b="0" l="0"/>
+            <wp:docPr id="1" name="" descr="" title=""/>
+            <wp:cNvGraphicFramePr>
+              <a:graphicFrameLocks xmlns:a="http://schemas.openxmlformats.org/drawingml/2006/main" noChangeAspect="1"/>
+            </wp:cNvGraphicFramePr>
+            <a:graphic xmlns:a="http://schemas.openxmlformats.org/drawingml/2006/main">
+              <a:graphicData uri="http://schemas.openxmlformats.org/drawingml/2006/picture">
+                <pic:pic xmlns:pic="http://schemas.openxmlformats.org/drawingml/2006/picture">
+                  <pic:nvPicPr>
+                    <pic:cNvPr id="0" name="" descr=""/>
+                    <pic:cNvPicPr>
+                      <a:picLocks noChangeAspect="1" noChangeArrowheads="1"/>
+                    </pic:cNvPicPr>
+                  </pic:nvPicPr>
+                  <pic:blipFill>
+                    <a:blip r:embed="rId10" cstate="none"/>
+                    <a:srcRect/>
+                    <a:stretch>
+                      <a:fillRect/>
+                    </a:stretch>
+                  </pic:blipFill>
+                  <pic:spPr bwMode="auto">
+                    <a:xfrm>
+                      <a:off x="0" y="0"/>
+                      <a:ext cx="1238250" cy="933450"/>
+                    </a:xfrm>
+                    <a:prstGeom prst="rect">
+                      <a:avLst/>
+                    </a:prstGeom>
+                  </pic:spPr>
+                </pic:pic>
+              </a:graphicData>
+            </a:graphic>
+          </wp:inline>
+        </w:drawing>
+      </w:r>
+    </w:p>
+    <w:p>
+      <w:pPr>
+        <w:keepNext/>
+        <w:spacing w:after="20"/>
       </w:pPr>
       <w:r>
         <w:rPr>
@@ -170,7 +266,7 @@
     </w:p>
     <w:p>
       <w:pPr>
-        <w:spacing w:after="60"/>
+        <w:spacing w:after="160"/>
       </w:pPr>
       <w:r>
         <w:rPr>
@@ -182,22 +278,55 @@
     </w:p>
     <w:p>
       <w:pPr>
-        <w:spacing w:after="60"/>
-      </w:pPr>
-      <w:r>
-        <w:rPr>
-          <w:i/>
-          <w:iCs/>
-          <w:color w:val="5F6F80"/>
-          <w:sz w:val="19"/>
-          <w:szCs w:val="19"/>
-        </w:rPr>
-        <w:t xml:space="preserve">(3, 6) means go right 3, up 6</w:t>
-      </w:r>
-    </w:p>
-    <w:p>
-      <w:pPr>
-        <w:spacing w:after="60"/>
+        <w:keepNext/>
+        <w:spacing w:after="20" w:before="120"/>
+        <w:jc w:val="center"/>
+      </w:pPr>
+      <w:r>
+        <w:drawing>
+          <wp:inline distT="0" distB="0" distL="0" distR="0">
+            <wp:extent cx="1238250" cy="933450"/>
+            <wp:effectExtent t="0" r="0" b="0" l="0"/>
+            <wp:docPr id="1" name="" descr="" title=""/>
+            <wp:cNvGraphicFramePr>
+              <a:graphicFrameLocks xmlns:a="http://schemas.openxmlformats.org/drawingml/2006/main" noChangeAspect="1"/>
+            </wp:cNvGraphicFramePr>
+            <a:graphic xmlns:a="http://schemas.openxmlformats.org/drawingml/2006/main">
+              <a:graphicData uri="http://schemas.openxmlformats.org/drawingml/2006/picture">
+                <pic:pic xmlns:pic="http://schemas.openxmlformats.org/drawingml/2006/picture">
+                  <pic:nvPicPr>
+                    <pic:cNvPr id="0" name="" descr=""/>
+                    <pic:cNvPicPr>
+                      <a:picLocks noChangeAspect="1" noChangeArrowheads="1"/>
+                    </pic:cNvPicPr>
+                  </pic:nvPicPr>
+                  <pic:blipFill>
+                    <a:blip r:embed="rId11" cstate="none"/>
+                    <a:srcRect/>
+                    <a:stretch>
+                      <a:fillRect/>
+                    </a:stretch>
+                  </pic:blipFill>
+                  <pic:spPr bwMode="auto">
+                    <a:xfrm>
+                      <a:off x="0" y="0"/>
+                      <a:ext cx="1238250" cy="933450"/>
+                    </a:xfrm>
+                    <a:prstGeom prst="rect">
+                      <a:avLst/>
+                    </a:prstGeom>
+                  </pic:spPr>
+                </pic:pic>
+              </a:graphicData>
+            </a:graphic>
+          </wp:inline>
+        </w:drawing>
+      </w:r>
+    </w:p>
+    <w:p>
+      <w:pPr>
+        <w:keepNext/>
+        <w:spacing w:after="20"/>
       </w:pPr>
       <w:r>
         <w:rPr>
@@ -222,7 +351,7 @@
     </w:p>
     <w:p>
       <w:pPr>
-        <w:spacing w:after="60"/>
+        <w:spacing w:after="160"/>
       </w:pPr>
       <w:r>
         <w:rPr>
@@ -234,22 +363,55 @@
     </w:p>
     <w:p>
       <w:pPr>
-        <w:spacing w:after="60"/>
-      </w:pPr>
-      <w:r>
-        <w:rPr>
-          <w:i/>
-          <w:iCs/>
-          <w:color w:val="5F6F80"/>
-          <w:sz w:val="19"/>
-          <w:szCs w:val="19"/>
-        </w:rPr>
-        <w:t xml:space="preserve">(1,2), (2,4), (3,6) all line up</w:t>
-      </w:r>
-    </w:p>
-    <w:p>
-      <w:pPr>
-        <w:spacing w:after="60"/>
+        <w:keepNext/>
+        <w:spacing w:after="20" w:before="120"/>
+        <w:jc w:val="center"/>
+      </w:pPr>
+      <w:r>
+        <w:drawing>
+          <wp:inline distT="0" distB="0" distL="0" distR="0">
+            <wp:extent cx="1238250" cy="933450"/>
+            <wp:effectExtent t="0" r="0" b="0" l="0"/>
+            <wp:docPr id="1" name="" descr="" title=""/>
+            <wp:cNvGraphicFramePr>
+              <a:graphicFrameLocks xmlns:a="http://schemas.openxmlformats.org/drawingml/2006/main" noChangeAspect="1"/>
+            </wp:cNvGraphicFramePr>
+            <a:graphic xmlns:a="http://schemas.openxmlformats.org/drawingml/2006/main">
+              <a:graphicData uri="http://schemas.openxmlformats.org/drawingml/2006/picture">
+                <pic:pic xmlns:pic="http://schemas.openxmlformats.org/drawingml/2006/picture">
+                  <pic:nvPicPr>
+                    <pic:cNvPr id="0" name="" descr=""/>
+                    <pic:cNvPicPr>
+                      <a:picLocks noChangeAspect="1" noChangeArrowheads="1"/>
+                    </pic:cNvPicPr>
+                  </pic:nvPicPr>
+                  <pic:blipFill>
+                    <a:blip r:embed="rId12" cstate="none"/>
+                    <a:srcRect/>
+                    <a:stretch>
+                      <a:fillRect/>
+                    </a:stretch>
+                  </pic:blipFill>
+                  <pic:spPr bwMode="auto">
+                    <a:xfrm>
+                      <a:off x="0" y="0"/>
+                      <a:ext cx="1238250" cy="933450"/>
+                    </a:xfrm>
+                    <a:prstGeom prst="rect">
+                      <a:avLst/>
+                    </a:prstGeom>
+                  </pic:spPr>
+                </pic:pic>
+              </a:graphicData>
+            </a:graphic>
+          </wp:inline>
+        </w:drawing>
+      </w:r>
+    </w:p>
+    <w:p>
+      <w:pPr>
+        <w:keepNext/>
+        <w:spacing w:after="20"/>
       </w:pPr>
       <w:r>
         <w:rPr>
@@ -274,7 +436,7 @@
     </w:p>
     <w:p>
       <w:pPr>
-        <w:spacing w:after="60"/>
+        <w:spacing w:after="160"/>
       </w:pPr>
       <w:r>
         <w:rPr>
@@ -286,22 +448,55 @@
     </w:p>
     <w:p>
       <w:pPr>
-        <w:spacing w:after="60"/>
-      </w:pPr>
-      <w:r>
-        <w:rPr>
-          <w:i/>
-          <w:iCs/>
-          <w:color w:val="5F6F80"/>
-          <w:sz w:val="19"/>
-          <w:szCs w:val="19"/>
-        </w:rPr>
-        <w:t xml:space="preserve">A straight line from (0,0) through (2,6) and (4,12)</w:t>
-      </w:r>
-    </w:p>
-    <w:p>
-      <w:pPr>
-        <w:spacing w:after="60"/>
+        <w:keepNext/>
+        <w:spacing w:after="20" w:before="120"/>
+        <w:jc w:val="center"/>
+      </w:pPr>
+      <w:r>
+        <w:drawing>
+          <wp:inline distT="0" distB="0" distL="0" distR="0">
+            <wp:extent cx="1238250" cy="933450"/>
+            <wp:effectExtent t="0" r="0" b="0" l="0"/>
+            <wp:docPr id="1" name="" descr="" title=""/>
+            <wp:cNvGraphicFramePr>
+              <a:graphicFrameLocks xmlns:a="http://schemas.openxmlformats.org/drawingml/2006/main" noChangeAspect="1"/>
+            </wp:cNvGraphicFramePr>
+            <a:graphic xmlns:a="http://schemas.openxmlformats.org/drawingml/2006/main">
+              <a:graphicData uri="http://schemas.openxmlformats.org/drawingml/2006/picture">
+                <pic:pic xmlns:pic="http://schemas.openxmlformats.org/drawingml/2006/picture">
+                  <pic:nvPicPr>
+                    <pic:cNvPr id="0" name="" descr=""/>
+                    <pic:cNvPicPr>
+                      <a:picLocks noChangeAspect="1" noChangeArrowheads="1"/>
+                    </pic:cNvPicPr>
+                  </pic:nvPicPr>
+                  <pic:blipFill>
+                    <a:blip r:embed="rId13" cstate="none"/>
+                    <a:srcRect/>
+                    <a:stretch>
+                      <a:fillRect/>
+                    </a:stretch>
+                  </pic:blipFill>
+                  <pic:spPr bwMode="auto">
+                    <a:xfrm>
+                      <a:off x="0" y="0"/>
+                      <a:ext cx="1238250" cy="933450"/>
+                    </a:xfrm>
+                    <a:prstGeom prst="rect">
+                      <a:avLst/>
+                    </a:prstGeom>
+                  </pic:spPr>
+                </pic:pic>
+              </a:graphicData>
+            </a:graphic>
+          </wp:inline>
+        </w:drawing>
+      </w:r>
+    </w:p>
+    <w:p>
+      <w:pPr>
+        <w:keepNext/>
+        <w:spacing w:after="20"/>
       </w:pPr>
       <w:r>
         <w:rPr>
@@ -326,7 +521,7 @@
     </w:p>
     <w:p>
       <w:pPr>
-        <w:spacing w:after="60"/>
+        <w:spacing w:after="160"/>
       </w:pPr>
       <w:r>
         <w:rPr>
@@ -334,21 +529,6 @@
           <w:szCs w:val="21"/>
         </w:rPr>
         <w:t xml:space="preserve">The point (0, 0) where the two grid lines cross.</w:t>
-      </w:r>
-    </w:p>
-    <w:p>
-      <w:pPr>
-        <w:spacing w:after="60"/>
-      </w:pPr>
-      <w:r>
-        <w:rPr>
-          <w:i/>
-          <w:iCs/>
-          <w:color w:val="5F6F80"/>
-          <w:sz w:val="19"/>
-          <w:szCs w:val="19"/>
-        </w:rPr>
-        <w:t xml:space="preserve">The starting corner of the grid at (0, 0)</w:t>
       </w:r>
     </w:p>
     <w:p>

--- a/lessons/3-3/downloads/3-3-notes.docx
+++ b/lessons/3-3/downloads/3-3-notes.docx
@@ -1208,7 +1208,7 @@
           <w:sz w:val="24"/>
           <w:szCs w:val="24"/>
         </w:rPr>
-        <w:t xml:space="preserve">Try the Model</w:t>
+        <w:t xml:space="preserve">Solved Example</w:t>
       </w:r>
       <w:r>
         <w:rPr>
@@ -1218,90 +1218,174 @@
           <w:sz w:val="19"/>
           <w:szCs w:val="19"/>
         </w:rPr>
-        <w:t xml:space="preserve">   step through it together</w:t>
-      </w:r>
-    </w:p>
-    <w:p>
-      <w:pPr>
-        <w:spacing w:after="80"/>
-      </w:pPr>
-      <w:r>
-        <w:rPr>
-          <w:sz w:val="21"/>
-          <w:szCs w:val="21"/>
-        </w:rPr>
-        <w:t xml:space="preserve">The ratio table shows sundaes to ounces of chocolate sauce (1 sundae = 2 oz). Plot each ordered pair on the coordinate grid.</w:t>
-      </w:r>
-    </w:p>
-    <w:p>
-      <w:pPr>
+        <w:t xml:space="preserve">   I Do — watch each step</w:t>
+      </w:r>
+    </w:p>
+    <w:p>
+      <w:pPr>
+        <w:keepNext/>
         <w:spacing w:after="40"/>
       </w:pPr>
       <w:r>
-        <w:t xml:space="preserve"/>
-      </w:r>
-    </w:p>
-    <w:tbl>
-      <w:tblPr>
-        <w:tblW w:type="pct" w:w="100%"/>
-        <w:tblBorders>
-          <w:top w:val="single" w:color="C7D2DD" w:sz="6"/>
-          <w:left w:val="single" w:color="C7D2DD" w:sz="6"/>
-          <w:bottom w:val="single" w:color="C7D2DD" w:sz="6"/>
-          <w:right w:val="single" w:color="C7D2DD" w:sz="6"/>
-          <w:insideH w:val="single" w:color="auto" w:sz="4"/>
-          <w:insideV w:val="single" w:color="auto" w:sz="4"/>
-        </w:tblBorders>
-      </w:tblPr>
-      <w:tblGrid>
-        <w:gridCol w:w="100"/>
-      </w:tblGrid>
-      <w:tr>
-        <w:tc>
-          <w:tcPr>
-            <w:shd w:fill="E6F4F3" w:color="auto" w:val="clear"/>
-            <w:tcMar>
-              <w:top w:type="dxa" w:w="60"/>
-              <w:left w:type="dxa" w:w="120"/>
-              <w:bottom w:type="dxa" w:w="60"/>
-              <w:right w:type="dxa" w:w="120"/>
-            </w:tcMar>
-          </w:tcPr>
-          <w:p>
-            <w:pPr>
-              <w:spacing w:after="0" w:line="320"/>
-            </w:pPr>
-            <w:r>
-              <w:t xml:space="preserve"/>
-            </w:r>
-          </w:p>
-          <w:p>
-            <w:pPr>
-              <w:spacing w:after="0" w:line="320"/>
-            </w:pPr>
-            <w:r>
-              <w:t xml:space="preserve"/>
-            </w:r>
-          </w:p>
-          <w:p>
-            <w:pPr>
-              <w:spacing w:after="0" w:line="320"/>
-            </w:pPr>
-            <w:r>
-              <w:t xml:space="preserve"/>
-            </w:r>
-          </w:p>
-          <w:p>
-            <w:pPr>
-              <w:spacing w:after="0" w:line="320"/>
-            </w:pPr>
-            <w:r>
-              <w:t xml:space="preserve"/>
-            </w:r>
-          </w:p>
-        </w:tc>
-      </w:tr>
-    </w:tbl>
+        <w:rPr>
+          <w:b/>
+          <w:bCs/>
+          <w:color w:val="12355B"/>
+          <w:sz w:val="21"/>
+          <w:szCs w:val="21"/>
+        </w:rPr>
+        <w:t xml:space="preserve">Problem:  </w:t>
+      </w:r>
+      <w:r>
+        <w:rPr>
+          <w:sz w:val="21"/>
+          <w:szCs w:val="21"/>
+        </w:rPr>
+        <w:t xml:space="preserve">A ratio table shows (2, 6), (4, 12), and (6, 18). Which ordered pair comes next if the pattern continues?</w:t>
+      </w:r>
+    </w:p>
+    <w:p>
+      <w:pPr>
+        <w:spacing w:after="30"/>
+        <w:ind w:left="420"/>
+      </w:pPr>
+      <w:r>
+        <w:rPr>
+          <w:sz w:val="20"/>
+          <w:szCs w:val="20"/>
+        </w:rPr>
+        <w:t xml:space="preserve">A)  (8, 24)</w:t>
+      </w:r>
+    </w:p>
+    <w:p>
+      <w:pPr>
+        <w:spacing w:after="30"/>
+        <w:ind w:left="420"/>
+      </w:pPr>
+      <w:r>
+        <w:rPr>
+          <w:sz w:val="20"/>
+          <w:szCs w:val="20"/>
+        </w:rPr>
+        <w:t xml:space="preserve">B)  (7, 20)</w:t>
+      </w:r>
+    </w:p>
+    <w:p>
+      <w:pPr>
+        <w:spacing w:after="30"/>
+        <w:ind w:left="420"/>
+      </w:pPr>
+      <w:r>
+        <w:rPr>
+          <w:sz w:val="20"/>
+          <w:szCs w:val="20"/>
+        </w:rPr>
+        <w:t xml:space="preserve">C)  (8, 22)</w:t>
+      </w:r>
+    </w:p>
+    <w:p>
+      <w:pPr>
+        <w:spacing w:after="30"/>
+        <w:ind w:left="420"/>
+      </w:pPr>
+      <w:r>
+        <w:rPr>
+          <w:sz w:val="20"/>
+          <w:szCs w:val="20"/>
+        </w:rPr>
+        <w:t xml:space="preserve">D)  (10, 24)</w:t>
+      </w:r>
+    </w:p>
+    <w:p>
+      <w:pPr>
+        <w:spacing w:after="20" w:before="50"/>
+      </w:pPr>
+      <w:r>
+        <w:rPr>
+          <w:b/>
+          <w:bCs/>
+          <w:color w:val="1FA6A2"/>
+          <w:sz w:val="21"/>
+          <w:szCs w:val="21"/>
+        </w:rPr>
+        <w:t xml:space="preserve">Step 1:  </w:t>
+      </w:r>
+      <w:r>
+        <w:rPr>
+          <w:sz w:val="21"/>
+          <w:szCs w:val="21"/>
+        </w:rPr>
+        <w:t xml:space="preserve">The pattern adds 2 to x and 6 to y each time.</w:t>
+      </w:r>
+    </w:p>
+    <w:p>
+      <w:pPr>
+        <w:spacing w:after="20" w:before="50"/>
+      </w:pPr>
+      <w:r>
+        <w:rPr>
+          <w:b/>
+          <w:bCs/>
+          <w:color w:val="1FA6A2"/>
+          <w:sz w:val="21"/>
+          <w:szCs w:val="21"/>
+        </w:rPr>
+        <w:t xml:space="preserve">Step 2:  </w:t>
+      </w:r>
+      <w:r>
+        <w:rPr>
+          <w:sz w:val="21"/>
+          <w:szCs w:val="21"/>
+        </w:rPr>
+        <w:t xml:space="preserve">After (6, 18): x = 6+2 = 8, y = 18+6 = 24.</w:t>
+      </w:r>
+    </w:p>
+    <w:p>
+      <w:pPr>
+        <w:spacing w:after="20" w:before="50"/>
+      </w:pPr>
+      <w:r>
+        <w:rPr>
+          <w:b/>
+          <w:bCs/>
+          <w:color w:val="1FA6A2"/>
+          <w:sz w:val="21"/>
+          <w:szCs w:val="21"/>
+        </w:rPr>
+        <w:t xml:space="preserve">Step 3:  </w:t>
+      </w:r>
+      <w:r>
+        <w:rPr>
+          <w:sz w:val="21"/>
+          <w:szCs w:val="21"/>
+        </w:rPr>
+        <w:t xml:space="preserve">The next point is (8, 24).</w:t>
+      </w:r>
+    </w:p>
+    <w:p>
+      <w:pPr>
+        <w:spacing w:after="40" w:before="60"/>
+      </w:pPr>
+      <w:r>
+        <w:rPr>
+          <w:b/>
+          <w:bCs/>
+          <w:color w:val="12355B"/>
+          <w:sz w:val="21"/>
+          <w:szCs w:val="21"/>
+        </w:rPr>
+        <w:t xml:space="preserve">Answer:  </w:t>
+      </w:r>
+      <w:r>
+        <w:rPr>
+          <w:b/>
+          <w:bCs/>
+          <w:sz w:val="21"/>
+          <w:szCs w:val="21"/>
+        </w:rPr>
+        <w:t xml:space="preserve">A. (8, 24)</w:t>
+      </w:r>
+    </w:p>
     <w:p>
       <w:pPr>
         <w:pStyle w:val="Heading1"/>
@@ -1346,6 +1430,197 @@
           <w:szCs w:val="19"/>
         </w:rPr>
         <w:t xml:space="preserve">   We Do — work with your class</w:t>
+      </w:r>
+    </w:p>
+    <w:p>
+      <w:pPr>
+        <w:keepNext/>
+        <w:spacing w:after="40" w:before="40"/>
+      </w:pPr>
+      <w:r>
+        <w:rPr>
+          <w:b/>
+          <w:bCs/>
+          <w:color w:val="12355B"/>
+          <w:sz w:val="21"/>
+          <w:szCs w:val="21"/>
+        </w:rPr>
+        <w:t xml:space="preserve">Problem:  </w:t>
+      </w:r>
+      <w:r>
+        <w:rPr>
+          <w:sz w:val="21"/>
+          <w:szCs w:val="21"/>
+        </w:rPr>
+        <w:t xml:space="preserve">When you graph equivalent ratios, the points will always form what shape?</w:t>
+      </w:r>
+    </w:p>
+    <w:p>
+      <w:pPr>
+        <w:spacing w:after="30"/>
+        <w:ind w:left="420"/>
+      </w:pPr>
+      <w:r>
+        <w:rPr>
+          <w:sz w:val="20"/>
+          <w:szCs w:val="20"/>
+        </w:rPr>
+        <w:t xml:space="preserve">A)  A straight line through the origin</w:t>
+      </w:r>
+    </w:p>
+    <w:p>
+      <w:pPr>
+        <w:spacing w:after="30"/>
+        <w:ind w:left="420"/>
+      </w:pPr>
+      <w:r>
+        <w:rPr>
+          <w:sz w:val="20"/>
+          <w:szCs w:val="20"/>
+        </w:rPr>
+        <w:t xml:space="preserve">B)  A curved line</w:t>
+      </w:r>
+    </w:p>
+    <w:p>
+      <w:pPr>
+        <w:spacing w:after="30"/>
+        <w:ind w:left="420"/>
+      </w:pPr>
+      <w:r>
+        <w:rPr>
+          <w:sz w:val="20"/>
+          <w:szCs w:val="20"/>
+        </w:rPr>
+        <w:t xml:space="preserve">C)  A zigzag</w:t>
+      </w:r>
+    </w:p>
+    <w:p>
+      <w:pPr>
+        <w:spacing w:after="30"/>
+        <w:ind w:left="420"/>
+      </w:pPr>
+      <w:r>
+        <w:rPr>
+          <w:sz w:val="20"/>
+          <w:szCs w:val="20"/>
+        </w:rPr>
+        <w:t xml:space="preserve">D)  A circle</w:t>
+      </w:r>
+    </w:p>
+    <w:p>
+      <w:pPr>
+        <w:keepNext/>
+        <w:spacing w:after="0" w:before="50"/>
+      </w:pPr>
+      <w:r>
+        <w:rPr>
+          <w:b/>
+          <w:bCs/>
+          <w:color w:val="6B4FA0"/>
+          <w:sz w:val="21"/>
+          <w:szCs w:val="21"/>
+        </w:rPr>
+        <w:t xml:space="preserve">Step 1:</w:t>
+      </w:r>
+    </w:p>
+    <w:p>
+      <w:pPr>
+        <w:pBdr>
+          <w:bottom w:val="single" w:color="AFBECC" w:sz="6"/>
+        </w:pBdr>
+        <w:spacing w:after="30" w:before="150"/>
+      </w:pPr>
+      <w:r>
+        <w:t xml:space="preserve"/>
+      </w:r>
+    </w:p>
+    <w:p>
+      <w:pPr>
+        <w:keepNext/>
+        <w:spacing w:after="0" w:before="50"/>
+      </w:pPr>
+      <w:r>
+        <w:rPr>
+          <w:b/>
+          <w:bCs/>
+          <w:color w:val="6B4FA0"/>
+          <w:sz w:val="21"/>
+          <w:szCs w:val="21"/>
+        </w:rPr>
+        <w:t xml:space="preserve">Step 2:</w:t>
+      </w:r>
+    </w:p>
+    <w:p>
+      <w:pPr>
+        <w:pBdr>
+          <w:bottom w:val="single" w:color="AFBECC" w:sz="6"/>
+        </w:pBdr>
+        <w:spacing w:after="30" w:before="150"/>
+      </w:pPr>
+      <w:r>
+        <w:t xml:space="preserve"/>
+      </w:r>
+    </w:p>
+    <w:p>
+      <w:pPr>
+        <w:keepNext/>
+        <w:spacing w:after="0" w:before="50"/>
+      </w:pPr>
+      <w:r>
+        <w:rPr>
+          <w:b/>
+          <w:bCs/>
+          <w:color w:val="6B4FA0"/>
+          <w:sz w:val="21"/>
+          <w:szCs w:val="21"/>
+        </w:rPr>
+        <w:t xml:space="preserve">Step 3:</w:t>
+      </w:r>
+    </w:p>
+    <w:p>
+      <w:pPr>
+        <w:pBdr>
+          <w:bottom w:val="single" w:color="AFBECC" w:sz="6"/>
+        </w:pBdr>
+        <w:spacing w:after="30" w:before="150"/>
+      </w:pPr>
+      <w:r>
+        <w:t xml:space="preserve"/>
+      </w:r>
+    </w:p>
+    <w:p>
+      <w:pPr>
+        <w:keepNext/>
+        <w:spacing w:after="0" w:before="60"/>
+      </w:pPr>
+      <w:r>
+        <w:rPr>
+          <w:b/>
+          <w:bCs/>
+          <w:color w:val="12355B"/>
+          <w:sz w:val="21"/>
+          <w:szCs w:val="21"/>
+        </w:rPr>
+        <w:t xml:space="preserve">Answer:</w:t>
+      </w:r>
+    </w:p>
+    <w:p>
+      <w:pPr>
+        <w:pBdr>
+          <w:bottom w:val="single" w:color="AFBECC" w:sz="6"/>
+        </w:pBdr>
+        <w:spacing w:after="30" w:before="150"/>
+      </w:pPr>
+      <w:r>
+        <w:t xml:space="preserve"/>
+      </w:r>
+    </w:p>
+    <w:p>
+      <w:pPr>
+        <w:spacing w:after="80"/>
+      </w:pPr>
+      <w:r>
+        <w:t xml:space="preserve"/>
       </w:r>
     </w:p>
     <w:tbl>
@@ -1850,7 +2125,7 @@
           <w:sz w:val="21"/>
           <w:szCs w:val="21"/>
         </w:rPr>
-        <w:t xml:space="preserve">A ratio table shows (2, 6), (4, 12), and (6, 18). Which ordered pair comes next if the pattern continues?</w:t>
+        <w:t xml:space="preserve">A ratio table shows (2, 8), (3, 12), and (5, 20). What is the y-value when x = 7?</w:t>
       </w:r>
     </w:p>
     <w:p>
@@ -1863,7 +2138,7 @@
           <w:sz w:val="20"/>
           <w:szCs w:val="20"/>
         </w:rPr>
-        <w:t xml:space="preserve">A)  (8, 24)</w:t>
+        <w:t xml:space="preserve">A)  28</w:t>
       </w:r>
     </w:p>
     <w:p>
@@ -1876,7 +2151,7 @@
           <w:sz w:val="20"/>
           <w:szCs w:val="20"/>
         </w:rPr>
-        <w:t xml:space="preserve">B)  (7, 20)</w:t>
+        <w:t xml:space="preserve">B)  24</w:t>
       </w:r>
     </w:p>
     <w:p>
@@ -1889,7 +2164,7 @@
           <w:sz w:val="20"/>
           <w:szCs w:val="20"/>
         </w:rPr>
-        <w:t xml:space="preserve">C)  (8, 22)</w:t>
+        <w:t xml:space="preserve">C)  21</w:t>
       </w:r>
     </w:p>
     <w:p>
@@ -1902,7 +2177,7 @@
           <w:sz w:val="20"/>
           <w:szCs w:val="20"/>
         </w:rPr>
-        <w:t xml:space="preserve">D)  (10, 24)</w:t>
+        <w:t xml:space="preserve">D)  35</w:t>
       </w:r>
     </w:p>
     <w:p>
@@ -1980,7 +2255,7 @@
           <w:sz w:val="21"/>
           <w:szCs w:val="21"/>
         </w:rPr>
-        <w:t xml:space="preserve">When you graph equivalent ratios, the points will always form what shape?</w:t>
+        <w:t xml:space="preserve">Which point would NOT be on the graph of the ratio 1:5?</w:t>
       </w:r>
     </w:p>
     <w:p>
@@ -1993,7 +2268,7 @@
           <w:sz w:val="20"/>
           <w:szCs w:val="20"/>
         </w:rPr>
-        <w:t xml:space="preserve">A)  A straight line through the origin</w:t>
+        <w:t xml:space="preserve">A)  (3, 10)</w:t>
       </w:r>
     </w:p>
     <w:p>
@@ -2006,7 +2281,7 @@
           <w:sz w:val="20"/>
           <w:szCs w:val="20"/>
         </w:rPr>
-        <w:t xml:space="preserve">B)  A curved line</w:t>
+        <w:t xml:space="preserve">B)  (2, 10)</w:t>
       </w:r>
     </w:p>
     <w:p>
@@ -2019,7 +2294,7 @@
           <w:sz w:val="20"/>
           <w:szCs w:val="20"/>
         </w:rPr>
-        <w:t xml:space="preserve">C)  A zigzag</w:t>
+        <w:t xml:space="preserve">C)  (4, 20)</w:t>
       </w:r>
     </w:p>
     <w:p>
@@ -2032,7 +2307,7 @@
           <w:sz w:val="20"/>
           <w:szCs w:val="20"/>
         </w:rPr>
-        <w:t xml:space="preserve">D)  A circle</w:t>
+        <w:t xml:space="preserve">D)  (5, 25)</w:t>
       </w:r>
     </w:p>
     <w:p>
@@ -2110,7 +2385,7 @@
           <w:sz w:val="21"/>
           <w:szCs w:val="21"/>
         </w:rPr>
-        <w:t xml:space="preserve">A ratio table shows (2, 8), (3, 12), and (5, 20). What is the y-value when x = 7?</w:t>
+        <w:t xml:space="preserve">Points from a ratio table are plotted at (1, 4), (2, 8), and (3, 12). What is the ratio of y to x for each point?</w:t>
       </w:r>
     </w:p>
     <w:p>
@@ -2123,7 +2398,7 @@
           <w:sz w:val="20"/>
           <w:szCs w:val="20"/>
         </w:rPr>
-        <w:t xml:space="preserve">A)  28</w:t>
+        <w:t xml:space="preserve">A)  4:1</w:t>
       </w:r>
     </w:p>
     <w:p>
@@ -2136,7 +2411,7 @@
           <w:sz w:val="20"/>
           <w:szCs w:val="20"/>
         </w:rPr>
-        <w:t xml:space="preserve">B)  24</w:t>
+        <w:t xml:space="preserve">B)  1:4</w:t>
       </w:r>
     </w:p>
     <w:p>
@@ -2149,7 +2424,7 @@
           <w:sz w:val="20"/>
           <w:szCs w:val="20"/>
         </w:rPr>
-        <w:t xml:space="preserve">C)  21</w:t>
+        <w:t xml:space="preserve">C)  2:8</w:t>
       </w:r>
     </w:p>
     <w:p>
@@ -2162,7 +2437,7 @@
           <w:sz w:val="20"/>
           <w:szCs w:val="20"/>
         </w:rPr>
-        <w:t xml:space="preserve">D)  35</w:t>
+        <w:t xml:space="preserve">D)  3:4</w:t>
       </w:r>
     </w:p>
     <w:p>
@@ -2240,7 +2515,7 @@
           <w:sz w:val="21"/>
           <w:szCs w:val="21"/>
         </w:rPr>
-        <w:t xml:space="preserve">Which point would NOT be on the graph of the ratio 1:5?</w:t>
+        <w:t xml:space="preserve">Two students graph ratio tables. Student A plots (1,2), (2,4), (3,6). Student B plots (1,3), (2,6), (3,9). Whose line is steeper?</w:t>
       </w:r>
     </w:p>
     <w:p>
@@ -2253,7 +2528,7 @@
           <w:sz w:val="20"/>
           <w:szCs w:val="20"/>
         </w:rPr>
-        <w:t xml:space="preserve">A)  (3, 10)</w:t>
+        <w:t xml:space="preserve">A)  Student B</w:t>
       </w:r>
     </w:p>
     <w:p>
@@ -2266,7 +2541,7 @@
           <w:sz w:val="20"/>
           <w:szCs w:val="20"/>
         </w:rPr>
-        <w:t xml:space="preserve">B)  (2, 10)</w:t>
+        <w:t xml:space="preserve">B)  Student A</w:t>
       </w:r>
     </w:p>
     <w:p>
@@ -2279,7 +2554,7 @@
           <w:sz w:val="20"/>
           <w:szCs w:val="20"/>
         </w:rPr>
-        <w:t xml:space="preserve">C)  (4, 20)</w:t>
+        <w:t xml:space="preserve">C)  Same steepness</w:t>
       </w:r>
     </w:p>
     <w:p>
@@ -2292,7 +2567,7 @@
           <w:sz w:val="20"/>
           <w:szCs w:val="20"/>
         </w:rPr>
-        <w:t xml:space="preserve">D)  (5, 25)</w:t>
+        <w:t xml:space="preserve">D)  Cannot tell</w:t>
       </w:r>
     </w:p>
     <w:p>
@@ -3005,6 +3280,64 @@
           <w:sz w:val="24"/>
           <w:szCs w:val="24"/>
         </w:rPr>
+        <w:t xml:space="preserve">Worked Notes (I Do / We Do)</w:t>
+      </w:r>
+    </w:p>
+    <w:p>
+      <w:pPr>
+        <w:spacing w:after="80"/>
+      </w:pPr>
+      <w:r>
+        <w:rPr>
+          <w:b/>
+          <w:bCs/>
+          <w:sz w:val="21"/>
+          <w:szCs w:val="21"/>
+        </w:rPr>
+        <w:t xml:space="preserve">I Do:  </w:t>
+      </w:r>
+      <w:r>
+        <w:rPr>
+          <w:sz w:val="21"/>
+          <w:szCs w:val="21"/>
+        </w:rPr>
+        <w:t xml:space="preserve">A. (8, 24)</w:t>
+      </w:r>
+    </w:p>
+    <w:p>
+      <w:pPr>
+        <w:spacing w:after="80"/>
+      </w:pPr>
+      <w:r>
+        <w:rPr>
+          <w:b/>
+          <w:bCs/>
+          <w:sz w:val="21"/>
+          <w:szCs w:val="21"/>
+        </w:rPr>
+        <w:t xml:space="preserve">We Do:  </w:t>
+      </w:r>
+      <w:r>
+        <w:rPr>
+          <w:sz w:val="21"/>
+          <w:szCs w:val="21"/>
+        </w:rPr>
+        <w:t xml:space="preserve">A. A straight line through the origin</w:t>
+      </w:r>
+    </w:p>
+    <w:p>
+      <w:pPr>
+        <w:pStyle w:val="Heading2"/>
+        <w:spacing w:after="80" w:before="180"/>
+      </w:pPr>
+      <w:r>
+        <w:rPr>
+          <w:b/>
+          <w:bCs/>
+          <w:color w:val="12355B"/>
+          <w:sz w:val="24"/>
+          <w:szCs w:val="24"/>
+        </w:rPr>
         <w:t xml:space="preserve">Independent Practice</w:t>
       </w:r>
     </w:p>
@@ -3026,7 +3359,7 @@
           <w:sz w:val="21"/>
           <w:szCs w:val="21"/>
         </w:rPr>
-        <w:t xml:space="preserve">A)  (8, 24)</w:t>
+        <w:t xml:space="preserve">A)  28</w:t>
       </w:r>
       <w:r>
         <w:rPr>
@@ -3036,7 +3369,7 @@
           <w:sz w:val="19"/>
           <w:szCs w:val="19"/>
         </w:rPr>
-        <w:t xml:space="preserve">  — The pattern adds 2 to x and 6 to y each time. After (6, 18): x = 6+2 = 8, y = 18+6 = 24. The next point is (8, 24).</w:t>
+        <w:t xml:space="preserve">  — The ratio is y/x = 8/2 = 4. For every x, y = 4x. When x = 7: y = 4 × 7 = 28.</w:t>
       </w:r>
     </w:p>
     <w:p>
@@ -3057,7 +3390,7 @@
           <w:sz w:val="21"/>
           <w:szCs w:val="21"/>
         </w:rPr>
-        <w:t xml:space="preserve">A)  A straight line through the origin</w:t>
+        <w:t xml:space="preserve">A)  (3, 10)</w:t>
       </w:r>
       <w:r>
         <w:rPr>
@@ -3067,7 +3400,7 @@
           <w:sz w:val="19"/>
           <w:szCs w:val="19"/>
         </w:rPr>
-        <w:t xml:space="preserve">  — Equivalent ratios are proportional, so their graph is always a straight line that passes through the origin (0, 0).</w:t>
+        <w:t xml:space="preserve">  — For the ratio 1:5, every y-value should be 5 times the x-value. (3, 10): 5 × 3 = 15, not 10. So (3, 10) does not belong.</w:t>
       </w:r>
     </w:p>
     <w:p>
@@ -3088,7 +3421,7 @@
           <w:sz w:val="21"/>
           <w:szCs w:val="21"/>
         </w:rPr>
-        <w:t xml:space="preserve">A)  28</w:t>
+        <w:t xml:space="preserve">A)  4:1</w:t>
       </w:r>
       <w:r>
         <w:rPr>
@@ -3098,7 +3431,7 @@
           <w:sz w:val="19"/>
           <w:szCs w:val="19"/>
         </w:rPr>
-        <w:t xml:space="preserve">  — The ratio is y/x = 8/2 = 4. For every x, y = 4x. When x = 7: y = 4 × 7 = 28.</w:t>
+        <w:t xml:space="preserve">  — For each point: 4÷1 = 4, 8÷2 = 4, 12÷3 = 4. The ratio of y to x is always 4:1.</w:t>
       </w:r>
     </w:p>
     <w:p>
@@ -3119,7 +3452,7 @@
           <w:sz w:val="21"/>
           <w:szCs w:val="21"/>
         </w:rPr>
-        <w:t xml:space="preserve">A)  (3, 10)</w:t>
+        <w:t xml:space="preserve">A)  Student B</w:t>
       </w:r>
       <w:r>
         <w:rPr>
@@ -3129,7 +3462,7 @@
           <w:sz w:val="19"/>
           <w:szCs w:val="19"/>
         </w:rPr>
-        <w:t xml:space="preserve">  — For the ratio 1:5, every y-value should be 5 times the x-value. (3, 10): 5 × 3 = 15, not 10. So (3, 10) does not belong.</w:t>
+        <w:t xml:space="preserve">  — Student A's ratio is 1:2 (y goes up 2 for each 1 in x). Student B's ratio is 1:3 (y goes up 3 for each 1 in x). A higher rate of change means a steeper line, so Student B's is steeper.</w:t>
       </w:r>
     </w:p>
     <w:p>

--- a/lessons/3-3/downloads/3-3-notes.docx
+++ b/lessons/3-3/downloads/3-3-notes.docx
@@ -1023,6 +1023,216 @@
     <w:p>
       <w:pPr>
         <w:pStyle w:val="Heading1"/>
+        <w:pBdr>
+          <w:bottom w:val="single" w:color="1FA6A2" w:sz="14" w:space="6"/>
+        </w:pBdr>
+        <w:spacing w:after="140" w:before="260"/>
+      </w:pPr>
+      <w:r>
+        <w:rPr>
+          <w:b/>
+          <w:bCs/>
+          <w:color w:val="12355B"/>
+          <w:sz w:val="30"/>
+          <w:szCs w:val="30"/>
+        </w:rPr>
+        <w:t xml:space="preserve">Guided Notes</w:t>
+      </w:r>
+    </w:p>
+    <w:p>
+      <w:pPr>
+        <w:spacing w:after="100"/>
+      </w:pPr>
+      <w:r>
+        <w:rPr>
+          <w:i/>
+          <w:iCs/>
+          <w:color w:val="5F6F80"/>
+          <w:sz w:val="19"/>
+          <w:szCs w:val="19"/>
+        </w:rPr>
+        <w:t xml:space="preserve">Fill in each blank as we go. Use the Word Bank to help you.</w:t>
+      </w:r>
+    </w:p>
+    <w:tbl>
+      <w:tblPr>
+        <w:tblW w:type="pct" w:w="100%"/>
+        <w:tblBorders>
+          <w:top w:val="single" w:color="BBD0DE" w:sz="8"/>
+          <w:left w:val="single" w:color="BBD0DE" w:sz="8"/>
+          <w:bottom w:val="single" w:color="BBD0DE" w:sz="8"/>
+          <w:right w:val="single" w:color="BBD0DE" w:sz="8"/>
+          <w:insideH w:val="single" w:color="auto" w:sz="4"/>
+          <w:insideV w:val="single" w:color="auto" w:sz="4"/>
+        </w:tblBorders>
+      </w:tblPr>
+      <w:tblGrid>
+        <w:gridCol w:w="100"/>
+      </w:tblGrid>
+      <w:tr>
+        <w:tc>
+          <w:tcPr>
+            <w:shd w:fill="EEF4F8" w:color="auto" w:val="clear"/>
+            <w:tcMar>
+              <w:top w:type="dxa" w:w="120"/>
+              <w:left w:type="dxa" w:w="180"/>
+              <w:bottom w:type="dxa" w:w="120"/>
+              <w:right w:type="dxa" w:w="180"/>
+            </w:tcMar>
+          </w:tcPr>
+          <w:p>
+            <w:pPr>
+              <w:spacing w:after="40"/>
+            </w:pPr>
+            <w:r>
+              <w:rPr>
+                <w:b/>
+                <w:bCs/>
+                <w:color w:val="1FA6A2"/>
+                <w:sz w:val="18"/>
+                <w:szCs w:val="18"/>
+              </w:rPr>
+              <w:t xml:space="preserve">WORD BANK</w:t>
+            </w:r>
+          </w:p>
+          <w:p>
+            <w:pPr>
+              <w:spacing w:after="80"/>
+            </w:pPr>
+            <w:r>
+              <w:rPr>
+                <w:b/>
+                <w:bCs/>
+                <w:sz w:val="21"/>
+                <w:szCs w:val="21"/>
+              </w:rPr>
+              <w:t xml:space="preserve">Coordinate plane      •      Ordered pair      •      Linear pattern      •      Proportional      •      Origin</w:t>
+            </w:r>
+          </w:p>
+        </w:tc>
+      </w:tr>
+    </w:tbl>
+    <w:p>
+      <w:pPr>
+        <w:spacing w:after="80"/>
+      </w:pPr>
+      <w:r>
+        <w:t xml:space="preserve"/>
+      </w:r>
+    </w:p>
+    <w:p>
+      <w:pPr>
+        <w:spacing w:after="120" w:before="80"/>
+      </w:pPr>
+      <w:r>
+        <w:rPr>
+          <w:b/>
+          <w:bCs/>
+          <w:color w:val="12355B"/>
+          <w:sz w:val="22"/>
+          <w:szCs w:val="22"/>
+        </w:rPr>
+        <w:t xml:space="preserve">1.  </w:t>
+      </w:r>
+      <w:r>
+        <w:rPr>
+          <w:sz w:val="22"/>
+          <w:szCs w:val="22"/>
+        </w:rPr>
+        <w:t xml:space="preserve">The flat grid formed by a horizontal and a vertical number line is the ___.</w:t>
+      </w:r>
+    </w:p>
+    <w:p>
+      <w:pPr>
+        <w:spacing w:after="120" w:before="80"/>
+      </w:pPr>
+      <w:r>
+        <w:rPr>
+          <w:b/>
+          <w:bCs/>
+          <w:color w:val="12355B"/>
+          <w:sz w:val="22"/>
+          <w:szCs w:val="22"/>
+        </w:rPr>
+        <w:t xml:space="preserve">2.  </w:t>
+      </w:r>
+      <w:r>
+        <w:rPr>
+          <w:sz w:val="22"/>
+          <w:szCs w:val="22"/>
+        </w:rPr>
+        <w:t xml:space="preserve">A set of two numbers (x, y) that names a point is an ___.</w:t>
+      </w:r>
+    </w:p>
+    <w:p>
+      <w:pPr>
+        <w:spacing w:after="120" w:before="80"/>
+      </w:pPr>
+      <w:r>
+        <w:rPr>
+          <w:b/>
+          <w:bCs/>
+          <w:color w:val="12355B"/>
+          <w:sz w:val="22"/>
+          <w:szCs w:val="22"/>
+        </w:rPr>
+        <w:t xml:space="preserve">3.  </w:t>
+      </w:r>
+      <w:r>
+        <w:rPr>
+          <w:sz w:val="22"/>
+          <w:szCs w:val="22"/>
+        </w:rPr>
+        <w:t xml:space="preserve">When graphed points form a straight line, they show a ___.</w:t>
+      </w:r>
+    </w:p>
+    <w:p>
+      <w:pPr>
+        <w:spacing w:after="120" w:before="80"/>
+      </w:pPr>
+      <w:r>
+        <w:rPr>
+          <w:b/>
+          <w:bCs/>
+          <w:color w:val="12355B"/>
+          <w:sz w:val="22"/>
+          <w:szCs w:val="22"/>
+        </w:rPr>
+        <w:t xml:space="preserve">4.  </w:t>
+      </w:r>
+      <w:r>
+        <w:rPr>
+          <w:sz w:val="22"/>
+          <w:szCs w:val="22"/>
+        </w:rPr>
+        <w:t xml:space="preserve">Two quantities that always keep the same ratio are ___.</w:t>
+      </w:r>
+    </w:p>
+    <w:p>
+      <w:pPr>
+        <w:spacing w:after="120" w:before="80"/>
+      </w:pPr>
+      <w:r>
+        <w:rPr>
+          <w:b/>
+          <w:bCs/>
+          <w:color w:val="12355B"/>
+          <w:sz w:val="22"/>
+          <w:szCs w:val="22"/>
+        </w:rPr>
+        <w:t xml:space="preserve">5.  </w:t>
+      </w:r>
+      <w:r>
+        <w:rPr>
+          <w:sz w:val="22"/>
+          <w:szCs w:val="22"/>
+        </w:rPr>
+        <w:t xml:space="preserve">The point (0, 0) where the two axes meet is the ___.</w:t>
+      </w:r>
+    </w:p>
+    <w:p>
+      <w:pPr>
+        <w:pStyle w:val="Heading1"/>
         <w:pageBreakBefore/>
         <w:pBdr>
           <w:bottom w:val="single" w:color="1FA6A2" w:sz="14" w:space="6"/>
@@ -2044,6 +2254,87 @@
     </w:p>
     <w:p>
       <w:pPr>
+        <w:spacing w:after="40" w:before="80"/>
+      </w:pPr>
+      <w:r>
+        <w:rPr>
+          <w:b/>
+          <w:bCs/>
+          <w:color w:val="12355B"/>
+          <w:sz w:val="21"/>
+          <w:szCs w:val="21"/>
+        </w:rPr>
+        <w:t xml:space="preserve">4. </w:t>
+      </w:r>
+      <w:r>
+        <w:rPr>
+          <w:b/>
+          <w:bCs/>
+          <w:color w:val="6B4FA0"/>
+          <w:sz w:val="19"/>
+          <w:szCs w:val="19"/>
+        </w:rPr>
+        <w:t xml:space="preserve">[Practice] </w:t>
+      </w:r>
+      <w:r>
+        <w:rPr>
+          <w:b/>
+          <w:bCs/>
+          <w:sz w:val="21"/>
+          <w:szCs w:val="21"/>
+        </w:rPr>
+        <w:t xml:space="preserve">During practice on Graph Ratio Tables, what strategy did you use when a problem felt tricky?</w:t>
+      </w:r>
+    </w:p>
+    <w:p>
+      <w:pPr>
+        <w:spacing w:after="60"/>
+      </w:pPr>
+      <w:r>
+        <w:rPr>
+          <w:color w:val="1A2733"/>
+          <w:sz w:val="21"/>
+          <w:szCs w:val="21"/>
+        </w:rPr>
+        <w:t xml:space="preserve">Start with:  The points form a ___ through the ___.</w:t>
+      </w:r>
+      <w:r>
+        <w:rPr>
+          <w:i/>
+          <w:iCs/>
+          <w:color w:val="5F6F80"/>
+          <w:sz w:val="19"/>
+          <w:szCs w:val="19"/>
+        </w:rPr>
+        <w:br/>
+        <w:t xml:space="preserve">Los puntos forman una ___ que pasa por el ___.</w:t>
+      </w:r>
+    </w:p>
+    <w:p>
+      <w:pPr>
+        <w:spacing w:after="80"/>
+      </w:pPr>
+      <w:r>
+        <w:rPr>
+          <w:b/>
+          <w:bCs/>
+          <w:color w:val="12355B"/>
+          <w:sz w:val="19"/>
+          <w:szCs w:val="19"/>
+        </w:rPr>
+        <w:t xml:space="preserve">Word bank:  </w:t>
+      </w:r>
+      <w:r>
+        <w:rPr>
+          <w:color w:val="1FA6A2"/>
+          <w:sz w:val="19"/>
+          <w:szCs w:val="19"/>
+        </w:rPr>
+        <w:t xml:space="preserve">Coordinate plane,  Ordered pair,  Linear pattern,  Proportional</w:t>
+      </w:r>
+    </w:p>
+    <w:p>
+      <w:pPr>
         <w:pStyle w:val="Heading1"/>
         <w:pageBreakBefore/>
         <w:pBdr>
@@ -2640,33 +2931,7 @@
           <w:sz w:val="30"/>
           <w:szCs w:val="30"/>
         </w:rPr>
-        <w:t xml:space="preserve">Write About the Math</w:t>
-      </w:r>
-    </w:p>
-    <w:p>
-      <w:pPr>
-        <w:pStyle w:val="Heading2"/>
-        <w:spacing w:after="80" w:before="180"/>
-      </w:pPr>
-      <w:r>
-        <w:rPr>
-          <w:b/>
-          <w:bCs/>
-          <w:color w:val="12355B"/>
-          <w:sz w:val="24"/>
-          <w:szCs w:val="24"/>
-        </w:rPr>
-        <w:t xml:space="preserve">Build Strong Sentences</w:t>
-      </w:r>
-      <w:r>
-        <w:rPr>
-          <w:i/>
-          <w:iCs/>
-          <w:color w:val="B97A12"/>
-          <w:sz w:val="19"/>
-          <w:szCs w:val="19"/>
-        </w:rPr>
-        <w:t xml:space="preserve">   The Writing Revolution</w:t>
+        <w:t xml:space="preserve">Exit Ticket</w:t>
       </w:r>
     </w:p>
     <w:p>
@@ -2681,435 +2946,86 @@
           <w:sz w:val="19"/>
           <w:szCs w:val="19"/>
         </w:rPr>
-        <w:t xml:space="preserve">I can explain my graph using the words coordinate plane, ordered pair, origin, and proportional.</w:t>
-      </w:r>
-    </w:p>
-    <w:p>
-      <w:pPr>
-        <w:pStyle w:val="Heading2"/>
-        <w:spacing w:after="80" w:before="180"/>
-      </w:pPr>
-      <w:r>
-        <w:rPr>
-          <w:b/>
-          <w:bCs/>
-          <w:color w:val="12355B"/>
-          <w:sz w:val="24"/>
-          <w:szCs w:val="24"/>
-        </w:rPr>
-        <w:t xml:space="preserve">1. Kernel Sentence</w:t>
-      </w:r>
-      <w:r>
-        <w:rPr>
-          <w:i/>
-          <w:iCs/>
-          <w:color w:val="1FA6A2"/>
-          <w:sz w:val="19"/>
-          <w:szCs w:val="19"/>
-        </w:rPr>
-        <w:t xml:space="preserve">   subject + verb</w:t>
-      </w:r>
-    </w:p>
-    <w:tbl>
-      <w:tblPr>
-        <w:tblW w:type="pct" w:w="100%"/>
-        <w:tblBorders>
-          <w:top w:val="single" w:color="B97A12" w:sz="8"/>
-          <w:left w:val="single" w:color="B97A12" w:sz="8"/>
-          <w:bottom w:val="single" w:color="B97A12" w:sz="8"/>
-          <w:right w:val="single" w:color="B97A12" w:sz="8"/>
-          <w:insideH w:val="single" w:color="auto" w:sz="4"/>
-          <w:insideV w:val="single" w:color="auto" w:sz="4"/>
-        </w:tblBorders>
-      </w:tblPr>
-      <w:tblGrid>
-        <w:gridCol w:w="100"/>
-      </w:tblGrid>
-      <w:tr>
-        <w:tc>
-          <w:tcPr>
-            <w:shd w:fill="FBF3E2" w:color="auto" w:val="clear"/>
-            <w:tcMar>
-              <w:top w:type="dxa" w:w="120"/>
-              <w:left w:type="dxa" w:w="180"/>
-              <w:bottom w:type="dxa" w:w="120"/>
-              <w:right w:type="dxa" w:w="180"/>
-            </w:tcMar>
-          </w:tcPr>
-          <w:p>
-            <w:pPr>
-              <w:spacing w:after="0"/>
-            </w:pPr>
-            <w:r>
-              <w:rPr>
-                <w:b/>
-                <w:bCs/>
-                <w:color w:val="1FA6A2"/>
-                <w:sz w:val="20"/>
-                <w:szCs w:val="20"/>
-              </w:rPr>
-              <w:t xml:space="preserve">Model:  </w:t>
-            </w:r>
-            <w:r>
-              <w:rPr>
-                <w:sz w:val="20"/>
-                <w:szCs w:val="20"/>
-              </w:rPr>
-              <w:t xml:space="preserve">Coordinate plane is a grid with a line going across and a line going up to plot points.</w:t>
-            </w:r>
-          </w:p>
-        </w:tc>
-      </w:tr>
-    </w:tbl>
+        <w:t xml:space="preserve">Answer on your own. This shows what you learned today.</w:t>
+      </w:r>
+    </w:p>
+    <w:p>
+      <w:pPr>
+        <w:spacing w:after="80" w:before="80"/>
+      </w:pPr>
+      <w:r>
+        <w:rPr>
+          <w:color w:val="B97A12"/>
+          <w:sz w:val="22"/>
+          <w:szCs w:val="22"/>
+        </w:rPr>
+        <w:t xml:space="preserve">★  </w:t>
+      </w:r>
+      <w:r>
+        <w:rPr>
+          <w:b/>
+          <w:bCs/>
+          <w:sz w:val="22"/>
+          <w:szCs w:val="22"/>
+        </w:rPr>
+        <w:t xml:space="preserve">A ratio table shows cups of rice to cups of water: (1, 2), (2, 4), (3, 6). If you plot these points, the line passes through which point?</w:t>
+      </w:r>
+    </w:p>
+    <w:p>
+      <w:pPr>
+        <w:spacing w:after="60"/>
+        <w:ind w:left="420"/>
+      </w:pPr>
+      <w:r>
+        <w:rPr>
+          <w:sz w:val="21"/>
+          <w:szCs w:val="21"/>
+        </w:rPr>
+        <w:t xml:space="preserve">A)  (5, 10)</w:t>
+      </w:r>
+    </w:p>
+    <w:p>
+      <w:pPr>
+        <w:spacing w:after="60"/>
+        <w:ind w:left="420"/>
+      </w:pPr>
+      <w:r>
+        <w:rPr>
+          <w:sz w:val="21"/>
+          <w:szCs w:val="21"/>
+        </w:rPr>
+        <w:t xml:space="preserve">B)  (4, 6)</w:t>
+      </w:r>
+    </w:p>
+    <w:p>
+      <w:pPr>
+        <w:spacing w:after="60"/>
+        <w:ind w:left="420"/>
+      </w:pPr>
+      <w:r>
+        <w:rPr>
+          <w:sz w:val="21"/>
+          <w:szCs w:val="21"/>
+        </w:rPr>
+        <w:t xml:space="preserve">C)  (5, 8)</w:t>
+      </w:r>
+    </w:p>
+    <w:p>
+      <w:pPr>
+        <w:spacing w:after="60"/>
+        <w:ind w:left="420"/>
+      </w:pPr>
+      <w:r>
+        <w:rPr>
+          <w:sz w:val="21"/>
+          <w:szCs w:val="21"/>
+        </w:rPr>
+        <w:t xml:space="preserve">D)  (6, 10)</w:t>
+      </w:r>
+    </w:p>
     <w:p>
       <w:pPr>
         <w:spacing w:after="40"/>
-      </w:pPr>
-      <w:r>
-        <w:t xml:space="preserve"/>
-      </w:r>
-    </w:p>
-    <w:p>
-      <w:pPr>
-        <w:spacing w:after="60"/>
-      </w:pPr>
-      <w:r>
-        <w:rPr>
-          <w:color w:val="1A2733"/>
-          <w:sz w:val="21"/>
-          <w:szCs w:val="21"/>
-        </w:rPr>
-        <w:t xml:space="preserve">Write a kernel sentence about coordinate plane. Use a subject and a verb.</w:t>
-      </w:r>
-      <w:r>
-        <w:rPr>
-          <w:i/>
-          <w:iCs/>
-          <w:color w:val="5F6F80"/>
-          <w:sz w:val="19"/>
-          <w:szCs w:val="19"/>
-        </w:rPr>
-        <w:br/>
-        <w:t xml:space="preserve">Escribe una oración base sobre plano cartesiano. Usa un sujeto y un verbo.</w:t>
-      </w:r>
-    </w:p>
-    <w:p>
-      <w:pPr>
-        <w:pBdr>
-          <w:bottom w:val="single" w:color="AFBECC" w:sz="6"/>
-        </w:pBdr>
-        <w:spacing w:after="30" w:before="150"/>
-      </w:pPr>
-      <w:r>
-        <w:t xml:space="preserve"/>
-      </w:r>
-    </w:p>
-    <w:p>
-      <w:pPr>
-        <w:pBdr>
-          <w:bottom w:val="single" w:color="AFBECC" w:sz="6"/>
-        </w:pBdr>
-        <w:spacing w:after="30" w:before="150"/>
-      </w:pPr>
-      <w:r>
-        <w:t xml:space="preserve"/>
-      </w:r>
-    </w:p>
-    <w:p>
-      <w:pPr>
-        <w:pStyle w:val="Heading2"/>
-        <w:spacing w:after="80" w:before="180"/>
-      </w:pPr>
-      <w:r>
-        <w:rPr>
-          <w:b/>
-          <w:bCs/>
-          <w:color w:val="12355B"/>
-          <w:sz w:val="24"/>
-          <w:szCs w:val="24"/>
-        </w:rPr>
-        <w:t xml:space="preserve">2. Sentence Expansion</w:t>
-      </w:r>
-      <w:r>
-        <w:rPr>
-          <w:i/>
-          <w:iCs/>
-          <w:color w:val="1FA6A2"/>
-          <w:sz w:val="19"/>
-          <w:szCs w:val="19"/>
-        </w:rPr>
-        <w:t xml:space="preserve">   because · but · so</w:t>
-      </w:r>
-    </w:p>
-    <w:p>
-      <w:pPr>
-        <w:spacing w:after="80"/>
-      </w:pPr>
-      <w:r>
-        <w:rPr>
-          <w:b/>
-          <w:bCs/>
-          <w:color w:val="1FA6A2"/>
-          <w:sz w:val="20"/>
-          <w:szCs w:val="20"/>
-        </w:rPr>
-        <w:t xml:space="preserve">Kernel:  </w:t>
-      </w:r>
-      <w:r>
-        <w:rPr>
-          <w:sz w:val="20"/>
-          <w:szCs w:val="20"/>
-        </w:rPr>
-        <w:t xml:space="preserve">Coordinate plane matters in math</w:t>
-      </w:r>
-    </w:p>
-    <w:p>
-      <w:pPr>
-        <w:spacing w:after="80"/>
-      </w:pPr>
-      <w:r>
-        <w:rPr>
-          <w:b/>
-          <w:bCs/>
-          <w:color w:val="12355B"/>
-          <w:sz w:val="21"/>
-          <w:szCs w:val="21"/>
-        </w:rPr>
-        <w:t xml:space="preserve">because  </w:t>
-      </w:r>
-      <w:r>
-        <w:rPr>
-          <w:sz w:val="21"/>
-          <w:szCs w:val="21"/>
-        </w:rPr>
-        <w:t xml:space="preserve">Coordinate plane matters in math because ___.</w:t>
-      </w:r>
-      <w:r>
-        <w:rPr>
-          <w:i/>
-          <w:iCs/>
-          <w:color w:val="5F6F80"/>
-          <w:sz w:val="19"/>
-          <w:szCs w:val="19"/>
-        </w:rPr>
-        <w:br/>
-        <w:t xml:space="preserve">Plano cartesiano importa en matemáticas porque ___.</w:t>
-      </w:r>
-    </w:p>
-    <w:p>
-      <w:pPr>
-        <w:pBdr>
-          <w:bottom w:val="single" w:color="AFBECC" w:sz="6"/>
-        </w:pBdr>
-        <w:spacing w:after="30" w:before="150"/>
-      </w:pPr>
-      <w:r>
-        <w:t xml:space="preserve"/>
-      </w:r>
-    </w:p>
-    <w:p>
-      <w:pPr>
-        <w:spacing w:after="80"/>
-      </w:pPr>
-      <w:r>
-        <w:rPr>
-          <w:b/>
-          <w:bCs/>
-          <w:color w:val="12355B"/>
-          <w:sz w:val="21"/>
-          <w:szCs w:val="21"/>
-        </w:rPr>
-        <w:t xml:space="preserve">but  </w:t>
-      </w:r>
-      <w:r>
-        <w:rPr>
-          <w:sz w:val="21"/>
-          <w:szCs w:val="21"/>
-        </w:rPr>
-        <w:t xml:space="preserve">Coordinate plane matters in math, but ___.</w:t>
-      </w:r>
-      <w:r>
-        <w:rPr>
-          <w:i/>
-          <w:iCs/>
-          <w:color w:val="5F6F80"/>
-          <w:sz w:val="19"/>
-          <w:szCs w:val="19"/>
-        </w:rPr>
-        <w:br/>
-        <w:t xml:space="preserve">Plano cartesiano importa en matemáticas, pero ___.</w:t>
-      </w:r>
-    </w:p>
-    <w:p>
-      <w:pPr>
-        <w:pBdr>
-          <w:bottom w:val="single" w:color="AFBECC" w:sz="6"/>
-        </w:pBdr>
-        <w:spacing w:after="30" w:before="150"/>
-      </w:pPr>
-      <w:r>
-        <w:t xml:space="preserve"/>
-      </w:r>
-    </w:p>
-    <w:p>
-      <w:pPr>
-        <w:spacing w:after="80"/>
-      </w:pPr>
-      <w:r>
-        <w:rPr>
-          <w:b/>
-          <w:bCs/>
-          <w:color w:val="12355B"/>
-          <w:sz w:val="21"/>
-          <w:szCs w:val="21"/>
-        </w:rPr>
-        <w:t xml:space="preserve">so  </w:t>
-      </w:r>
-      <w:r>
-        <w:rPr>
-          <w:sz w:val="21"/>
-          <w:szCs w:val="21"/>
-        </w:rPr>
-        <w:t xml:space="preserve">Coordinate plane matters in math, so ___.</w:t>
-      </w:r>
-      <w:r>
-        <w:rPr>
-          <w:i/>
-          <w:iCs/>
-          <w:color w:val="5F6F80"/>
-          <w:sz w:val="19"/>
-          <w:szCs w:val="19"/>
-        </w:rPr>
-        <w:br/>
-        <w:t xml:space="preserve">Plano cartesiano importa en matemáticas, entonces ___.</w:t>
-      </w:r>
-    </w:p>
-    <w:p>
-      <w:pPr>
-        <w:pBdr>
-          <w:bottom w:val="single" w:color="AFBECC" w:sz="6"/>
-        </w:pBdr>
-        <w:spacing w:after="30" w:before="150"/>
-      </w:pPr>
-      <w:r>
-        <w:t xml:space="preserve"/>
-      </w:r>
-    </w:p>
-    <w:p>
-      <w:pPr>
-        <w:pStyle w:val="Heading2"/>
-        <w:spacing w:after="80" w:before="180"/>
-      </w:pPr>
-      <w:r>
-        <w:rPr>
-          <w:b/>
-          <w:bCs/>
-          <w:color w:val="12355B"/>
-          <w:sz w:val="24"/>
-          <w:szCs w:val="24"/>
-        </w:rPr>
-        <w:t xml:space="preserve">3. Explain Your Reasoning</w:t>
-      </w:r>
-      <w:r>
-        <w:rPr>
-          <w:i/>
-          <w:iCs/>
-          <w:color w:val="1FA6A2"/>
-          <w:sz w:val="19"/>
-          <w:szCs w:val="19"/>
-        </w:rPr>
-        <w:t xml:space="preserve">   use a sentence starter</w:t>
-      </w:r>
-    </w:p>
-    <w:p>
-      <w:pPr>
-        <w:spacing w:after="60"/>
-      </w:pPr>
-      <w:r>
-        <w:rPr>
-          <w:color w:val="1A2733"/>
-          <w:sz w:val="21"/>
-          <w:szCs w:val="21"/>
-        </w:rPr>
-        <w:t xml:space="preserve">I will put ___ on the x-axis and ___ on the y-axis.</w:t>
-      </w:r>
-      <w:r>
-        <w:rPr>
-          <w:i/>
-          <w:iCs/>
-          <w:color w:val="5F6F80"/>
-          <w:sz w:val="19"/>
-          <w:szCs w:val="19"/>
-        </w:rPr>
-        <w:br/>
-        <w:t xml:space="preserve">Pondré ___ en el eje x y ___ en el eje y.</w:t>
-      </w:r>
-    </w:p>
-    <w:p>
-      <w:pPr>
-        <w:spacing w:after="60"/>
-      </w:pPr>
-      <w:r>
-        <w:rPr>
-          <w:color w:val="1A2733"/>
-          <w:sz w:val="21"/>
-          <w:szCs w:val="21"/>
-        </w:rPr>
-        <w:t xml:space="preserve">I predict the points will form a ___.</w:t>
-      </w:r>
-      <w:r>
-        <w:rPr>
-          <w:i/>
-          <w:iCs/>
-          <w:color w:val="5F6F80"/>
-          <w:sz w:val="19"/>
-          <w:szCs w:val="19"/>
-        </w:rPr>
-        <w:br/>
-        <w:t xml:space="preserve">Predigo que los puntos formarán una ___.</w:t>
-      </w:r>
-    </w:p>
-    <w:p>
-      <w:pPr>
-        <w:spacing w:after="60"/>
-      </w:pPr>
-      <w:r>
-        <w:rPr>
-          <w:color w:val="1A2733"/>
-          <w:sz w:val="21"/>
-          <w:szCs w:val="21"/>
-        </w:rPr>
-        <w:t xml:space="preserve">The points form a ___ through the ___.</w:t>
-      </w:r>
-      <w:r>
-        <w:rPr>
-          <w:i/>
-          <w:iCs/>
-          <w:color w:val="5F6F80"/>
-          <w:sz w:val="19"/>
-          <w:szCs w:val="19"/>
-        </w:rPr>
-        <w:br/>
-        <w:t xml:space="preserve">Los puntos forman una ___ que pasa por el ___.</w:t>
-      </w:r>
-    </w:p>
-    <w:p>
-      <w:pPr>
-        <w:pBdr>
-          <w:bottom w:val="single" w:color="AFBECC" w:sz="6"/>
-        </w:pBdr>
-        <w:spacing w:after="30" w:before="150"/>
-      </w:pPr>
-      <w:r>
-        <w:t xml:space="preserve"/>
-      </w:r>
-    </w:p>
-    <w:p>
-      <w:pPr>
-        <w:pBdr>
-          <w:bottom w:val="single" w:color="AFBECC" w:sz="6"/>
-        </w:pBdr>
-        <w:spacing w:after="30" w:before="150"/>
       </w:pPr>
       <w:r>
         <w:t xml:space="preserve"/>
@@ -3132,7 +3048,7 @@
           <w:sz w:val="30"/>
           <w:szCs w:val="30"/>
         </w:rPr>
-        <w:t xml:space="preserve">Exit Ticket</w:t>
+        <w:t xml:space="preserve">Answer Key &amp; Teacher Guide</w:t>
       </w:r>
     </w:p>
     <w:p>
@@ -3147,115 +3063,224 @@
           <w:sz w:val="19"/>
           <w:szCs w:val="19"/>
         </w:rPr>
-        <w:t xml:space="preserve">Answer on your own. This shows what you learned today.</w:t>
-      </w:r>
-    </w:p>
-    <w:p>
-      <w:pPr>
-        <w:spacing w:after="80" w:before="80"/>
-      </w:pPr>
-      <w:r>
-        <w:rPr>
-          <w:color w:val="B97A12"/>
-          <w:sz w:val="22"/>
-          <w:szCs w:val="22"/>
-        </w:rPr>
-        <w:t xml:space="preserve">★  </w:t>
-      </w:r>
-      <w:r>
-        <w:rPr>
-          <w:b/>
-          <w:bCs/>
-          <w:sz w:val="22"/>
-          <w:szCs w:val="22"/>
-        </w:rPr>
-        <w:t xml:space="preserve">A ratio table shows cups of rice to cups of water: (1, 2), (2, 4), (3, 6). If you plot these points, the line passes through which point?</w:t>
-      </w:r>
-    </w:p>
-    <w:p>
-      <w:pPr>
-        <w:spacing w:after="60"/>
-        <w:ind w:left="420"/>
-      </w:pPr>
-      <w:r>
-        <w:rPr>
-          <w:sz w:val="21"/>
-          <w:szCs w:val="21"/>
-        </w:rPr>
-        <w:t xml:space="preserve">A)  (5, 10)</w:t>
-      </w:r>
-    </w:p>
-    <w:p>
-      <w:pPr>
-        <w:spacing w:after="60"/>
-        <w:ind w:left="420"/>
-      </w:pPr>
-      <w:r>
-        <w:rPr>
-          <w:sz w:val="21"/>
-          <w:szCs w:val="21"/>
-        </w:rPr>
-        <w:t xml:space="preserve">B)  (4, 6)</w:t>
-      </w:r>
-    </w:p>
-    <w:p>
-      <w:pPr>
-        <w:spacing w:after="60"/>
-        <w:ind w:left="420"/>
-      </w:pPr>
-      <w:r>
-        <w:rPr>
-          <w:sz w:val="21"/>
-          <w:szCs w:val="21"/>
-        </w:rPr>
-        <w:t xml:space="preserve">C)  (5, 8)</w:t>
-      </w:r>
-    </w:p>
-    <w:p>
-      <w:pPr>
-        <w:spacing w:after="60"/>
-        <w:ind w:left="420"/>
-      </w:pPr>
-      <w:r>
-        <w:rPr>
-          <w:sz w:val="21"/>
-          <w:szCs w:val="21"/>
-        </w:rPr>
-        <w:t xml:space="preserve">D)  (6, 10)</w:t>
-      </w:r>
-    </w:p>
-    <w:p>
-      <w:pPr>
-        <w:spacing w:after="40"/>
-      </w:pPr>
-      <w:r>
-        <w:t xml:space="preserve"/>
-      </w:r>
-    </w:p>
-    <w:p>
-      <w:pPr>
-        <w:pStyle w:val="Heading1"/>
-        <w:pageBreakBefore/>
-        <w:pBdr>
-          <w:bottom w:val="single" w:color="1FA6A2" w:sz="14" w:space="6"/>
-        </w:pBdr>
-        <w:spacing w:after="140" w:before="0"/>
-      </w:pPr>
-      <w:r>
-        <w:rPr>
-          <w:b/>
-          <w:bCs/>
-          <w:color w:val="12355B"/>
-          <w:sz w:val="30"/>
-          <w:szCs w:val="30"/>
-        </w:rPr>
-        <w:t xml:space="preserve">Answer Key &amp; Teacher Guide</w:t>
-      </w:r>
-    </w:p>
-    <w:p>
-      <w:pPr>
-        <w:spacing w:after="100"/>
-      </w:pPr>
+        <w:t xml:space="preserve">Teacher reference — remove or fold back before distributing to students.</w:t>
+      </w:r>
+    </w:p>
+    <w:p>
+      <w:pPr>
+        <w:pStyle w:val="Heading2"/>
+        <w:spacing w:after="80" w:before="180"/>
+      </w:pPr>
+      <w:r>
+        <w:rPr>
+          <w:b/>
+          <w:bCs/>
+          <w:color w:val="12355B"/>
+          <w:sz w:val="24"/>
+          <w:szCs w:val="24"/>
+        </w:rPr>
+        <w:t xml:space="preserve">Guided Notes (Fill-in)</w:t>
+      </w:r>
+    </w:p>
+    <w:p>
+      <w:pPr>
+        <w:spacing w:after="80"/>
+      </w:pPr>
+      <w:r>
+        <w:rPr>
+          <w:b/>
+          <w:bCs/>
+          <w:sz w:val="21"/>
+          <w:szCs w:val="21"/>
+        </w:rPr>
+        <w:t xml:space="preserve">Notes 1:  </w:t>
+      </w:r>
+      <w:r>
+        <w:rPr>
+          <w:sz w:val="21"/>
+          <w:szCs w:val="21"/>
+        </w:rPr>
+        <w:t xml:space="preserve">Coordinate plane</w:t>
+      </w:r>
+    </w:p>
+    <w:p>
+      <w:pPr>
+        <w:spacing w:after="80"/>
+      </w:pPr>
+      <w:r>
+        <w:rPr>
+          <w:b/>
+          <w:bCs/>
+          <w:sz w:val="21"/>
+          <w:szCs w:val="21"/>
+        </w:rPr>
+        <w:t xml:space="preserve">Notes 2:  </w:t>
+      </w:r>
+      <w:r>
+        <w:rPr>
+          <w:sz w:val="21"/>
+          <w:szCs w:val="21"/>
+        </w:rPr>
+        <w:t xml:space="preserve">Ordered pair</w:t>
+      </w:r>
+    </w:p>
+    <w:p>
+      <w:pPr>
+        <w:spacing w:after="80"/>
+      </w:pPr>
+      <w:r>
+        <w:rPr>
+          <w:b/>
+          <w:bCs/>
+          <w:sz w:val="21"/>
+          <w:szCs w:val="21"/>
+        </w:rPr>
+        <w:t xml:space="preserve">Notes 3:  </w:t>
+      </w:r>
+      <w:r>
+        <w:rPr>
+          <w:sz w:val="21"/>
+          <w:szCs w:val="21"/>
+        </w:rPr>
+        <w:t xml:space="preserve">Linear pattern</w:t>
+      </w:r>
+    </w:p>
+    <w:p>
+      <w:pPr>
+        <w:spacing w:after="80"/>
+      </w:pPr>
+      <w:r>
+        <w:rPr>
+          <w:b/>
+          <w:bCs/>
+          <w:sz w:val="21"/>
+          <w:szCs w:val="21"/>
+        </w:rPr>
+        <w:t xml:space="preserve">Notes 4:  </w:t>
+      </w:r>
+      <w:r>
+        <w:rPr>
+          <w:sz w:val="21"/>
+          <w:szCs w:val="21"/>
+        </w:rPr>
+        <w:t xml:space="preserve">Proportional</w:t>
+      </w:r>
+    </w:p>
+    <w:p>
+      <w:pPr>
+        <w:spacing w:after="80"/>
+      </w:pPr>
+      <w:r>
+        <w:rPr>
+          <w:b/>
+          <w:bCs/>
+          <w:sz w:val="21"/>
+          <w:szCs w:val="21"/>
+        </w:rPr>
+        <w:t xml:space="preserve">Notes 5:  </w:t>
+      </w:r>
+      <w:r>
+        <w:rPr>
+          <w:sz w:val="21"/>
+          <w:szCs w:val="21"/>
+        </w:rPr>
+        <w:t xml:space="preserve">Origin</w:t>
+      </w:r>
+    </w:p>
+    <w:p>
+      <w:pPr>
+        <w:pStyle w:val="Heading2"/>
+        <w:spacing w:after="80" w:before="180"/>
+      </w:pPr>
+      <w:r>
+        <w:rPr>
+          <w:b/>
+          <w:bCs/>
+          <w:color w:val="12355B"/>
+          <w:sz w:val="24"/>
+          <w:szCs w:val="24"/>
+        </w:rPr>
+        <w:t xml:space="preserve">Worked Notes (I Do / We Do)</w:t>
+      </w:r>
+    </w:p>
+    <w:p>
+      <w:pPr>
+        <w:spacing w:after="80"/>
+      </w:pPr>
+      <w:r>
+        <w:rPr>
+          <w:b/>
+          <w:bCs/>
+          <w:sz w:val="21"/>
+          <w:szCs w:val="21"/>
+        </w:rPr>
+        <w:t xml:space="preserve">I Do:  </w:t>
+      </w:r>
+      <w:r>
+        <w:rPr>
+          <w:sz w:val="21"/>
+          <w:szCs w:val="21"/>
+        </w:rPr>
+        <w:t xml:space="preserve">A. (8, 24)</w:t>
+      </w:r>
+    </w:p>
+    <w:p>
+      <w:pPr>
+        <w:spacing w:after="80"/>
+      </w:pPr>
+      <w:r>
+        <w:rPr>
+          <w:b/>
+          <w:bCs/>
+          <w:sz w:val="21"/>
+          <w:szCs w:val="21"/>
+        </w:rPr>
+        <w:t xml:space="preserve">We Do:  </w:t>
+      </w:r>
+      <w:r>
+        <w:rPr>
+          <w:sz w:val="21"/>
+          <w:szCs w:val="21"/>
+        </w:rPr>
+        <w:t xml:space="preserve">A. A straight line through the origin</w:t>
+      </w:r>
+    </w:p>
+    <w:p>
+      <w:pPr>
+        <w:pStyle w:val="Heading2"/>
+        <w:spacing w:after="80" w:before="180"/>
+      </w:pPr>
+      <w:r>
+        <w:rPr>
+          <w:b/>
+          <w:bCs/>
+          <w:color w:val="12355B"/>
+          <w:sz w:val="24"/>
+          <w:szCs w:val="24"/>
+        </w:rPr>
+        <w:t xml:space="preserve">Independent Practice</w:t>
+      </w:r>
+    </w:p>
+    <w:p>
+      <w:pPr>
+        <w:spacing w:after="80"/>
+      </w:pPr>
+      <w:r>
+        <w:rPr>
+          <w:b/>
+          <w:bCs/>
+          <w:sz w:val="21"/>
+          <w:szCs w:val="21"/>
+        </w:rPr>
+        <w:t xml:space="preserve">1.  </w:t>
+      </w:r>
+      <w:r>
+        <w:rPr>
+          <w:sz w:val="21"/>
+          <w:szCs w:val="21"/>
+        </w:rPr>
+        <w:t xml:space="preserve">A)  28</w:t>
+      </w:r>
       <w:r>
         <w:rPr>
           <w:i/>
@@ -3264,23 +3289,7 @@
           <w:sz w:val="19"/>
           <w:szCs w:val="19"/>
         </w:rPr>
-        <w:t xml:space="preserve">Teacher reference — remove or fold back before distributing to students.</w:t>
-      </w:r>
-    </w:p>
-    <w:p>
-      <w:pPr>
-        <w:pStyle w:val="Heading2"/>
-        <w:spacing w:after="80" w:before="180"/>
-      </w:pPr>
-      <w:r>
-        <w:rPr>
-          <w:b/>
-          <w:bCs/>
-          <w:color w:val="12355B"/>
-          <w:sz w:val="24"/>
-          <w:szCs w:val="24"/>
-        </w:rPr>
-        <w:t xml:space="preserve">Worked Notes (I Do / We Do)</w:t>
+        <w:t xml:space="preserve">  — The ratio is y/x = 8/2 = 4. For every x, y = 4x. When x = 7: y = 4 × 7 = 28.</w:t>
       </w:r>
     </w:p>
     <w:p>
@@ -3294,72 +3303,14 @@
           <w:sz w:val="21"/>
           <w:szCs w:val="21"/>
         </w:rPr>
-        <w:t xml:space="preserve">I Do:  </w:t>
-      </w:r>
-      <w:r>
-        <w:rPr>
-          <w:sz w:val="21"/>
-          <w:szCs w:val="21"/>
-        </w:rPr>
-        <w:t xml:space="preserve">A. (8, 24)</w:t>
-      </w:r>
-    </w:p>
-    <w:p>
-      <w:pPr>
-        <w:spacing w:after="80"/>
-      </w:pPr>
-      <w:r>
-        <w:rPr>
-          <w:b/>
-          <w:bCs/>
-          <w:sz w:val="21"/>
-          <w:szCs w:val="21"/>
-        </w:rPr>
-        <w:t xml:space="preserve">We Do:  </w:t>
-      </w:r>
-      <w:r>
-        <w:rPr>
-          <w:sz w:val="21"/>
-          <w:szCs w:val="21"/>
-        </w:rPr>
-        <w:t xml:space="preserve">A. A straight line through the origin</w:t>
-      </w:r>
-    </w:p>
-    <w:p>
-      <w:pPr>
-        <w:pStyle w:val="Heading2"/>
-        <w:spacing w:after="80" w:before="180"/>
-      </w:pPr>
-      <w:r>
-        <w:rPr>
-          <w:b/>
-          <w:bCs/>
-          <w:color w:val="12355B"/>
-          <w:sz w:val="24"/>
-          <w:szCs w:val="24"/>
-        </w:rPr>
-        <w:t xml:space="preserve">Independent Practice</w:t>
-      </w:r>
-    </w:p>
-    <w:p>
-      <w:pPr>
-        <w:spacing w:after="80"/>
-      </w:pPr>
-      <w:r>
-        <w:rPr>
-          <w:b/>
-          <w:bCs/>
-          <w:sz w:val="21"/>
-          <w:szCs w:val="21"/>
-        </w:rPr>
-        <w:t xml:space="preserve">1.  </w:t>
-      </w:r>
-      <w:r>
-        <w:rPr>
-          <w:sz w:val="21"/>
-          <w:szCs w:val="21"/>
-        </w:rPr>
-        <w:t xml:space="preserve">A)  28</w:t>
+        <w:t xml:space="preserve">2.  </w:t>
+      </w:r>
+      <w:r>
+        <w:rPr>
+          <w:sz w:val="21"/>
+          <w:szCs w:val="21"/>
+        </w:rPr>
+        <w:t xml:space="preserve">A)  (3, 10)</w:t>
       </w:r>
       <w:r>
         <w:rPr>
@@ -3369,7 +3320,7 @@
           <w:sz w:val="19"/>
           <w:szCs w:val="19"/>
         </w:rPr>
-        <w:t xml:space="preserve">  — The ratio is y/x = 8/2 = 4. For every x, y = 4x. When x = 7: y = 4 × 7 = 28.</w:t>
+        <w:t xml:space="preserve">  — For the ratio 1:5, every y-value should be 5 times the x-value. (3, 10): 5 × 3 = 15, not 10. So (3, 10) does not belong.</w:t>
       </w:r>
     </w:p>
     <w:p>
@@ -3383,14 +3334,14 @@
           <w:sz w:val="21"/>
           <w:szCs w:val="21"/>
         </w:rPr>
-        <w:t xml:space="preserve">2.  </w:t>
-      </w:r>
-      <w:r>
-        <w:rPr>
-          <w:sz w:val="21"/>
-          <w:szCs w:val="21"/>
-        </w:rPr>
-        <w:t xml:space="preserve">A)  (3, 10)</w:t>
+        <w:t xml:space="preserve">3.  </w:t>
+      </w:r>
+      <w:r>
+        <w:rPr>
+          <w:sz w:val="21"/>
+          <w:szCs w:val="21"/>
+        </w:rPr>
+        <w:t xml:space="preserve">A)  4:1</w:t>
       </w:r>
       <w:r>
         <w:rPr>
@@ -3400,7 +3351,7 @@
           <w:sz w:val="19"/>
           <w:szCs w:val="19"/>
         </w:rPr>
-        <w:t xml:space="preserve">  — For the ratio 1:5, every y-value should be 5 times the x-value. (3, 10): 5 × 3 = 15, not 10. So (3, 10) does not belong.</w:t>
+        <w:t xml:space="preserve">  — For each point: 4÷1 = 4, 8÷2 = 4, 12÷3 = 4. The ratio of y to x is always 4:1.</w:t>
       </w:r>
     </w:p>
     <w:p>
@@ -3414,14 +3365,14 @@
           <w:sz w:val="21"/>
           <w:szCs w:val="21"/>
         </w:rPr>
-        <w:t xml:space="preserve">3.  </w:t>
-      </w:r>
-      <w:r>
-        <w:rPr>
-          <w:sz w:val="21"/>
-          <w:szCs w:val="21"/>
-        </w:rPr>
-        <w:t xml:space="preserve">A)  4:1</w:t>
+        <w:t xml:space="preserve">4.  </w:t>
+      </w:r>
+      <w:r>
+        <w:rPr>
+          <w:sz w:val="21"/>
+          <w:szCs w:val="21"/>
+        </w:rPr>
+        <w:t xml:space="preserve">A)  Student B</w:t>
       </w:r>
       <w:r>
         <w:rPr>
@@ -3431,7 +3382,23 @@
           <w:sz w:val="19"/>
           <w:szCs w:val="19"/>
         </w:rPr>
-        <w:t xml:space="preserve">  — For each point: 4÷1 = 4, 8÷2 = 4, 12÷3 = 4. The ratio of y to x is always 4:1.</w:t>
+        <w:t xml:space="preserve">  — Student A's ratio is 1:2 (y goes up 2 for each 1 in x). Student B's ratio is 1:3 (y goes up 3 for each 1 in x). A higher rate of change means a steeper line, so Student B's is steeper.</w:t>
+      </w:r>
+    </w:p>
+    <w:p>
+      <w:pPr>
+        <w:pStyle w:val="Heading2"/>
+        <w:spacing w:after="80" w:before="180"/>
+      </w:pPr>
+      <w:r>
+        <w:rPr>
+          <w:b/>
+          <w:bCs/>
+          <w:color w:val="12355B"/>
+          <w:sz w:val="24"/>
+          <w:szCs w:val="24"/>
+        </w:rPr>
+        <w:t xml:space="preserve">Exit Ticket</w:t>
       </w:r>
     </w:p>
     <w:p>
@@ -3440,19 +3407,10 @@
       </w:pPr>
       <w:r>
         <w:rPr>
-          <w:b/>
-          <w:bCs/>
-          <w:sz w:val="21"/>
-          <w:szCs w:val="21"/>
-        </w:rPr>
-        <w:t xml:space="preserve">4.  </w:t>
-      </w:r>
-      <w:r>
-        <w:rPr>
-          <w:sz w:val="21"/>
-          <w:szCs w:val="21"/>
-        </w:rPr>
-        <w:t xml:space="preserve">A)  Student B</w:t>
+          <w:sz w:val="21"/>
+          <w:szCs w:val="21"/>
+        </w:rPr>
+        <w:t xml:space="preserve">A)  (5, 10)</w:t>
       </w:r>
       <w:r>
         <w:rPr>
@@ -3462,173 +3420,7 @@
           <w:sz w:val="19"/>
           <w:szCs w:val="19"/>
         </w:rPr>
-        <w:t xml:space="preserve">  — Student A's ratio is 1:2 (y goes up 2 for each 1 in x). Student B's ratio is 1:3 (y goes up 3 for each 1 in x). A higher rate of change means a steeper line, so Student B's is steeper.</w:t>
-      </w:r>
-    </w:p>
-    <w:p>
-      <w:pPr>
-        <w:pStyle w:val="Heading2"/>
-        <w:spacing w:after="80" w:before="180"/>
-      </w:pPr>
-      <w:r>
-        <w:rPr>
-          <w:b/>
-          <w:bCs/>
-          <w:color w:val="12355B"/>
-          <w:sz w:val="24"/>
-          <w:szCs w:val="24"/>
-        </w:rPr>
-        <w:t xml:space="preserve">Exit Ticket</w:t>
-      </w:r>
-    </w:p>
-    <w:p>
-      <w:pPr>
-        <w:spacing w:after="80"/>
-      </w:pPr>
-      <w:r>
-        <w:rPr>
-          <w:sz w:val="21"/>
-          <w:szCs w:val="21"/>
-        </w:rPr>
-        <w:t xml:space="preserve">A)  (5, 10)</w:t>
-      </w:r>
-      <w:r>
-        <w:rPr>
-          <w:i/>
-          <w:iCs/>
-          <w:color w:val="5F6F80"/>
-          <w:sz w:val="19"/>
-          <w:szCs w:val="19"/>
-        </w:rPr>
         <w:t xml:space="preserve">  — The ratio is 1:2, so for 5 cups of rice you need 5 × 2 = 10 cups of water. The point (5, 10) continues the pattern.</w:t>
-      </w:r>
-    </w:p>
-    <w:p>
-      <w:pPr>
-        <w:pStyle w:val="Heading2"/>
-        <w:spacing w:after="80" w:before="180"/>
-      </w:pPr>
-      <w:r>
-        <w:rPr>
-          <w:b/>
-          <w:bCs/>
-          <w:color w:val="12355B"/>
-          <w:sz w:val="24"/>
-          <w:szCs w:val="24"/>
-        </w:rPr>
-        <w:t xml:space="preserve">Writing (TWR) — what to look for</w:t>
-      </w:r>
-    </w:p>
-    <w:p>
-      <w:pPr>
-        <w:spacing w:after="80"/>
-      </w:pPr>
-      <w:r>
-        <w:rPr>
-          <w:sz w:val="20"/>
-          <w:szCs w:val="20"/>
-        </w:rPr>
-        <w:t xml:space="preserve">Kernel sentence: a complete sentence needs a subject and a verb. Example: Coordinate plane is a grid with a line going across and a line going up to plot points.</w:t>
-      </w:r>
-    </w:p>
-    <w:p>
-      <w:pPr>
-        <w:spacing w:after="80"/>
-      </w:pPr>
-      <w:r>
-        <w:rPr>
-          <w:sz w:val="20"/>
-          <w:szCs w:val="20"/>
-        </w:rPr>
-        <w:t xml:space="preserve">Expansion: because = reason, but = contrast/exception, so = result. Answers vary; each must keep the kernel idea.</w:t>
-      </w:r>
-    </w:p>
-    <w:p>
-      <w:pPr>
-        <w:pStyle w:val="Heading2"/>
-        <w:spacing w:after="80" w:before="180"/>
-      </w:pPr>
-      <w:r>
-        <w:rPr>
-          <w:b/>
-          <w:bCs/>
-          <w:color w:val="12355B"/>
-          <w:sz w:val="24"/>
-          <w:szCs w:val="24"/>
-        </w:rPr>
-        <w:t xml:space="preserve">Turn &amp; Talk — listen for</w:t>
-      </w:r>
-    </w:p>
-    <w:p>
-      <w:pPr>
-        <w:spacing w:after="80"/>
-      </w:pPr>
-      <w:r>
-        <w:rPr>
-          <w:b/>
-          <w:bCs/>
-          <w:sz w:val="19"/>
-          <w:szCs w:val="19"/>
-        </w:rPr>
-        <w:t xml:space="preserve">1.  </w:t>
-      </w:r>
-      <w:r>
-        <w:rPr>
-          <w:i/>
-          <w:iCs/>
-          <w:color w:val="5F6F80"/>
-          <w:sz w:val="19"/>
-          <w:szCs w:val="19"/>
-        </w:rPr>
-        <w:t xml:space="preserve">A strong answer chooses sundaes (x) and ounces of sauce (y), and predicts a straight line because each sundae always needs 2 more ounces.</w:t>
-      </w:r>
-    </w:p>
-    <w:p>
-      <w:pPr>
-        <w:spacing w:after="80"/>
-      </w:pPr>
-      <w:r>
-        <w:rPr>
-          <w:b/>
-          <w:bCs/>
-          <w:sz w:val="19"/>
-          <w:szCs w:val="19"/>
-        </w:rPr>
-        <w:t xml:space="preserve">2.  </w:t>
-      </w:r>
-      <w:r>
-        <w:rPr>
-          <w:i/>
-          <w:iCs/>
-          <w:color w:val="5F6F80"/>
-          <w:sz w:val="19"/>
-          <w:szCs w:val="19"/>
-        </w:rPr>
-        <w:t xml:space="preserve">Listen for 'straight line through the origin' and the connection that the constant 2-ounce step shows a proportional relationship.</w:t>
-      </w:r>
-    </w:p>
-    <w:p>
-      <w:pPr>
-        <w:spacing w:after="80"/>
-      </w:pPr>
-      <w:r>
-        <w:rPr>
-          <w:b/>
-          <w:bCs/>
-          <w:sz w:val="19"/>
-          <w:szCs w:val="19"/>
-        </w:rPr>
-        <w:t xml:space="preserve">3.  </w:t>
-      </w:r>
-      <w:r>
-        <w:rPr>
-          <w:i/>
-          <w:iCs/>
-          <w:color w:val="5F6F80"/>
-          <w:sz w:val="19"/>
-          <w:szCs w:val="19"/>
-        </w:rPr>
-        <w:t xml:space="preserve">A strong answer says the proportional line lets the owner read off (or extend to) salsa amounts for taco counts not in the table.</w:t>
       </w:r>
     </w:p>
     <w:sectPr>

--- a/lessons/3-3/downloads/3-3-notes.docx
+++ b/lessons/3-3/downloads/3-3-notes.docx
@@ -3029,398 +3029,6 @@
       </w:pPr>
       <w:r>
         <w:t xml:space="preserve"/>
-      </w:r>
-    </w:p>
-    <w:p>
-      <w:pPr>
-        <w:pStyle w:val="Heading1"/>
-        <w:pageBreakBefore/>
-        <w:pBdr>
-          <w:bottom w:val="single" w:color="1FA6A2" w:sz="14" w:space="6"/>
-        </w:pBdr>
-        <w:spacing w:after="140" w:before="0"/>
-      </w:pPr>
-      <w:r>
-        <w:rPr>
-          <w:b/>
-          <w:bCs/>
-          <w:color w:val="12355B"/>
-          <w:sz w:val="30"/>
-          <w:szCs w:val="30"/>
-        </w:rPr>
-        <w:t xml:space="preserve">Answer Key &amp; Teacher Guide</w:t>
-      </w:r>
-    </w:p>
-    <w:p>
-      <w:pPr>
-        <w:spacing w:after="100"/>
-      </w:pPr>
-      <w:r>
-        <w:rPr>
-          <w:i/>
-          <w:iCs/>
-          <w:color w:val="5F6F80"/>
-          <w:sz w:val="19"/>
-          <w:szCs w:val="19"/>
-        </w:rPr>
-        <w:t xml:space="preserve">Teacher reference — remove or fold back before distributing to students.</w:t>
-      </w:r>
-    </w:p>
-    <w:p>
-      <w:pPr>
-        <w:pStyle w:val="Heading2"/>
-        <w:spacing w:after="80" w:before="180"/>
-      </w:pPr>
-      <w:r>
-        <w:rPr>
-          <w:b/>
-          <w:bCs/>
-          <w:color w:val="12355B"/>
-          <w:sz w:val="24"/>
-          <w:szCs w:val="24"/>
-        </w:rPr>
-        <w:t xml:space="preserve">Guided Notes (Fill-in)</w:t>
-      </w:r>
-    </w:p>
-    <w:p>
-      <w:pPr>
-        <w:spacing w:after="80"/>
-      </w:pPr>
-      <w:r>
-        <w:rPr>
-          <w:b/>
-          <w:bCs/>
-          <w:sz w:val="21"/>
-          <w:szCs w:val="21"/>
-        </w:rPr>
-        <w:t xml:space="preserve">Notes 1:  </w:t>
-      </w:r>
-      <w:r>
-        <w:rPr>
-          <w:sz w:val="21"/>
-          <w:szCs w:val="21"/>
-        </w:rPr>
-        <w:t xml:space="preserve">Coordinate plane</w:t>
-      </w:r>
-    </w:p>
-    <w:p>
-      <w:pPr>
-        <w:spacing w:after="80"/>
-      </w:pPr>
-      <w:r>
-        <w:rPr>
-          <w:b/>
-          <w:bCs/>
-          <w:sz w:val="21"/>
-          <w:szCs w:val="21"/>
-        </w:rPr>
-        <w:t xml:space="preserve">Notes 2:  </w:t>
-      </w:r>
-      <w:r>
-        <w:rPr>
-          <w:sz w:val="21"/>
-          <w:szCs w:val="21"/>
-        </w:rPr>
-        <w:t xml:space="preserve">Ordered pair</w:t>
-      </w:r>
-    </w:p>
-    <w:p>
-      <w:pPr>
-        <w:spacing w:after="80"/>
-      </w:pPr>
-      <w:r>
-        <w:rPr>
-          <w:b/>
-          <w:bCs/>
-          <w:sz w:val="21"/>
-          <w:szCs w:val="21"/>
-        </w:rPr>
-        <w:t xml:space="preserve">Notes 3:  </w:t>
-      </w:r>
-      <w:r>
-        <w:rPr>
-          <w:sz w:val="21"/>
-          <w:szCs w:val="21"/>
-        </w:rPr>
-        <w:t xml:space="preserve">Linear pattern</w:t>
-      </w:r>
-    </w:p>
-    <w:p>
-      <w:pPr>
-        <w:spacing w:after="80"/>
-      </w:pPr>
-      <w:r>
-        <w:rPr>
-          <w:b/>
-          <w:bCs/>
-          <w:sz w:val="21"/>
-          <w:szCs w:val="21"/>
-        </w:rPr>
-        <w:t xml:space="preserve">Notes 4:  </w:t>
-      </w:r>
-      <w:r>
-        <w:rPr>
-          <w:sz w:val="21"/>
-          <w:szCs w:val="21"/>
-        </w:rPr>
-        <w:t xml:space="preserve">Proportional</w:t>
-      </w:r>
-    </w:p>
-    <w:p>
-      <w:pPr>
-        <w:spacing w:after="80"/>
-      </w:pPr>
-      <w:r>
-        <w:rPr>
-          <w:b/>
-          <w:bCs/>
-          <w:sz w:val="21"/>
-          <w:szCs w:val="21"/>
-        </w:rPr>
-        <w:t xml:space="preserve">Notes 5:  </w:t>
-      </w:r>
-      <w:r>
-        <w:rPr>
-          <w:sz w:val="21"/>
-          <w:szCs w:val="21"/>
-        </w:rPr>
-        <w:t xml:space="preserve">Origin</w:t>
-      </w:r>
-    </w:p>
-    <w:p>
-      <w:pPr>
-        <w:pStyle w:val="Heading2"/>
-        <w:spacing w:after="80" w:before="180"/>
-      </w:pPr>
-      <w:r>
-        <w:rPr>
-          <w:b/>
-          <w:bCs/>
-          <w:color w:val="12355B"/>
-          <w:sz w:val="24"/>
-          <w:szCs w:val="24"/>
-        </w:rPr>
-        <w:t xml:space="preserve">Worked Notes (I Do / We Do)</w:t>
-      </w:r>
-    </w:p>
-    <w:p>
-      <w:pPr>
-        <w:spacing w:after="80"/>
-      </w:pPr>
-      <w:r>
-        <w:rPr>
-          <w:b/>
-          <w:bCs/>
-          <w:sz w:val="21"/>
-          <w:szCs w:val="21"/>
-        </w:rPr>
-        <w:t xml:space="preserve">I Do:  </w:t>
-      </w:r>
-      <w:r>
-        <w:rPr>
-          <w:sz w:val="21"/>
-          <w:szCs w:val="21"/>
-        </w:rPr>
-        <w:t xml:space="preserve">A. (8, 24)</w:t>
-      </w:r>
-    </w:p>
-    <w:p>
-      <w:pPr>
-        <w:spacing w:after="80"/>
-      </w:pPr>
-      <w:r>
-        <w:rPr>
-          <w:b/>
-          <w:bCs/>
-          <w:sz w:val="21"/>
-          <w:szCs w:val="21"/>
-        </w:rPr>
-        <w:t xml:space="preserve">We Do:  </w:t>
-      </w:r>
-      <w:r>
-        <w:rPr>
-          <w:sz w:val="21"/>
-          <w:szCs w:val="21"/>
-        </w:rPr>
-        <w:t xml:space="preserve">A. A straight line through the origin</w:t>
-      </w:r>
-    </w:p>
-    <w:p>
-      <w:pPr>
-        <w:pStyle w:val="Heading2"/>
-        <w:spacing w:after="80" w:before="180"/>
-      </w:pPr>
-      <w:r>
-        <w:rPr>
-          <w:b/>
-          <w:bCs/>
-          <w:color w:val="12355B"/>
-          <w:sz w:val="24"/>
-          <w:szCs w:val="24"/>
-        </w:rPr>
-        <w:t xml:space="preserve">Independent Practice</w:t>
-      </w:r>
-    </w:p>
-    <w:p>
-      <w:pPr>
-        <w:spacing w:after="80"/>
-      </w:pPr>
-      <w:r>
-        <w:rPr>
-          <w:b/>
-          <w:bCs/>
-          <w:sz w:val="21"/>
-          <w:szCs w:val="21"/>
-        </w:rPr>
-        <w:t xml:space="preserve">1.  </w:t>
-      </w:r>
-      <w:r>
-        <w:rPr>
-          <w:sz w:val="21"/>
-          <w:szCs w:val="21"/>
-        </w:rPr>
-        <w:t xml:space="preserve">A)  28</w:t>
-      </w:r>
-      <w:r>
-        <w:rPr>
-          <w:i/>
-          <w:iCs/>
-          <w:color w:val="5F6F80"/>
-          <w:sz w:val="19"/>
-          <w:szCs w:val="19"/>
-        </w:rPr>
-        <w:t xml:space="preserve">  — The ratio is y/x = 8/2 = 4. For every x, y = 4x. When x = 7: y = 4 × 7 = 28.</w:t>
-      </w:r>
-    </w:p>
-    <w:p>
-      <w:pPr>
-        <w:spacing w:after="80"/>
-      </w:pPr>
-      <w:r>
-        <w:rPr>
-          <w:b/>
-          <w:bCs/>
-          <w:sz w:val="21"/>
-          <w:szCs w:val="21"/>
-        </w:rPr>
-        <w:t xml:space="preserve">2.  </w:t>
-      </w:r>
-      <w:r>
-        <w:rPr>
-          <w:sz w:val="21"/>
-          <w:szCs w:val="21"/>
-        </w:rPr>
-        <w:t xml:space="preserve">A)  (3, 10)</w:t>
-      </w:r>
-      <w:r>
-        <w:rPr>
-          <w:i/>
-          <w:iCs/>
-          <w:color w:val="5F6F80"/>
-          <w:sz w:val="19"/>
-          <w:szCs w:val="19"/>
-        </w:rPr>
-        <w:t xml:space="preserve">  — For the ratio 1:5, every y-value should be 5 times the x-value. (3, 10): 5 × 3 = 15, not 10. So (3, 10) does not belong.</w:t>
-      </w:r>
-    </w:p>
-    <w:p>
-      <w:pPr>
-        <w:spacing w:after="80"/>
-      </w:pPr>
-      <w:r>
-        <w:rPr>
-          <w:b/>
-          <w:bCs/>
-          <w:sz w:val="21"/>
-          <w:szCs w:val="21"/>
-        </w:rPr>
-        <w:t xml:space="preserve">3.  </w:t>
-      </w:r>
-      <w:r>
-        <w:rPr>
-          <w:sz w:val="21"/>
-          <w:szCs w:val="21"/>
-        </w:rPr>
-        <w:t xml:space="preserve">A)  4:1</w:t>
-      </w:r>
-      <w:r>
-        <w:rPr>
-          <w:i/>
-          <w:iCs/>
-          <w:color w:val="5F6F80"/>
-          <w:sz w:val="19"/>
-          <w:szCs w:val="19"/>
-        </w:rPr>
-        <w:t xml:space="preserve">  — For each point: 4÷1 = 4, 8÷2 = 4, 12÷3 = 4. The ratio of y to x is always 4:1.</w:t>
-      </w:r>
-    </w:p>
-    <w:p>
-      <w:pPr>
-        <w:spacing w:after="80"/>
-      </w:pPr>
-      <w:r>
-        <w:rPr>
-          <w:b/>
-          <w:bCs/>
-          <w:sz w:val="21"/>
-          <w:szCs w:val="21"/>
-        </w:rPr>
-        <w:t xml:space="preserve">4.  </w:t>
-      </w:r>
-      <w:r>
-        <w:rPr>
-          <w:sz w:val="21"/>
-          <w:szCs w:val="21"/>
-        </w:rPr>
-        <w:t xml:space="preserve">A)  Student B</w:t>
-      </w:r>
-      <w:r>
-        <w:rPr>
-          <w:i/>
-          <w:iCs/>
-          <w:color w:val="5F6F80"/>
-          <w:sz w:val="19"/>
-          <w:szCs w:val="19"/>
-        </w:rPr>
-        <w:t xml:space="preserve">  — Student A's ratio is 1:2 (y goes up 2 for each 1 in x). Student B's ratio is 1:3 (y goes up 3 for each 1 in x). A higher rate of change means a steeper line, so Student B's is steeper.</w:t>
-      </w:r>
-    </w:p>
-    <w:p>
-      <w:pPr>
-        <w:pStyle w:val="Heading2"/>
-        <w:spacing w:after="80" w:before="180"/>
-      </w:pPr>
-      <w:r>
-        <w:rPr>
-          <w:b/>
-          <w:bCs/>
-          <w:color w:val="12355B"/>
-          <w:sz w:val="24"/>
-          <w:szCs w:val="24"/>
-        </w:rPr>
-        <w:t xml:space="preserve">Exit Ticket</w:t>
-      </w:r>
-    </w:p>
-    <w:p>
-      <w:pPr>
-        <w:spacing w:after="80"/>
-      </w:pPr>
-      <w:r>
-        <w:rPr>
-          <w:sz w:val="21"/>
-          <w:szCs w:val="21"/>
-        </w:rPr>
-        <w:t xml:space="preserve">A)  (5, 10)</w:t>
-      </w:r>
-      <w:r>
-        <w:rPr>
-          <w:i/>
-          <w:iCs/>
-          <w:color w:val="5F6F80"/>
-          <w:sz w:val="19"/>
-          <w:szCs w:val="19"/>
-        </w:rPr>
-        <w:t xml:space="preserve">  — The ratio is 1:2, so for 5 cups of rice you need 5 × 2 = 10 cups of water. The point (5, 10) continues the pattern.</w:t>
       </w:r>
     </w:p>
     <w:sectPr>

--- a/lessons/3-3/downloads/3-3-notes.docx
+++ b/lessons/3-3/downloads/3-3-notes.docx
@@ -14,7 +14,7 @@
           <w:sz w:val="18"/>
           <w:szCs w:val="18"/>
         </w:rPr>
-        <w:t xml:space="preserve">UNIT 3  ·  LESSON 3      STANDARD 6.RP.3A</w:t>
+        <w:t xml:space="preserve">UNIT 3  ·  LESSON 3      STANDARD 6.AT.3A</w:t>
       </w:r>
     </w:p>
     <w:p>
@@ -2396,6 +2396,32 @@
     </w:p>
     <w:p>
       <w:pPr>
+        <w:pStyle w:val="Heading2"/>
+        <w:spacing w:after="80" w:before="180"/>
+      </w:pPr>
+      <w:r>
+        <w:rPr>
+          <w:b/>
+          <w:bCs/>
+          <w:color w:val="12355B"/>
+          <w:sz w:val="24"/>
+          <w:szCs w:val="24"/>
+        </w:rPr>
+        <w:t xml:space="preserve">Level 1 Support</w:t>
+      </w:r>
+      <w:r>
+        <w:rPr>
+          <w:i/>
+          <w:iCs/>
+          <w:color w:val="1FA6A2"/>
+          <w:sz w:val="19"/>
+          <w:szCs w:val="19"/>
+        </w:rPr>
+        <w:t xml:space="preserve">   extra scaffolding</w:t>
+      </w:r>
+    </w:p>
+    <w:p>
+      <w:pPr>
         <w:keepNext/>
         <w:spacing w:after="60" w:before="160"/>
       </w:pPr>
@@ -2656,6 +2682,32 @@
     </w:tbl>
     <w:p>
       <w:pPr>
+        <w:pStyle w:val="Heading2"/>
+        <w:spacing w:after="80" w:before="180"/>
+      </w:pPr>
+      <w:r>
+        <w:rPr>
+          <w:b/>
+          <w:bCs/>
+          <w:color w:val="12355B"/>
+          <w:sz w:val="24"/>
+          <w:szCs w:val="24"/>
+        </w:rPr>
+        <w:t xml:space="preserve">On Level</w:t>
+      </w:r>
+      <w:r>
+        <w:rPr>
+          <w:i/>
+          <w:iCs/>
+          <w:color w:val="12355B"/>
+          <w:sz w:val="19"/>
+          <w:szCs w:val="19"/>
+        </w:rPr>
+        <w:t xml:space="preserve">   grade-level practice</w:t>
+      </w:r>
+    </w:p>
+    <w:p>
+      <w:pPr>
         <w:keepNext/>
         <w:spacing w:after="60" w:before="160"/>
       </w:pPr>
@@ -2895,6 +2947,118 @@
               <w:right w:type="dxa" w:w="120"/>
             </w:tcMar>
           </w:tcPr>
+          <w:p>
+            <w:pPr>
+              <w:spacing w:after="0" w:line="320"/>
+            </w:pPr>
+            <w:r>
+              <w:t xml:space="preserve"/>
+            </w:r>
+          </w:p>
+          <w:p>
+            <w:pPr>
+              <w:spacing w:after="0" w:line="320"/>
+            </w:pPr>
+            <w:r>
+              <w:t xml:space="preserve"/>
+            </w:r>
+          </w:p>
+        </w:tc>
+      </w:tr>
+    </w:tbl>
+    <w:p>
+      <w:pPr>
+        <w:pStyle w:val="Heading2"/>
+        <w:spacing w:after="80" w:before="180"/>
+      </w:pPr>
+      <w:r>
+        <w:rPr>
+          <w:b/>
+          <w:bCs/>
+          <w:color w:val="12355B"/>
+          <w:sz w:val="24"/>
+          <w:szCs w:val="24"/>
+        </w:rPr>
+        <w:t xml:space="preserve">Level 2 Enrichment</w:t>
+      </w:r>
+      <w:r>
+        <w:rPr>
+          <w:i/>
+          <w:iCs/>
+          <w:color w:val="6B4FA0"/>
+          <w:sz w:val="19"/>
+          <w:szCs w:val="19"/>
+        </w:rPr>
+        <w:t xml:space="preserve">   stretch your thinking</w:t>
+      </w:r>
+    </w:p>
+    <w:p>
+      <w:pPr>
+        <w:keepNext/>
+        <w:spacing w:after="60" w:before="160"/>
+      </w:pPr>
+      <w:r>
+        <w:rPr>
+          <w:b/>
+          <w:bCs/>
+          <w:color w:val="12355B"/>
+          <w:sz w:val="22"/>
+          <w:szCs w:val="22"/>
+        </w:rPr>
+        <w:t xml:space="preserve">5.  </w:t>
+      </w:r>
+      <w:r>
+        <w:rPr>
+          <w:b/>
+          <w:bCs/>
+          <w:sz w:val="21"/>
+          <w:szCs w:val="21"/>
+        </w:rPr>
+        <w:t xml:space="preserve">A student plots the points (1, 3), (2, 6), (3, 9), and (4, 15) from a ratio table. She says they form a straight line because they go up. Is she correct? Explain how to check.</w:t>
+      </w:r>
+    </w:p>
+    <w:tbl>
+      <w:tblPr>
+        <w:tblW w:type="pct" w:w="100%"/>
+        <w:tblBorders>
+          <w:top w:val="single" w:color="C7D2DD" w:sz="6"/>
+          <w:left w:val="single" w:color="C7D2DD" w:sz="6"/>
+          <w:bottom w:val="single" w:color="C7D2DD" w:sz="6"/>
+          <w:right w:val="single" w:color="C7D2DD" w:sz="6"/>
+          <w:insideH w:val="single" w:color="auto" w:sz="4"/>
+          <w:insideV w:val="single" w:color="auto" w:sz="4"/>
+        </w:tblBorders>
+      </w:tblPr>
+      <w:tblGrid>
+        <w:gridCol w:w="100"/>
+      </w:tblGrid>
+      <w:tr>
+        <w:tc>
+          <w:tcPr>
+            <w:shd w:fill="FBF3E2" w:color="auto" w:val="clear"/>
+            <w:tcMar>
+              <w:top w:type="dxa" w:w="60"/>
+              <w:left w:type="dxa" w:w="120"/>
+              <w:bottom w:type="dxa" w:w="60"/>
+              <w:right w:type="dxa" w:w="120"/>
+            </w:tcMar>
+          </w:tcPr>
+          <w:p>
+            <w:pPr>
+              <w:spacing w:after="0" w:line="320"/>
+            </w:pPr>
+            <w:r>
+              <w:t xml:space="preserve"/>
+            </w:r>
+          </w:p>
+          <w:p>
+            <w:pPr>
+              <w:spacing w:after="0" w:line="320"/>
+            </w:pPr>
+            <w:r>
+              <w:t xml:space="preserve"/>
+            </w:r>
+          </w:p>
           <w:p>
             <w:pPr>
               <w:spacing w:after="0" w:line="320"/>

--- a/lessons/3-3/downloads/3-3-notes.docx
+++ b/lessons/3-3/downloads/3-3-notes.docx
@@ -1228,6 +1228,1302 @@
           <w:szCs w:val="22"/>
         </w:rPr>
         <w:t xml:space="preserve">The point (0, 0) where the two axes meet is the ___.</w:t>
+      </w:r>
+    </w:p>
+    <w:p>
+      <w:pPr>
+        <w:pStyle w:val="Heading1"/>
+        <w:pageBreakBefore/>
+        <w:pBdr>
+          <w:bottom w:val="single" w:color="1FA6A2" w:sz="14" w:space="6"/>
+        </w:pBdr>
+        <w:spacing w:after="140" w:before="0"/>
+      </w:pPr>
+      <w:r>
+        <w:rPr>
+          <w:b/>
+          <w:bCs/>
+          <w:color w:val="12355B"/>
+          <w:sz w:val="30"/>
+          <w:szCs w:val="30"/>
+        </w:rPr>
+        <w:t xml:space="preserve">Write About the Math</w:t>
+      </w:r>
+    </w:p>
+    <w:p>
+      <w:pPr>
+        <w:spacing w:after="100"/>
+      </w:pPr>
+      <w:r>
+        <w:rPr>
+          <w:i/>
+          <w:iCs/>
+          <w:color w:val="5F6F80"/>
+          <w:sz w:val="19"/>
+          <w:szCs w:val="19"/>
+        </w:rPr>
+        <w:t xml:space="preserve">Use the support level you need. Every level answers the same math question.</w:t>
+      </w:r>
+    </w:p>
+    <w:p>
+      <w:pPr>
+        <w:pStyle w:val="Heading2"/>
+        <w:spacing w:after="80" w:before="180"/>
+      </w:pPr>
+      <w:r>
+        <w:rPr>
+          <w:b/>
+          <w:bCs/>
+          <w:color w:val="12355B"/>
+          <w:sz w:val="24"/>
+          <w:szCs w:val="24"/>
+        </w:rPr>
+        <w:t xml:space="preserve">1. Understand the Question</w:t>
+      </w:r>
+      <w:r>
+        <w:rPr>
+          <w:i/>
+          <w:iCs/>
+          <w:color w:val="B97A12"/>
+          <w:sz w:val="19"/>
+          <w:szCs w:val="19"/>
+        </w:rPr>
+        <w:t xml:space="preserve">   explain</w:t>
+      </w:r>
+    </w:p>
+    <w:tbl>
+      <w:tblPr>
+        <w:tblW w:type="pct" w:w="100%"/>
+        <w:tblBorders>
+          <w:top w:val="single" w:color="1FA6A2" w:sz="8"/>
+          <w:left w:val="single" w:color="1FA6A2" w:sz="8"/>
+          <w:bottom w:val="single" w:color="1FA6A2" w:sz="8"/>
+          <w:right w:val="single" w:color="1FA6A2" w:sz="8"/>
+          <w:insideH w:val="single" w:color="auto" w:sz="4"/>
+          <w:insideV w:val="single" w:color="auto" w:sz="4"/>
+        </w:tblBorders>
+      </w:tblPr>
+      <w:tblGrid>
+        <w:gridCol w:w="100"/>
+      </w:tblGrid>
+      <w:tr>
+        <w:tc>
+          <w:tcPr>
+            <w:shd w:fill="E6F4F3" w:color="auto" w:val="clear"/>
+            <w:tcMar>
+              <w:top w:type="dxa" w:w="120"/>
+              <w:left w:type="dxa" w:w="180"/>
+              <w:bottom w:type="dxa" w:w="120"/>
+              <w:right w:type="dxa" w:w="180"/>
+            </w:tcMar>
+          </w:tcPr>
+          <w:p>
+            <w:pPr>
+              <w:spacing w:after="60"/>
+            </w:pPr>
+            <w:r>
+              <w:rPr>
+                <w:color w:val="1A2733"/>
+                <w:sz w:val="21"/>
+                <w:szCs w:val="21"/>
+              </w:rPr>
+              <w:t xml:space="preserve">After plotting (1,2), (2,4), (3,6)... what pattern do you notice, and how does it show the chocolate-sauce ratio?</w:t>
+            </w:r>
+          </w:p>
+          <w:p>
+            <w:pPr>
+              <w:spacing w:after="0"/>
+            </w:pPr>
+            <w:r>
+              <w:rPr>
+                <w:b/>
+                <w:bCs/>
+                <w:color w:val="12355B"/>
+                <w:sz w:val="20"/>
+                <w:szCs w:val="20"/>
+              </w:rPr>
+              <w:t xml:space="preserve">Your job:  </w:t>
+            </w:r>
+            <w:r>
+              <w:rPr>
+                <w:sz w:val="20"/>
+                <w:szCs w:val="20"/>
+              </w:rPr>
+              <w:t xml:space="preserve">Answer the question. Use math evidence. Explain how the evidence proves your answer.</w:t>
+            </w:r>
+            <w:r>
+              <w:rPr>
+                <w:i/>
+                <w:iCs/>
+                <w:color w:val="5F6F80"/>
+                <w:sz w:val="18"/>
+                <w:szCs w:val="18"/>
+              </w:rPr>
+              <w:br/>
+              <w:t xml:space="preserve">Responde la pregunta. Usa evidencia matemática. Explica cómo la evidencia demuestra tu respuesta.</w:t>
+            </w:r>
+          </w:p>
+        </w:tc>
+      </w:tr>
+    </w:tbl>
+    <w:p>
+      <w:pPr>
+        <w:pStyle w:val="Heading2"/>
+        <w:spacing w:after="80" w:before="180"/>
+      </w:pPr>
+      <w:r>
+        <w:rPr>
+          <w:b/>
+          <w:bCs/>
+          <w:color w:val="12355B"/>
+          <w:sz w:val="24"/>
+          <w:szCs w:val="24"/>
+        </w:rPr>
+        <w:t xml:space="preserve">2. Plan Your Math Words</w:t>
+      </w:r>
+      <w:r>
+        <w:rPr>
+          <w:i/>
+          <w:iCs/>
+          <w:color w:val="1FA6A2"/>
+          <w:sz w:val="19"/>
+          <w:szCs w:val="19"/>
+        </w:rPr>
+        <w:t xml:space="preserve">   check at least two</w:t>
+      </w:r>
+    </w:p>
+    <w:p>
+      <w:pPr>
+        <w:spacing w:after="60"/>
+      </w:pPr>
+      <w:r>
+        <w:rPr>
+          <w:b/>
+          <w:bCs/>
+          <w:color w:val="1FA6A2"/>
+          <w:sz w:val="22"/>
+          <w:szCs w:val="22"/>
+        </w:rPr>
+        <w:t xml:space="preserve">☐  </w:t>
+      </w:r>
+      <w:r>
+        <w:rPr>
+          <w:b/>
+          <w:bCs/>
+          <w:color w:val="12355B"/>
+          <w:sz w:val="20"/>
+          <w:szCs w:val="20"/>
+        </w:rPr>
+        <w:t xml:space="preserve">Coordinate plane — </w:t>
+      </w:r>
+      <w:r>
+        <w:rPr>
+          <w:sz w:val="20"/>
+          <w:szCs w:val="20"/>
+        </w:rPr>
+        <w:t xml:space="preserve">A grid with a line going across and a line going up to plot points.</w:t>
+      </w:r>
+      <w:r>
+        <w:rPr>
+          <w:i/>
+          <w:iCs/>
+          <w:color w:val="5F6F80"/>
+          <w:sz w:val="18"/>
+          <w:szCs w:val="18"/>
+        </w:rPr>
+        <w:br/>
+        <w:t xml:space="preserve">Plano cartesiano — Una cuadrícula con una línea horizontal y una vertical para marcar puntos.</w:t>
+      </w:r>
+    </w:p>
+    <w:p>
+      <w:pPr>
+        <w:spacing w:after="60"/>
+      </w:pPr>
+      <w:r>
+        <w:rPr>
+          <w:b/>
+          <w:bCs/>
+          <w:color w:val="1FA6A2"/>
+          <w:sz w:val="22"/>
+          <w:szCs w:val="22"/>
+        </w:rPr>
+        <w:t xml:space="preserve">☐  </w:t>
+      </w:r>
+      <w:r>
+        <w:rPr>
+          <w:b/>
+          <w:bCs/>
+          <w:color w:val="12355B"/>
+          <w:sz w:val="20"/>
+          <w:szCs w:val="20"/>
+        </w:rPr>
+        <w:t xml:space="preserve">Ordered pair — </w:t>
+      </w:r>
+      <w:r>
+        <w:rPr>
+          <w:sz w:val="20"/>
+          <w:szCs w:val="20"/>
+        </w:rPr>
+        <w:t xml:space="preserve">Two numbers (x, y) that tell where a point is on a grid.</w:t>
+      </w:r>
+      <w:r>
+        <w:rPr>
+          <w:i/>
+          <w:iCs/>
+          <w:color w:val="5F6F80"/>
+          <w:sz w:val="18"/>
+          <w:szCs w:val="18"/>
+        </w:rPr>
+        <w:br/>
+        <w:t xml:space="preserve">Par ordenado — Dos números (x, y) que dicen dónde está un punto en una cuadrícula.</w:t>
+      </w:r>
+    </w:p>
+    <w:p>
+      <w:pPr>
+        <w:spacing w:after="60"/>
+      </w:pPr>
+      <w:r>
+        <w:rPr>
+          <w:b/>
+          <w:bCs/>
+          <w:color w:val="1FA6A2"/>
+          <w:sz w:val="22"/>
+          <w:szCs w:val="22"/>
+        </w:rPr>
+        <w:t xml:space="preserve">☐  </w:t>
+      </w:r>
+      <w:r>
+        <w:rPr>
+          <w:b/>
+          <w:bCs/>
+          <w:color w:val="12355B"/>
+          <w:sz w:val="20"/>
+          <w:szCs w:val="20"/>
+        </w:rPr>
+        <w:t xml:space="preserve">Linear pattern — </w:t>
+      </w:r>
+      <w:r>
+        <w:rPr>
+          <w:sz w:val="20"/>
+          <w:szCs w:val="20"/>
+        </w:rPr>
+        <w:t xml:space="preserve">Points that make a straight line on a grid.</w:t>
+      </w:r>
+      <w:r>
+        <w:rPr>
+          <w:i/>
+          <w:iCs/>
+          <w:color w:val="5F6F80"/>
+          <w:sz w:val="18"/>
+          <w:szCs w:val="18"/>
+        </w:rPr>
+        <w:br/>
+        <w:t xml:space="preserve">Patrón lineal — Puntos que forman una línea recta en una cuadrícula.</w:t>
+      </w:r>
+    </w:p>
+    <w:p>
+      <w:pPr>
+        <w:spacing w:after="60"/>
+      </w:pPr>
+      <w:r>
+        <w:rPr>
+          <w:b/>
+          <w:bCs/>
+          <w:color w:val="1FA6A2"/>
+          <w:sz w:val="22"/>
+          <w:szCs w:val="22"/>
+        </w:rPr>
+        <w:t xml:space="preserve">☐  </w:t>
+      </w:r>
+      <w:r>
+        <w:rPr>
+          <w:b/>
+          <w:bCs/>
+          <w:color w:val="12355B"/>
+          <w:sz w:val="20"/>
+          <w:szCs w:val="20"/>
+        </w:rPr>
+        <w:t xml:space="preserve">Proportional — </w:t>
+      </w:r>
+      <w:r>
+        <w:rPr>
+          <w:sz w:val="20"/>
+          <w:szCs w:val="20"/>
+        </w:rPr>
+        <w:t xml:space="preserve">Two amounts that grow together at the same rate.</w:t>
+      </w:r>
+      <w:r>
+        <w:rPr>
+          <w:i/>
+          <w:iCs/>
+          <w:color w:val="5F6F80"/>
+          <w:sz w:val="18"/>
+          <w:szCs w:val="18"/>
+        </w:rPr>
+        <w:br/>
+        <w:t xml:space="preserve">Proporcional — Dos cantidades que crecen juntas al mismo ritmo.</w:t>
+      </w:r>
+    </w:p>
+    <w:p>
+      <w:pPr>
+        <w:spacing w:after="60"/>
+      </w:pPr>
+      <w:r>
+        <w:rPr>
+          <w:b/>
+          <w:bCs/>
+          <w:color w:val="1FA6A2"/>
+          <w:sz w:val="22"/>
+          <w:szCs w:val="22"/>
+        </w:rPr>
+        <w:t xml:space="preserve">☐  </w:t>
+      </w:r>
+      <w:r>
+        <w:rPr>
+          <w:b/>
+          <w:bCs/>
+          <w:color w:val="12355B"/>
+          <w:sz w:val="20"/>
+          <w:szCs w:val="20"/>
+        </w:rPr>
+        <w:t xml:space="preserve">Origin — </w:t>
+      </w:r>
+      <w:r>
+        <w:rPr>
+          <w:sz w:val="20"/>
+          <w:szCs w:val="20"/>
+        </w:rPr>
+        <w:t xml:space="preserve">The point (0, 0) where the two grid lines cross.</w:t>
+      </w:r>
+      <w:r>
+        <w:rPr>
+          <w:i/>
+          <w:iCs/>
+          <w:color w:val="5F6F80"/>
+          <w:sz w:val="18"/>
+          <w:szCs w:val="18"/>
+        </w:rPr>
+        <w:br/>
+        <w:t xml:space="preserve">Origen — El punto (0, 0) donde se cruzan las dos líneas de la cuadrícula.</w:t>
+      </w:r>
+    </w:p>
+    <w:tbl>
+      <w:tblPr>
+        <w:tblW w:type="pct" w:w="100%"/>
+        <w:tblBorders>
+          <w:top w:val="single" w:color="1FA6A2" w:sz="8"/>
+          <w:left w:val="single" w:color="1FA6A2" w:sz="8"/>
+          <w:bottom w:val="single" w:color="1FA6A2" w:sz="8"/>
+          <w:right w:val="single" w:color="1FA6A2" w:sz="8"/>
+          <w:insideH w:val="single" w:color="auto" w:sz="4"/>
+          <w:insideV w:val="single" w:color="auto" w:sz="4"/>
+        </w:tblBorders>
+      </w:tblPr>
+      <w:tblGrid>
+        <w:gridCol w:w="100"/>
+      </w:tblGrid>
+      <w:tr>
+        <w:tc>
+          <w:tcPr>
+            <w:shd w:fill="F7FFFD" w:color="auto" w:val="clear"/>
+            <w:tcMar>
+              <w:top w:type="dxa" w:w="120"/>
+              <w:left w:type="dxa" w:w="180"/>
+              <w:bottom w:type="dxa" w:w="120"/>
+              <w:right w:type="dxa" w:w="180"/>
+            </w:tcMar>
+          </w:tcPr>
+          <w:p>
+            <w:pPr>
+              <w:spacing w:after="50"/>
+            </w:pPr>
+            <w:r>
+              <w:rPr>
+                <w:b/>
+                <w:bCs/>
+                <w:color w:val="1FA6A2"/>
+                <w:sz w:val="20"/>
+                <w:szCs w:val="20"/>
+              </w:rPr>
+              <w:t xml:space="preserve">Say it first:  </w:t>
+            </w:r>
+            <w:r>
+              <w:rPr>
+                <w:sz w:val="20"/>
+                <w:szCs w:val="20"/>
+              </w:rPr>
+              <w:t xml:space="preserve">Say your idea to a partner or quietly to yourself before you write.</w:t>
+            </w:r>
+          </w:p>
+          <w:p>
+            <w:pPr>
+              <w:spacing w:after="60"/>
+            </w:pPr>
+            <w:r>
+              <w:rPr>
+                <w:color w:val="1A2733"/>
+                <w:sz w:val="21"/>
+                <w:szCs w:val="21"/>
+              </w:rPr>
+              <w:t xml:space="preserve">The points form a ___ through the ___.</w:t>
+            </w:r>
+            <w:r>
+              <w:rPr>
+                <w:i/>
+                <w:iCs/>
+                <w:color w:val="5F6F80"/>
+                <w:sz w:val="19"/>
+                <w:szCs w:val="19"/>
+              </w:rPr>
+              <w:br/>
+              <w:t xml:space="preserve">Los puntos forman una ___ que pasa por el ___.</w:t>
+            </w:r>
+          </w:p>
+        </w:tc>
+      </w:tr>
+    </w:tbl>
+    <w:p>
+      <w:pPr>
+        <w:pStyle w:val="Heading2"/>
+        <w:spacing w:after="80" w:before="180"/>
+      </w:pPr>
+      <w:r>
+        <w:rPr>
+          <w:b/>
+          <w:bCs/>
+          <w:color w:val="12355B"/>
+          <w:sz w:val="24"/>
+          <w:szCs w:val="24"/>
+        </w:rPr>
+        <w:t xml:space="preserve">3. Build Your Explanation</w:t>
+      </w:r>
+      <w:r>
+        <w:rPr>
+          <w:i/>
+          <w:iCs/>
+          <w:color w:val="B97A12"/>
+          <w:sz w:val="19"/>
+          <w:szCs w:val="19"/>
+        </w:rPr>
+        <w:t xml:space="preserve">   choose your support</w:t>
+      </w:r>
+    </w:p>
+    <w:tbl>
+      <w:tblPr>
+        <w:tblW w:type="pct" w:w="100%"/>
+        <w:tblBorders>
+          <w:top w:val="single" w:color="BBD0DE" w:sz="8"/>
+          <w:left w:val="single" w:color="BBD0DE" w:sz="8"/>
+          <w:bottom w:val="single" w:color="BBD0DE" w:sz="8"/>
+          <w:right w:val="single" w:color="BBD0DE" w:sz="8"/>
+          <w:insideH w:val="single" w:color="auto" w:sz="4"/>
+          <w:insideV w:val="single" w:color="auto" w:sz="4"/>
+        </w:tblBorders>
+      </w:tblPr>
+      <w:tblGrid>
+        <w:gridCol w:w="100"/>
+      </w:tblGrid>
+      <w:tr>
+        <w:tc>
+          <w:tcPr>
+            <w:shd w:fill="EEF4F8" w:color="auto" w:val="clear"/>
+            <w:tcMar>
+              <w:top w:type="dxa" w:w="120"/>
+              <w:left w:type="dxa" w:w="180"/>
+              <w:bottom w:type="dxa" w:w="120"/>
+              <w:right w:type="dxa" w:w="180"/>
+            </w:tcMar>
+          </w:tcPr>
+          <w:p>
+            <w:pPr>
+              <w:spacing w:after="50"/>
+            </w:pPr>
+            <w:r>
+              <w:rPr>
+                <w:i/>
+                <w:iCs/>
+                <w:color w:val="5F6F80"/>
+                <w:sz w:val="19"/>
+                <w:szCs w:val="19"/>
+              </w:rPr>
+              <w:t xml:space="preserve">This model shows the parts of an explanation. It does not answer your writing question.</w:t>
+            </w:r>
+          </w:p>
+          <w:p>
+            <w:pPr>
+              <w:spacing w:after="80"/>
+            </w:pPr>
+            <w:r>
+              <w:rPr>
+                <w:b/>
+                <w:bCs/>
+                <w:color w:val="12355B"/>
+                <w:sz w:val="19"/>
+                <w:szCs w:val="19"/>
+              </w:rPr>
+              <w:t xml:space="preserve">Claim:  </w:t>
+            </w:r>
+            <w:r>
+              <w:rPr>
+                <w:sz w:val="19"/>
+                <w:szCs w:val="19"/>
+              </w:rPr>
+              <w:t xml:space="preserve">I predict the points will line up because sundaes and sauce grow together.</w:t>
+            </w:r>
+          </w:p>
+          <w:p>
+            <w:pPr>
+              <w:spacing w:after="80"/>
+            </w:pPr>
+            <w:r>
+              <w:rPr>
+                <w:b/>
+                <w:bCs/>
+                <w:color w:val="12355B"/>
+                <w:sz w:val="19"/>
+                <w:szCs w:val="19"/>
+              </w:rPr>
+              <w:t xml:space="preserve">Evidence:  </w:t>
+            </w:r>
+            <w:r>
+              <w:rPr>
+                <w:sz w:val="19"/>
+                <w:szCs w:val="19"/>
+              </w:rPr>
+              <w:t xml:space="preserve">A strong answer chooses sundaes (x) and ounces of sauce (y), and predicts a straight line because each sundae always needs 2 more ounces.</w:t>
+            </w:r>
+          </w:p>
+          <w:p>
+            <w:pPr>
+              <w:spacing w:after="80"/>
+            </w:pPr>
+            <w:r>
+              <w:rPr>
+                <w:b/>
+                <w:bCs/>
+                <w:color w:val="12355B"/>
+                <w:sz w:val="19"/>
+                <w:szCs w:val="19"/>
+              </w:rPr>
+              <w:t xml:space="preserve">Reasoning:  </w:t>
+            </w:r>
+            <w:r>
+              <w:rPr>
+                <w:sz w:val="19"/>
+                <w:szCs w:val="19"/>
+              </w:rPr>
+              <w:t xml:space="preserve">This evidence connects the definition of coordinate plane to the mathematical claim.</w:t>
+            </w:r>
+          </w:p>
+        </w:tc>
+      </w:tr>
+    </w:tbl>
+    <w:p>
+      <w:pPr>
+        <w:pStyle w:val="Heading2"/>
+        <w:spacing w:after="80" w:before="180"/>
+      </w:pPr>
+      <w:r>
+        <w:rPr>
+          <w:b/>
+          <w:bCs/>
+          <w:color w:val="12355B"/>
+          <w:sz w:val="24"/>
+          <w:szCs w:val="24"/>
+        </w:rPr>
+        <w:t xml:space="preserve">Start</w:t>
+      </w:r>
+      <w:r>
+        <w:rPr>
+          <w:i/>
+          <w:iCs/>
+          <w:color w:val="1FA6A2"/>
+          <w:sz w:val="19"/>
+          <w:szCs w:val="19"/>
+        </w:rPr>
+        <w:t xml:space="preserve">   Most language support</w:t>
+      </w:r>
+    </w:p>
+    <w:p>
+      <w:pPr>
+        <w:spacing w:after="60"/>
+      </w:pPr>
+      <w:r>
+        <w:rPr>
+          <w:color w:val="1A2733"/>
+          <w:sz w:val="21"/>
+          <w:szCs w:val="21"/>
+        </w:rPr>
+        <w:t xml:space="preserve">Complete the frames. Use the word bank.</w:t>
+      </w:r>
+      <w:r>
+        <w:rPr>
+          <w:i/>
+          <w:iCs/>
+          <w:color w:val="5F6F80"/>
+          <w:sz w:val="19"/>
+          <w:szCs w:val="19"/>
+        </w:rPr>
+        <w:br/>
+        <w:t xml:space="preserve">Completa las oraciones. Usa el banco de palabras.</w:t>
+      </w:r>
+    </w:p>
+    <w:p>
+      <w:pPr>
+        <w:spacing w:after="60"/>
+      </w:pPr>
+      <w:r>
+        <w:rPr>
+          <w:color w:val="1A2733"/>
+          <w:sz w:val="21"/>
+          <w:szCs w:val="21"/>
+        </w:rPr>
+        <w:t xml:space="preserve">The points form a ___ through the ___.</w:t>
+      </w:r>
+      <w:r>
+        <w:rPr>
+          <w:i/>
+          <w:iCs/>
+          <w:color w:val="5F6F80"/>
+          <w:sz w:val="19"/>
+          <w:szCs w:val="19"/>
+        </w:rPr>
+        <w:br/>
+        <w:t xml:space="preserve">Los puntos forman una ___ que pasa por el ___.</w:t>
+      </w:r>
+    </w:p>
+    <w:p>
+      <w:pPr>
+        <w:spacing w:after="60"/>
+      </w:pPr>
+      <w:r>
+        <w:rPr>
+          <w:color w:val="1A2733"/>
+          <w:sz w:val="21"/>
+          <w:szCs w:val="21"/>
+        </w:rPr>
+        <w:t xml:space="preserve">As the number of sundaes goes up by 1, the ounces go up by ___.</w:t>
+      </w:r>
+      <w:r>
+        <w:rPr>
+          <w:i/>
+          <w:iCs/>
+          <w:color w:val="5F6F80"/>
+          <w:sz w:val="19"/>
+          <w:szCs w:val="19"/>
+        </w:rPr>
+        <w:br/>
+        <w:t xml:space="preserve">Cuando el número de copas sube en 1, las onzas suben en ___.</w:t>
+      </w:r>
+    </w:p>
+    <w:tbl>
+      <w:tblPr>
+        <w:tblW w:type="pct" w:w="100%"/>
+        <w:tblBorders>
+          <w:top w:val="single" w:color="C7D2DD" w:sz="6"/>
+          <w:left w:val="single" w:color="C7D2DD" w:sz="6"/>
+          <w:bottom w:val="single" w:color="C7D2DD" w:sz="6"/>
+          <w:right w:val="single" w:color="C7D2DD" w:sz="6"/>
+          <w:insideH w:val="single" w:color="auto" w:sz="4"/>
+          <w:insideV w:val="single" w:color="auto" w:sz="4"/>
+        </w:tblBorders>
+      </w:tblPr>
+      <w:tblGrid>
+        <w:gridCol w:w="100"/>
+      </w:tblGrid>
+      <w:tr>
+        <w:tc>
+          <w:tcPr>
+            <w:shd w:fill="FBF3E2" w:color="auto" w:val="clear"/>
+            <w:tcMar>
+              <w:top w:type="dxa" w:w="60"/>
+              <w:left w:type="dxa" w:w="120"/>
+              <w:bottom w:type="dxa" w:w="60"/>
+              <w:right w:type="dxa" w:w="120"/>
+            </w:tcMar>
+          </w:tcPr>
+          <w:p>
+            <w:pPr>
+              <w:spacing w:after="0" w:line="320"/>
+            </w:pPr>
+            <w:r>
+              <w:t xml:space="preserve"/>
+            </w:r>
+          </w:p>
+          <w:p>
+            <w:pPr>
+              <w:spacing w:after="0" w:line="320"/>
+            </w:pPr>
+            <w:r>
+              <w:t xml:space="preserve"/>
+            </w:r>
+          </w:p>
+          <w:p>
+            <w:pPr>
+              <w:spacing w:after="0" w:line="320"/>
+            </w:pPr>
+            <w:r>
+              <w:t xml:space="preserve"/>
+            </w:r>
+          </w:p>
+        </w:tc>
+      </w:tr>
+    </w:tbl>
+    <w:p>
+      <w:pPr>
+        <w:pStyle w:val="Heading2"/>
+        <w:spacing w:after="80" w:before="180"/>
+      </w:pPr>
+      <w:r>
+        <w:rPr>
+          <w:b/>
+          <w:bCs/>
+          <w:color w:val="12355B"/>
+          <w:sz w:val="24"/>
+          <w:szCs w:val="24"/>
+        </w:rPr>
+        <w:t xml:space="preserve">Build</w:t>
+      </w:r>
+      <w:r>
+        <w:rPr>
+          <w:i/>
+          <w:iCs/>
+          <w:color w:val="B97A12"/>
+          <w:sz w:val="19"/>
+          <w:szCs w:val="19"/>
+        </w:rPr>
+        <w:t xml:space="preserve">   Some language support</w:t>
+      </w:r>
+    </w:p>
+    <w:p>
+      <w:pPr>
+        <w:spacing w:after="60"/>
+      </w:pPr>
+      <w:r>
+        <w:rPr>
+          <w:color w:val="1A2733"/>
+          <w:sz w:val="21"/>
+          <w:szCs w:val="21"/>
+        </w:rPr>
+        <w:t xml:space="preserve">Write two connected sentences. Use because, so, or but.</w:t>
+      </w:r>
+      <w:r>
+        <w:rPr>
+          <w:i/>
+          <w:iCs/>
+          <w:color w:val="5F6F80"/>
+          <w:sz w:val="19"/>
+          <w:szCs w:val="19"/>
+        </w:rPr>
+        <w:br/>
+        <w:t xml:space="preserve">Escribe dos oraciones conectadas. Usa porque, entonces o pero.</w:t>
+      </w:r>
+    </w:p>
+    <w:p>
+      <w:pPr>
+        <w:spacing w:after="60"/>
+      </w:pPr>
+      <w:r>
+        <w:rPr>
+          <w:color w:val="1A2733"/>
+          <w:sz w:val="21"/>
+          <w:szCs w:val="21"/>
+        </w:rPr>
+        <w:t xml:space="preserve">My claim is ___.</w:t>
+      </w:r>
+      <w:r>
+        <w:rPr>
+          <w:i/>
+          <w:iCs/>
+          <w:color w:val="5F6F80"/>
+          <w:sz w:val="19"/>
+          <w:szCs w:val="19"/>
+        </w:rPr>
+        <w:br/>
+        <w:t xml:space="preserve">Mi afirmación es ___.</w:t>
+      </w:r>
+    </w:p>
+    <w:p>
+      <w:pPr>
+        <w:spacing w:after="60"/>
+      </w:pPr>
+      <w:r>
+        <w:rPr>
+          <w:color w:val="1A2733"/>
+          <w:sz w:val="21"/>
+          <w:szCs w:val="21"/>
+        </w:rPr>
+        <w:t xml:space="preserve">I know because ___.</w:t>
+      </w:r>
+      <w:r>
+        <w:rPr>
+          <w:i/>
+          <w:iCs/>
+          <w:color w:val="5F6F80"/>
+          <w:sz w:val="19"/>
+          <w:szCs w:val="19"/>
+        </w:rPr>
+        <w:br/>
+        <w:t xml:space="preserve">Lo sé porque ___.</w:t>
+      </w:r>
+    </w:p>
+    <w:p>
+      <w:pPr>
+        <w:spacing w:after="60"/>
+      </w:pPr>
+      <w:r>
+        <w:rPr>
+          <w:color w:val="1A2733"/>
+          <w:sz w:val="21"/>
+          <w:szCs w:val="21"/>
+        </w:rPr>
+        <w:t xml:space="preserve">So ___.</w:t>
+      </w:r>
+      <w:r>
+        <w:rPr>
+          <w:i/>
+          <w:iCs/>
+          <w:color w:val="5F6F80"/>
+          <w:sz w:val="19"/>
+          <w:szCs w:val="19"/>
+        </w:rPr>
+        <w:br/>
+        <w:t xml:space="preserve">Entonces ___.</w:t>
+      </w:r>
+    </w:p>
+    <w:tbl>
+      <w:tblPr>
+        <w:tblW w:type="pct" w:w="100%"/>
+        <w:tblBorders>
+          <w:top w:val="single" w:color="C7D2DD" w:sz="6"/>
+          <w:left w:val="single" w:color="C7D2DD" w:sz="6"/>
+          <w:bottom w:val="single" w:color="C7D2DD" w:sz="6"/>
+          <w:right w:val="single" w:color="C7D2DD" w:sz="6"/>
+          <w:insideH w:val="single" w:color="auto" w:sz="4"/>
+          <w:insideV w:val="single" w:color="auto" w:sz="4"/>
+        </w:tblBorders>
+      </w:tblPr>
+      <w:tblGrid>
+        <w:gridCol w:w="100"/>
+      </w:tblGrid>
+      <w:tr>
+        <w:tc>
+          <w:tcPr>
+            <w:shd w:fill="FBF3E2" w:color="auto" w:val="clear"/>
+            <w:tcMar>
+              <w:top w:type="dxa" w:w="60"/>
+              <w:left w:type="dxa" w:w="120"/>
+              <w:bottom w:type="dxa" w:w="60"/>
+              <w:right w:type="dxa" w:w="120"/>
+            </w:tcMar>
+          </w:tcPr>
+          <w:p>
+            <w:pPr>
+              <w:spacing w:after="0" w:line="320"/>
+            </w:pPr>
+            <w:r>
+              <w:t xml:space="preserve"/>
+            </w:r>
+          </w:p>
+          <w:p>
+            <w:pPr>
+              <w:spacing w:after="0" w:line="320"/>
+            </w:pPr>
+            <w:r>
+              <w:t xml:space="preserve"/>
+            </w:r>
+          </w:p>
+          <w:p>
+            <w:pPr>
+              <w:spacing w:after="0" w:line="320"/>
+            </w:pPr>
+            <w:r>
+              <w:t xml:space="preserve"/>
+            </w:r>
+          </w:p>
+        </w:tc>
+      </w:tr>
+    </w:tbl>
+    <w:p>
+      <w:pPr>
+        <w:pStyle w:val="Heading2"/>
+        <w:spacing w:after="80" w:before="180"/>
+      </w:pPr>
+      <w:r>
+        <w:rPr>
+          <w:b/>
+          <w:bCs/>
+          <w:color w:val="12355B"/>
+          <w:sz w:val="24"/>
+          <w:szCs w:val="24"/>
+        </w:rPr>
+        <w:t xml:space="preserve">Explain</w:t>
+      </w:r>
+      <w:r>
+        <w:rPr>
+          <w:i/>
+          <w:iCs/>
+          <w:color w:val="B97A12"/>
+          <w:sz w:val="19"/>
+          <w:szCs w:val="19"/>
+        </w:rPr>
+        <w:t xml:space="preserve">   Light language support</w:t>
+      </w:r>
+    </w:p>
+    <w:p>
+      <w:pPr>
+        <w:spacing w:after="60"/>
+      </w:pPr>
+      <w:r>
+        <w:rPr>
+          <w:color w:val="1A2733"/>
+          <w:sz w:val="21"/>
+          <w:szCs w:val="21"/>
+        </w:rPr>
+        <w:t xml:space="preserve">Write a claim, give math evidence, and explain your reasoning.</w:t>
+      </w:r>
+      <w:r>
+        <w:rPr>
+          <w:i/>
+          <w:iCs/>
+          <w:color w:val="5F6F80"/>
+          <w:sz w:val="19"/>
+          <w:szCs w:val="19"/>
+        </w:rPr>
+        <w:br/>
+        <w:t xml:space="preserve">Escribe una afirmación, da evidencia matemática y explica tu razonamiento.</w:t>
+      </w:r>
+    </w:p>
+    <w:p>
+      <w:pPr>
+        <w:spacing w:after="60"/>
+      </w:pPr>
+      <w:r>
+        <w:rPr>
+          <w:color w:val="1A2733"/>
+          <w:sz w:val="21"/>
+          <w:szCs w:val="21"/>
+        </w:rPr>
+        <w:t xml:space="preserve">My claim is ___.</w:t>
+      </w:r>
+      <w:r>
+        <w:rPr>
+          <w:i/>
+          <w:iCs/>
+          <w:color w:val="5F6F80"/>
+          <w:sz w:val="19"/>
+          <w:szCs w:val="19"/>
+        </w:rPr>
+        <w:br/>
+        <w:t xml:space="preserve">Mi afirmación es ___.</w:t>
+      </w:r>
+    </w:p>
+    <w:p>
+      <w:pPr>
+        <w:spacing w:after="60"/>
+      </w:pPr>
+      <w:r>
+        <w:rPr>
+          <w:color w:val="1A2733"/>
+          <w:sz w:val="21"/>
+          <w:szCs w:val="21"/>
+        </w:rPr>
+        <w:t xml:space="preserve">My math evidence is ___.</w:t>
+      </w:r>
+      <w:r>
+        <w:rPr>
+          <w:i/>
+          <w:iCs/>
+          <w:color w:val="5F6F80"/>
+          <w:sz w:val="19"/>
+          <w:szCs w:val="19"/>
+        </w:rPr>
+        <w:br/>
+        <w:t xml:space="preserve">Mi evidencia matemática es ___.</w:t>
+      </w:r>
+    </w:p>
+    <w:p>
+      <w:pPr>
+        <w:spacing w:after="60"/>
+      </w:pPr>
+      <w:r>
+        <w:rPr>
+          <w:color w:val="1A2733"/>
+          <w:sz w:val="21"/>
+          <w:szCs w:val="21"/>
+        </w:rPr>
+        <w:t xml:space="preserve">This proves ___ because ___.</w:t>
+      </w:r>
+      <w:r>
+        <w:rPr>
+          <w:i/>
+          <w:iCs/>
+          <w:color w:val="5F6F80"/>
+          <w:sz w:val="19"/>
+          <w:szCs w:val="19"/>
+        </w:rPr>
+        <w:br/>
+        <w:t xml:space="preserve">Esto demuestra ___ porque ___.</w:t>
+      </w:r>
+    </w:p>
+    <w:tbl>
+      <w:tblPr>
+        <w:tblW w:type="pct" w:w="100%"/>
+        <w:tblBorders>
+          <w:top w:val="single" w:color="C7D2DD" w:sz="6"/>
+          <w:left w:val="single" w:color="C7D2DD" w:sz="6"/>
+          <w:bottom w:val="single" w:color="C7D2DD" w:sz="6"/>
+          <w:right w:val="single" w:color="C7D2DD" w:sz="6"/>
+          <w:insideH w:val="single" w:color="auto" w:sz="4"/>
+          <w:insideV w:val="single" w:color="auto" w:sz="4"/>
+        </w:tblBorders>
+      </w:tblPr>
+      <w:tblGrid>
+        <w:gridCol w:w="100"/>
+      </w:tblGrid>
+      <w:tr>
+        <w:tc>
+          <w:tcPr>
+            <w:shd w:fill="FBF3E2" w:color="auto" w:val="clear"/>
+            <w:tcMar>
+              <w:top w:type="dxa" w:w="60"/>
+              <w:left w:type="dxa" w:w="120"/>
+              <w:bottom w:type="dxa" w:w="60"/>
+              <w:right w:type="dxa" w:w="120"/>
+            </w:tcMar>
+          </w:tcPr>
+          <w:p>
+            <w:pPr>
+              <w:spacing w:after="0" w:line="320"/>
+            </w:pPr>
+            <w:r>
+              <w:t xml:space="preserve"/>
+            </w:r>
+          </w:p>
+          <w:p>
+            <w:pPr>
+              <w:spacing w:after="0" w:line="320"/>
+            </w:pPr>
+            <w:r>
+              <w:t xml:space="preserve"/>
+            </w:r>
+          </w:p>
+          <w:p>
+            <w:pPr>
+              <w:spacing w:after="0" w:line="320"/>
+            </w:pPr>
+            <w:r>
+              <w:t xml:space="preserve"/>
+            </w:r>
+          </w:p>
+          <w:p>
+            <w:pPr>
+              <w:spacing w:after="0" w:line="320"/>
+            </w:pPr>
+            <w:r>
+              <w:t xml:space="preserve"/>
+            </w:r>
+          </w:p>
+          <w:p>
+            <w:pPr>
+              <w:spacing w:after="0" w:line="320"/>
+            </w:pPr>
+            <w:r>
+              <w:t xml:space="preserve"/>
+            </w:r>
+          </w:p>
+        </w:tc>
+      </w:tr>
+    </w:tbl>
+    <w:p>
+      <w:pPr>
+        <w:pStyle w:val="Heading2"/>
+        <w:spacing w:after="80" w:before="180"/>
+      </w:pPr>
+      <w:r>
+        <w:rPr>
+          <w:b/>
+          <w:bCs/>
+          <w:color w:val="12355B"/>
+          <w:sz w:val="24"/>
+          <w:szCs w:val="24"/>
+        </w:rPr>
+        <w:t xml:space="preserve">4. Check Your Explanation</w:t>
+      </w:r>
+      <w:r>
+        <w:rPr>
+          <w:i/>
+          <w:iCs/>
+          <w:color w:val="1FA6A2"/>
+          <w:sz w:val="19"/>
+          <w:szCs w:val="19"/>
+        </w:rPr>
+        <w:t xml:space="preserve">   five quick checks</w:t>
+      </w:r>
+    </w:p>
+    <w:p>
+      <w:pPr>
+        <w:spacing w:after="80"/>
+      </w:pPr>
+      <w:r>
+        <w:rPr>
+          <w:b/>
+          <w:bCs/>
+          <w:color w:val="1FA6A2"/>
+          <w:sz w:val="22"/>
+          <w:szCs w:val="22"/>
+        </w:rPr>
+        <w:t xml:space="preserve">☐  </w:t>
+      </w:r>
+      <w:r>
+        <w:rPr>
+          <w:sz w:val="20"/>
+          <w:szCs w:val="20"/>
+        </w:rPr>
+        <w:t xml:space="preserve">I answered the question.</w:t>
+      </w:r>
+      <w:r>
+        <w:rPr>
+          <w:i/>
+          <w:iCs/>
+          <w:color w:val="5F6F80"/>
+          <w:sz w:val="18"/>
+          <w:szCs w:val="18"/>
+        </w:rPr>
+        <w:br/>
+        <w:t xml:space="preserve">Respondí la pregunta.</w:t>
+      </w:r>
+    </w:p>
+    <w:p>
+      <w:pPr>
+        <w:spacing w:after="80"/>
+      </w:pPr>
+      <w:r>
+        <w:rPr>
+          <w:b/>
+          <w:bCs/>
+          <w:color w:val="1FA6A2"/>
+          <w:sz w:val="22"/>
+          <w:szCs w:val="22"/>
+        </w:rPr>
+        <w:t xml:space="preserve">☐  </w:t>
+      </w:r>
+      <w:r>
+        <w:rPr>
+          <w:sz w:val="20"/>
+          <w:szCs w:val="20"/>
+        </w:rPr>
+        <w:t xml:space="preserve">I used math evidence: numbers, an equation, a model, or a comparison.</w:t>
+      </w:r>
+      <w:r>
+        <w:rPr>
+          <w:i/>
+          <w:iCs/>
+          <w:color w:val="5F6F80"/>
+          <w:sz w:val="18"/>
+          <w:szCs w:val="18"/>
+        </w:rPr>
+        <w:br/>
+        <w:t xml:space="preserve">Usé evidencia matemática: números, una ecuación, un modelo o una comparación.</w:t>
+      </w:r>
+    </w:p>
+    <w:p>
+      <w:pPr>
+        <w:spacing w:after="80"/>
+      </w:pPr>
+      <w:r>
+        <w:rPr>
+          <w:b/>
+          <w:bCs/>
+          <w:color w:val="1FA6A2"/>
+          <w:sz w:val="22"/>
+          <w:szCs w:val="22"/>
+        </w:rPr>
+        <w:t xml:space="preserve">☐  </w:t>
+      </w:r>
+      <w:r>
+        <w:rPr>
+          <w:sz w:val="20"/>
+          <w:szCs w:val="20"/>
+        </w:rPr>
+        <w:t xml:space="preserve">I explained how the evidence proves my answer.</w:t>
+      </w:r>
+      <w:r>
+        <w:rPr>
+          <w:i/>
+          <w:iCs/>
+          <w:color w:val="5F6F80"/>
+          <w:sz w:val="18"/>
+          <w:szCs w:val="18"/>
+        </w:rPr>
+        <w:br/>
+        <w:t xml:space="preserve">Expliqué cómo la evidencia demuestra mi respuesta.</w:t>
+      </w:r>
+    </w:p>
+    <w:p>
+      <w:pPr>
+        <w:spacing w:after="80"/>
+      </w:pPr>
+      <w:r>
+        <w:rPr>
+          <w:b/>
+          <w:bCs/>
+          <w:color w:val="1FA6A2"/>
+          <w:sz w:val="22"/>
+          <w:szCs w:val="22"/>
+        </w:rPr>
+        <w:t xml:space="preserve">☐  </w:t>
+      </w:r>
+      <w:r>
+        <w:rPr>
+          <w:sz w:val="20"/>
+          <w:szCs w:val="20"/>
+        </w:rPr>
+        <w:t xml:space="preserve">I used at least two math words.</w:t>
+      </w:r>
+      <w:r>
+        <w:rPr>
+          <w:i/>
+          <w:iCs/>
+          <w:color w:val="5F6F80"/>
+          <w:sz w:val="18"/>
+          <w:szCs w:val="18"/>
+        </w:rPr>
+        <w:br/>
+        <w:t xml:space="preserve">Usé por lo menos dos palabras matemáticas.</w:t>
+      </w:r>
+    </w:p>
+    <w:p>
+      <w:pPr>
+        <w:spacing w:after="80"/>
+      </w:pPr>
+      <w:r>
+        <w:rPr>
+          <w:b/>
+          <w:bCs/>
+          <w:color w:val="1FA6A2"/>
+          <w:sz w:val="22"/>
+          <w:szCs w:val="22"/>
+        </w:rPr>
+        <w:t xml:space="preserve">☐  </w:t>
+      </w:r>
+      <w:r>
+        <w:rPr>
+          <w:sz w:val="20"/>
+          <w:szCs w:val="20"/>
+        </w:rPr>
+        <w:t xml:space="preserve">I reread complete sentences and punctuation.</w:t>
+      </w:r>
+      <w:r>
+        <w:rPr>
+          <w:i/>
+          <w:iCs/>
+          <w:color w:val="5F6F80"/>
+          <w:sz w:val="18"/>
+          <w:szCs w:val="18"/>
+        </w:rPr>
+        <w:br/>
+        <w:t xml:space="preserve">Volví a leer mis oraciones completas y la puntuación.</w:t>
       </w:r>
     </w:p>
     <w:p>

--- a/lessons/3-3/downloads/3-3-notes.docx
+++ b/lessons/3-3/downloads/3-3-notes.docx
@@ -1143,7 +1143,7 @@
                 <w:sz w:val="21"/>
                 <w:szCs w:val="21"/>
               </w:rPr>
-              <w:t xml:space="preserve">Adding the same amount to both parts of a ratio table to make new rows.</w:t>
+              <w:t xml:space="preserve">Building new rows of a ratio table by adding each column's own constant amount, so the two columns grow together.</w:t>
             </w:r>
           </w:p>
           <w:p>
@@ -1293,7 +1293,7 @@
           <w:sz w:val="22"/>
           <w:szCs w:val="22"/>
         </w:rPr>
-        <w:t xml:space="preserve">__________  —  Tables that organize pairs of equivalent ratios.</w:t>
+        <w:t xml:space="preserve">A table whose every row holds the same comparison is a ___ ___.</w:t>
       </w:r>
     </w:p>
     <w:p>
@@ -1337,7 +1337,7 @@
           <w:sz w:val="22"/>
           <w:szCs w:val="22"/>
         </w:rPr>
-        <w:t xml:space="preserve">__________  —  Two ratios that mean the same thing, like 1:2 and 2:4.</w:t>
+        <w:t xml:space="preserve">Two ratios that make the same comparison are ___ ___.</w:t>
       </w:r>
     </w:p>
     <w:p>

--- a/lessons/3-3/downloads/3-3-notes.docx
+++ b/lessons/3-3/downloads/3-3-notes.docx
@@ -219,10 +219,12 @@
     <w:p>
       <w:pPr>
         <w:pStyle w:val="Heading1"/>
+        <w:keepNext/>
+        <w:keepLines/>
         <w:pBdr>
           <w:bottom w:val="single" w:color="1FA6A2" w:sz="14" w:space="6"/>
         </w:pBdr>
-        <w:spacing w:after="140" w:before="260"/>
+        <w:spacing w:after="140" w:before="300"/>
       </w:pPr>
       <w:r>
         <w:rPr>
@@ -1177,10 +1179,12 @@
     <w:p>
       <w:pPr>
         <w:pStyle w:val="Heading1"/>
+        <w:keepNext/>
+        <w:keepLines/>
         <w:pBdr>
           <w:bottom w:val="single" w:color="1FA6A2" w:sz="14" w:space="6"/>
         </w:pBdr>
-        <w:spacing w:after="140" w:before="260"/>
+        <w:spacing w:after="140" w:before="300"/>
       </w:pPr>
       <w:r>
         <w:rPr>
@@ -1276,7 +1280,8 @@
     </w:p>
     <w:p>
       <w:pPr>
-        <w:spacing w:after="120" w:before="80"/>
+        <w:keepLines/>
+        <w:spacing w:after="260" w:before="200"/>
       </w:pPr>
       <w:r>
         <w:rPr>
@@ -1293,56 +1298,41 @@
           <w:sz w:val="22"/>
           <w:szCs w:val="22"/>
         </w:rPr>
-        <w:t xml:space="preserve">A table whose every row holds the same comparison is a ___ ___.</w:t>
-      </w:r>
-    </w:p>
-    <w:p>
-      <w:pPr>
-        <w:spacing w:after="120" w:before="80"/>
-      </w:pPr>
-      <w:r>
-        <w:rPr>
-          <w:b/>
-          <w:bCs/>
-          <w:color w:val="12355B"/>
+        <w:t xml:space="preserve">A table whose every row holds the same comparison is a </w:t>
+      </w:r>
+      <w:r>
+        <w:rPr>
           <w:sz w:val="22"/>
           <w:szCs w:val="22"/>
         </w:rPr>
-        <w:t xml:space="preserve">2.  </w:t>
+        <w:t xml:space="preserve">________________</w:t>
       </w:r>
       <w:r>
         <w:rPr>
           <w:sz w:val="22"/>
           <w:szCs w:val="22"/>
         </w:rPr>
-        <w:t xml:space="preserve">A table that lists equivalent ratios in rows or columns is a ___.</w:t>
-      </w:r>
-    </w:p>
-    <w:p>
-      <w:pPr>
-        <w:spacing w:after="120" w:before="80"/>
-      </w:pPr>
-      <w:r>
-        <w:rPr>
-          <w:b/>
-          <w:bCs/>
-          <w:color w:val="12355B"/>
+        <w:t xml:space="preserve"> </w:t>
+      </w:r>
+      <w:r>
+        <w:rPr>
           <w:sz w:val="22"/>
           <w:szCs w:val="22"/>
         </w:rPr>
-        <w:t xml:space="preserve">3.  </w:t>
+        <w:t xml:space="preserve">________________</w:t>
       </w:r>
       <w:r>
         <w:rPr>
           <w:sz w:val="22"/>
           <w:szCs w:val="22"/>
         </w:rPr>
-        <w:t xml:space="preserve">Two ratios that make the same comparison are ___ ___.</w:t>
-      </w:r>
-    </w:p>
-    <w:p>
-      <w:pPr>
-        <w:spacing w:after="120" w:before="80"/>
+        <w:t xml:space="preserve">.</w:t>
+      </w:r>
+    </w:p>
+    <w:p>
+      <w:pPr>
+        <w:keepLines/>
+        <w:spacing w:after="260" w:before="200"/>
       </w:pPr>
       <w:r>
         <w:rPr>
@@ -1352,41 +1342,34 @@
           <w:sz w:val="22"/>
           <w:szCs w:val="22"/>
         </w:rPr>
-        <w:t xml:space="preserve">4.  </w:t>
+        <w:t xml:space="preserve">2.  </w:t>
       </w:r>
       <w:r>
         <w:rPr>
           <w:sz w:val="22"/>
           <w:szCs w:val="22"/>
         </w:rPr>
-        <w:t xml:space="preserve">The number you multiply a ratio by to get an equivalent ratio is the ___.</w:t>
-      </w:r>
-    </w:p>
-    <w:p>
-      <w:pPr>
-        <w:spacing w:after="120" w:before="80"/>
-      </w:pPr>
-      <w:r>
-        <w:rPr>
-          <w:b/>
-          <w:bCs/>
-          <w:color w:val="12355B"/>
+        <w:t xml:space="preserve">A table that lists equivalent ratios in rows or columns is a </w:t>
+      </w:r>
+      <w:r>
+        <w:rPr>
           <w:sz w:val="22"/>
           <w:szCs w:val="22"/>
         </w:rPr>
-        <w:t xml:space="preserve">5.  </w:t>
+        <w:t xml:space="preserve">________________</w:t>
       </w:r>
       <w:r>
         <w:rPr>
           <w:sz w:val="22"/>
           <w:szCs w:val="22"/>
         </w:rPr>
-        <w:t xml:space="preserve">A rule that the numbers in a table follow is a ___.</w:t>
-      </w:r>
-    </w:p>
-    <w:p>
-      <w:pPr>
-        <w:spacing w:after="120" w:before="80"/>
+        <w:t xml:space="preserve">.</w:t>
+      </w:r>
+    </w:p>
+    <w:p>
+      <w:pPr>
+        <w:keepLines/>
+        <w:spacing w:after="260" w:before="200"/>
       </w:pPr>
       <w:r>
         <w:rPr>
@@ -1396,24 +1379,164 @@
           <w:sz w:val="22"/>
           <w:szCs w:val="22"/>
         </w:rPr>
-        <w:t xml:space="preserve">6.  </w:t>
+        <w:t xml:space="preserve">3.  </w:t>
       </w:r>
       <w:r>
         <w:rPr>
           <w:sz w:val="22"/>
           <w:szCs w:val="22"/>
         </w:rPr>
-        <w:t xml:space="preserve">A pattern where you add the same amount each step is an ___.</w:t>
+        <w:t xml:space="preserve">Two ratios that make the same comparison are </w:t>
+      </w:r>
+      <w:r>
+        <w:rPr>
+          <w:sz w:val="22"/>
+          <w:szCs w:val="22"/>
+        </w:rPr>
+        <w:t xml:space="preserve">________________</w:t>
+      </w:r>
+      <w:r>
+        <w:rPr>
+          <w:sz w:val="22"/>
+          <w:szCs w:val="22"/>
+        </w:rPr>
+        <w:t xml:space="preserve"> </w:t>
+      </w:r>
+      <w:r>
+        <w:rPr>
+          <w:sz w:val="22"/>
+          <w:szCs w:val="22"/>
+        </w:rPr>
+        <w:t xml:space="preserve">________________</w:t>
+      </w:r>
+      <w:r>
+        <w:rPr>
+          <w:sz w:val="22"/>
+          <w:szCs w:val="22"/>
+        </w:rPr>
+        <w:t xml:space="preserve">.</w:t>
+      </w:r>
+    </w:p>
+    <w:p>
+      <w:pPr>
+        <w:keepLines/>
+        <w:spacing w:after="260" w:before="200"/>
+      </w:pPr>
+      <w:r>
+        <w:rPr>
+          <w:b/>
+          <w:bCs/>
+          <w:color w:val="12355B"/>
+          <w:sz w:val="22"/>
+          <w:szCs w:val="22"/>
+        </w:rPr>
+        <w:t xml:space="preserve">4.  </w:t>
+      </w:r>
+      <w:r>
+        <w:rPr>
+          <w:sz w:val="22"/>
+          <w:szCs w:val="22"/>
+        </w:rPr>
+        <w:t xml:space="preserve">The number you multiply a ratio by to get an equivalent ratio is the </w:t>
+      </w:r>
+      <w:r>
+        <w:rPr>
+          <w:sz w:val="22"/>
+          <w:szCs w:val="22"/>
+        </w:rPr>
+        <w:t xml:space="preserve">________________</w:t>
+      </w:r>
+      <w:r>
+        <w:rPr>
+          <w:sz w:val="22"/>
+          <w:szCs w:val="22"/>
+        </w:rPr>
+        <w:t xml:space="preserve">.</w:t>
+      </w:r>
+    </w:p>
+    <w:p>
+      <w:pPr>
+        <w:keepLines/>
+        <w:spacing w:after="260" w:before="200"/>
+      </w:pPr>
+      <w:r>
+        <w:rPr>
+          <w:b/>
+          <w:bCs/>
+          <w:color w:val="12355B"/>
+          <w:sz w:val="22"/>
+          <w:szCs w:val="22"/>
+        </w:rPr>
+        <w:t xml:space="preserve">5.  </w:t>
+      </w:r>
+      <w:r>
+        <w:rPr>
+          <w:sz w:val="22"/>
+          <w:szCs w:val="22"/>
+        </w:rPr>
+        <w:t xml:space="preserve">A rule that the numbers in a table follow is a </w:t>
+      </w:r>
+      <w:r>
+        <w:rPr>
+          <w:sz w:val="22"/>
+          <w:szCs w:val="22"/>
+        </w:rPr>
+        <w:t xml:space="preserve">________________</w:t>
+      </w:r>
+      <w:r>
+        <w:rPr>
+          <w:sz w:val="22"/>
+          <w:szCs w:val="22"/>
+        </w:rPr>
+        <w:t xml:space="preserve">.</w:t>
+      </w:r>
+    </w:p>
+    <w:p>
+      <w:pPr>
+        <w:keepLines/>
+        <w:spacing w:after="260" w:before="200"/>
+      </w:pPr>
+      <w:r>
+        <w:rPr>
+          <w:b/>
+          <w:bCs/>
+          <w:color w:val="12355B"/>
+          <w:sz w:val="22"/>
+          <w:szCs w:val="22"/>
+        </w:rPr>
+        <w:t xml:space="preserve">6.  </w:t>
+      </w:r>
+      <w:r>
+        <w:rPr>
+          <w:sz w:val="22"/>
+          <w:szCs w:val="22"/>
+        </w:rPr>
+        <w:t xml:space="preserve">A pattern where you add the same amount each step is an </w:t>
+      </w:r>
+      <w:r>
+        <w:rPr>
+          <w:sz w:val="22"/>
+          <w:szCs w:val="22"/>
+        </w:rPr>
+        <w:t xml:space="preserve">________________</w:t>
+      </w:r>
+      <w:r>
+        <w:rPr>
+          <w:sz w:val="22"/>
+          <w:szCs w:val="22"/>
+        </w:rPr>
+        <w:t xml:space="preserve">.</w:t>
       </w:r>
     </w:p>
     <w:p>
       <w:pPr>
         <w:pStyle w:val="Heading1"/>
-        <w:pageBreakBefore/>
+        <w:keepNext/>
+        <w:keepLines/>
         <w:pBdr>
           <w:bottom w:val="single" w:color="1FA6A2" w:sz="14" w:space="6"/>
         </w:pBdr>
-        <w:spacing w:after="140" w:before="0"/>
+        <w:spacing w:after="140" w:before="300"/>
       </w:pPr>
       <w:r>
         <w:rPr>
@@ -2694,11 +2817,12 @@
     <w:p>
       <w:pPr>
         <w:pStyle w:val="Heading1"/>
-        <w:pageBreakBefore/>
+        <w:keepNext/>
+        <w:keepLines/>
         <w:pBdr>
           <w:bottom w:val="single" w:color="1FA6A2" w:sz="14" w:space="6"/>
         </w:pBdr>
-        <w:spacing w:after="140" w:before="0"/>
+        <w:spacing w:after="140" w:before="300"/>
       </w:pPr>
       <w:r>
         <w:rPr>
@@ -3038,11 +3162,12 @@
     <w:p>
       <w:pPr>
         <w:pStyle w:val="Heading1"/>
-        <w:pageBreakBefore/>
+        <w:keepNext/>
+        <w:keepLines/>
         <w:pBdr>
           <w:bottom w:val="single" w:color="1FA6A2" w:sz="14" w:space="6"/>
         </w:pBdr>
-        <w:spacing w:after="140" w:before="0"/>
+        <w:spacing w:after="140" w:before="300"/>
       </w:pPr>
       <w:r>
         <w:rPr>
@@ -3748,11 +3873,12 @@
     <w:p>
       <w:pPr>
         <w:pStyle w:val="Heading1"/>
-        <w:pageBreakBefore/>
+        <w:keepNext/>
+        <w:keepLines/>
         <w:pBdr>
           <w:bottom w:val="single" w:color="1FA6A2" w:sz="14" w:space="6"/>
         </w:pBdr>
-        <w:spacing w:after="140" w:before="0"/>
+        <w:spacing w:after="140" w:before="300"/>
       </w:pPr>
       <w:r>
         <w:rPr>
@@ -4493,11 +4619,12 @@
     <w:p>
       <w:pPr>
         <w:pStyle w:val="Heading1"/>
-        <w:pageBreakBefore/>
+        <w:keepNext/>
+        <w:keepLines/>
         <w:pBdr>
           <w:bottom w:val="single" w:color="1FA6A2" w:sz="14" w:space="6"/>
         </w:pBdr>
-        <w:spacing w:after="140" w:before="0"/>
+        <w:spacing w:after="140" w:before="300"/>
       </w:pPr>
       <w:r>
         <w:rPr>

--- a/lessons/3-3/downloads/3-3-notes.docx
+++ b/lessons/3-3/downloads/3-3-notes.docx
@@ -1549,47 +1549,6 @@
         <w:t xml:space="preserve">Write About the Math</w:t>
       </w:r>
     </w:p>
-    <w:p>
-      <w:pPr>
-        <w:spacing w:after="100"/>
-      </w:pPr>
-      <w:r>
-        <w:rPr>
-          <w:i/>
-          <w:iCs/>
-          <w:color w:val="5F6F80"/>
-          <w:sz w:val="19"/>
-          <w:szCs w:val="19"/>
-        </w:rPr>
-        <w:t xml:space="preserve">Use the support level you need. Every level answers the same math question.</w:t>
-      </w:r>
-    </w:p>
-    <w:p>
-      <w:pPr>
-        <w:pStyle w:val="Heading2"/>
-        <w:spacing w:after="80" w:before="180"/>
-      </w:pPr>
-      <w:r>
-        <w:rPr>
-          <w:b/>
-          <w:bCs/>
-          <w:color w:val="12355B"/>
-          <w:sz w:val="24"/>
-          <w:szCs w:val="24"/>
-        </w:rPr>
-        <w:t xml:space="preserve">1. Understand the Question</w:t>
-      </w:r>
-      <w:r>
-        <w:rPr>
-          <w:i/>
-          <w:iCs/>
-          <w:color w:val="B97A12"/>
-          <w:sz w:val="19"/>
-          <w:szCs w:val="19"/>
-        </w:rPr>
-        <w:t xml:space="preserve">   explain</w:t>
-      </w:r>
-    </w:p>
     <w:tbl>
       <w:tblPr>
         <w:tblW w:type="pct" w:w="100%"/>
@@ -1629,71 +1588,27 @@
               <w:t xml:space="preserve">A juice bar makes a Berry Blast smoothie with 3 scoops of frozen berries for every 2 cups of yogurt. A customer orders enough for a party of 20 people, and each person gets one serving. The juice bar needs to use a ratio table to figure out how many scoops and cups to prepare?</w:t>
             </w:r>
           </w:p>
-          <w:p>
-            <w:pPr>
-              <w:spacing w:after="0"/>
-            </w:pPr>
-            <w:r>
-              <w:rPr>
-                <w:b/>
-                <w:bCs/>
-                <w:color w:val="12355B"/>
-                <w:sz w:val="20"/>
-                <w:szCs w:val="20"/>
-              </w:rPr>
-              <w:t xml:space="preserve">Your job:  </w:t>
-            </w:r>
-            <w:r>
-              <w:rPr>
-                <w:sz w:val="20"/>
-                <w:szCs w:val="20"/>
-              </w:rPr>
-              <w:t xml:space="preserve">Answer the question. Use math evidence. Explain how the evidence proves your answer.</w:t>
-            </w:r>
-            <w:r>
-              <w:rPr>
-                <w:i/>
-                <w:iCs/>
-                <w:color w:val="5F6F80"/>
-                <w:sz w:val="18"/>
-                <w:szCs w:val="18"/>
-              </w:rPr>
-              <w:br/>
-              <w:t xml:space="preserve">Responde la pregunta. Usa evidencia matemática. Explica cómo la evidencia demuestra tu respuesta.</w:t>
-            </w:r>
-          </w:p>
         </w:tc>
       </w:tr>
     </w:tbl>
     <w:p>
       <w:pPr>
-        <w:pStyle w:val="Heading2"/>
-        <w:spacing w:after="80" w:before="180"/>
-      </w:pPr>
-      <w:r>
-        <w:rPr>
-          <w:b/>
-          <w:bCs/>
-          <w:color w:val="12355B"/>
-          <w:sz w:val="24"/>
-          <w:szCs w:val="24"/>
-        </w:rPr>
-        <w:t xml:space="preserve">2. Plan Your Math Words</w:t>
-      </w:r>
+        <w:spacing w:after="100"/>
+      </w:pPr>
       <w:r>
         <w:rPr>
           <w:i/>
           <w:iCs/>
-          <w:color w:val="1FA6A2"/>
+          <w:color w:val="5F6F80"/>
           <w:sz w:val="19"/>
           <w:szCs w:val="19"/>
         </w:rPr>
-        <w:t xml:space="preserve">   check at least two</w:t>
-      </w:r>
-    </w:p>
-    <w:p>
-      <w:pPr>
-        <w:spacing w:after="60"/>
+        <w:t xml:space="preserve">Say your answer to a partner first. Then write it, using at least two of these words:</w:t>
+      </w:r>
+    </w:p>
+    <w:p>
+      <w:pPr>
+        <w:spacing w:after="40"/>
       </w:pPr>
       <w:r>
         <w:rPr>
@@ -1713,14 +1628,7 @@
           <w:sz w:val="20"/>
           <w:szCs w:val="20"/>
         </w:rPr>
-        <w:t xml:space="preserve">Ratio Tables — </w:t>
-      </w:r>
-      <w:r>
-        <w:rPr>
-          <w:sz w:val="20"/>
-          <w:szCs w:val="20"/>
-        </w:rPr>
-        <w:t xml:space="preserve">Tables that organize pairs of equivalent ratios.</w:t>
+        <w:t xml:space="preserve">Ratio Tables</w:t>
       </w:r>
       <w:r>
         <w:rPr>
@@ -1730,13 +1638,12 @@
           <w:sz w:val="18"/>
           <w:szCs w:val="18"/>
         </w:rPr>
-        <w:br/>
-        <w:t xml:space="preserve">Tablas de razones — Tablas que organizan pares de razones equivalentes.</w:t>
-      </w:r>
-    </w:p>
-    <w:p>
-      <w:pPr>
-        <w:spacing w:after="60"/>
+        <w:t xml:space="preserve">  ·  Tablas de razones</w:t>
+      </w:r>
+    </w:p>
+    <w:p>
+      <w:pPr>
+        <w:spacing w:after="40"/>
       </w:pPr>
       <w:r>
         <w:rPr>
@@ -1756,14 +1663,7 @@
           <w:sz w:val="20"/>
           <w:szCs w:val="20"/>
         </w:rPr>
-        <w:t xml:space="preserve">Ratio table — </w:t>
-      </w:r>
-      <w:r>
-        <w:rPr>
-          <w:sz w:val="20"/>
-          <w:szCs w:val="20"/>
-        </w:rPr>
-        <w:t xml:space="preserve">A table of equal ratios that shows a pattern.</w:t>
+        <w:t xml:space="preserve">Ratio table</w:t>
       </w:r>
       <w:r>
         <w:rPr>
@@ -1773,13 +1673,12 @@
           <w:sz w:val="18"/>
           <w:szCs w:val="18"/>
         </w:rPr>
-        <w:br/>
-        <w:t xml:space="preserve">Tabla de razones — Una tabla de razones iguales que muestra un patrón.</w:t>
-      </w:r>
-    </w:p>
-    <w:p>
-      <w:pPr>
-        <w:spacing w:after="60"/>
+        <w:t xml:space="preserve">  ·  Tabla de razones</w:t>
+      </w:r>
+    </w:p>
+    <w:p>
+      <w:pPr>
+        <w:spacing w:after="40"/>
       </w:pPr>
       <w:r>
         <w:rPr>
@@ -1799,14 +1698,7 @@
           <w:sz w:val="20"/>
           <w:szCs w:val="20"/>
         </w:rPr>
-        <w:t xml:space="preserve">Equivalent ratio — </w:t>
-      </w:r>
-      <w:r>
-        <w:rPr>
-          <w:sz w:val="20"/>
-          <w:szCs w:val="20"/>
-        </w:rPr>
-        <w:t xml:space="preserve">Two ratios that mean the same thing, like 1:2 and 2:4.</w:t>
+        <w:t xml:space="preserve">Equivalent ratio</w:t>
       </w:r>
       <w:r>
         <w:rPr>
@@ -1816,13 +1708,12 @@
           <w:sz w:val="18"/>
           <w:szCs w:val="18"/>
         </w:rPr>
-        <w:br/>
-        <w:t xml:space="preserve">Razón equivalente — Dos razones que significan lo mismo, como 1:2 y 2:4.</w:t>
-      </w:r>
-    </w:p>
-    <w:p>
-      <w:pPr>
-        <w:spacing w:after="60"/>
+        <w:t xml:space="preserve">  ·  Razón equivalente</w:t>
+      </w:r>
+    </w:p>
+    <w:p>
+      <w:pPr>
+        <w:spacing w:after="40"/>
       </w:pPr>
       <w:r>
         <w:rPr>
@@ -1842,14 +1733,7 @@
           <w:sz w:val="20"/>
           <w:szCs w:val="20"/>
         </w:rPr>
-        <w:t xml:space="preserve">Scale factor — </w:t>
-      </w:r>
-      <w:r>
-        <w:rPr>
-          <w:sz w:val="20"/>
-          <w:szCs w:val="20"/>
-        </w:rPr>
-        <w:t xml:space="preserve">The number you multiply both parts of a ratio by to get an equal ratio.</w:t>
+        <w:t xml:space="preserve">Scale factor</w:t>
       </w:r>
       <w:r>
         <w:rPr>
@@ -1859,13 +1743,12 @@
           <w:sz w:val="18"/>
           <w:szCs w:val="18"/>
         </w:rPr>
-        <w:br/>
-        <w:t xml:space="preserve">Factor de escala — El número por el que multiplicas ambas partes de una razón para obtener una razón igual.</w:t>
-      </w:r>
-    </w:p>
-    <w:p>
-      <w:pPr>
-        <w:spacing w:after="60"/>
+        <w:t xml:space="preserve">  ·  Factor de escala</w:t>
+      </w:r>
+    </w:p>
+    <w:p>
+      <w:pPr>
+        <w:spacing w:after="40"/>
       </w:pPr>
       <w:r>
         <w:rPr>
@@ -1885,14 +1768,7 @@
           <w:sz w:val="20"/>
           <w:szCs w:val="20"/>
         </w:rPr>
-        <w:t xml:space="preserve">Pattern — </w:t>
-      </w:r>
-      <w:r>
-        <w:rPr>
-          <w:sz w:val="20"/>
-          <w:szCs w:val="20"/>
-        </w:rPr>
-        <w:t xml:space="preserve">A rule that numbers follow again and again.</w:t>
+        <w:t xml:space="preserve">Pattern</w:t>
       </w:r>
       <w:r>
         <w:rPr>
@@ -1902,109 +1778,7 @@
           <w:sz w:val="18"/>
           <w:szCs w:val="18"/>
         </w:rPr>
-        <w:br/>
-        <w:t xml:space="preserve">Patrón — Una regla que los números siguen una y otra vez.</w:t>
-      </w:r>
-    </w:p>
-    <w:tbl>
-      <w:tblPr>
-        <w:tblW w:type="pct" w:w="100%"/>
-        <w:tblBorders>
-          <w:top w:val="single" w:color="1FA6A2" w:sz="8"/>
-          <w:left w:val="single" w:color="1FA6A2" w:sz="8"/>
-          <w:bottom w:val="single" w:color="1FA6A2" w:sz="8"/>
-          <w:right w:val="single" w:color="1FA6A2" w:sz="8"/>
-          <w:insideH w:val="single" w:color="auto" w:sz="4"/>
-          <w:insideV w:val="single" w:color="auto" w:sz="4"/>
-        </w:tblBorders>
-      </w:tblPr>
-      <w:tblGrid>
-        <w:gridCol w:w="100"/>
-      </w:tblGrid>
-      <w:tr>
-        <w:tc>
-          <w:tcPr>
-            <w:shd w:fill="F7FFFD" w:color="auto" w:val="clear"/>
-            <w:tcMar>
-              <w:top w:type="dxa" w:w="120"/>
-              <w:left w:type="dxa" w:w="180"/>
-              <w:bottom w:type="dxa" w:w="120"/>
-              <w:right w:type="dxa" w:w="180"/>
-            </w:tcMar>
-          </w:tcPr>
-          <w:p>
-            <w:pPr>
-              <w:spacing w:after="50"/>
-            </w:pPr>
-            <w:r>
-              <w:rPr>
-                <w:b/>
-                <w:bCs/>
-                <w:color w:val="1FA6A2"/>
-                <w:sz w:val="20"/>
-                <w:szCs w:val="20"/>
-              </w:rPr>
-              <w:t xml:space="preserve">Say it first:  </w:t>
-            </w:r>
-            <w:r>
-              <w:rPr>
-                <w:sz w:val="20"/>
-                <w:szCs w:val="20"/>
-              </w:rPr>
-              <w:t xml:space="preserve">Say your idea to a partner or quietly to yourself before you write.</w:t>
-            </w:r>
-          </w:p>
-          <w:p>
-            <w:pPr>
-              <w:spacing w:after="60"/>
-            </w:pPr>
-            <w:r>
-              <w:rPr>
-                <w:color w:val="1A2733"/>
-                <w:sz w:val="21"/>
-                <w:szCs w:val="21"/>
-              </w:rPr>
-              <w:t xml:space="preserve">The recipe uses 3 scoops of berries for every ___ cups of yogurt, so 20 servings need ___ scoops of berries and ___ cups of yogurt.</w:t>
-            </w:r>
-            <w:r>
-              <w:rPr>
-                <w:i/>
-                <w:iCs/>
-                <w:color w:val="5F6F80"/>
-                <w:sz w:val="19"/>
-                <w:szCs w:val="19"/>
-              </w:rPr>
-              <w:br/>
-              <w:t xml:space="preserve">Di tu respuesta primero: Mi respuesta es ___ porque ___.</w:t>
-            </w:r>
-          </w:p>
-        </w:tc>
-      </w:tr>
-    </w:tbl>
-    <w:p>
-      <w:pPr>
-        <w:pStyle w:val="Heading2"/>
-        <w:spacing w:after="80" w:before="180"/>
-      </w:pPr>
-      <w:r>
-        <w:rPr>
-          <w:b/>
-          <w:bCs/>
-          <w:color w:val="12355B"/>
-          <w:sz w:val="24"/>
-          <w:szCs w:val="24"/>
-        </w:rPr>
-        <w:t xml:space="preserve">3. Build Your Explanation</w:t>
-      </w:r>
-      <w:r>
-        <w:rPr>
-          <w:i/>
-          <w:iCs/>
-          <w:color w:val="B97A12"/>
-          <w:sz w:val="19"/>
-          <w:szCs w:val="19"/>
-        </w:rPr>
-        <w:t xml:space="preserve">   choose your support</w:t>
+        <w:t xml:space="preserve">  ·  Patrón</w:t>
       </w:r>
     </w:p>
     <w:tbl>
@@ -2035,21 +1809,6 @@
           </w:tcPr>
           <w:p>
             <w:pPr>
-              <w:spacing w:after="50"/>
-            </w:pPr>
-            <w:r>
-              <w:rPr>
-                <w:i/>
-                <w:iCs/>
-                <w:color w:val="5F6F80"/>
-                <w:sz w:val="19"/>
-                <w:szCs w:val="19"/>
-              </w:rPr>
-              <w:t xml:space="preserve">This model shows the parts of an explanation. It does not answer your writing question.</w:t>
-            </w:r>
-          </w:p>
-          <w:p>
-            <w:pPr>
               <w:spacing w:after="80"/>
             </w:pPr>
             <w:r>
@@ -2060,58 +1819,14 @@
                 <w:sz w:val="19"/>
                 <w:szCs w:val="19"/>
               </w:rPr>
-              <w:t xml:space="preserve">Claim:  </w:t>
+              <w:t xml:space="preserve">Model:  </w:t>
             </w:r>
             <w:r>
               <w:rPr>
                 <w:sz w:val="19"/>
                 <w:szCs w:val="19"/>
               </w:rPr>
-              <w:t xml:space="preserve">When the recipe gets 4 times bigger, both the mix and the milk get 4 times bigger.</w:t>
-            </w:r>
-          </w:p>
-          <w:p>
-            <w:pPr>
-              <w:spacing w:after="80"/>
-            </w:pPr>
-            <w:r>
-              <w:rPr>
-                <w:b/>
-                <w:bCs/>
-                <w:color w:val="12355B"/>
-                <w:sz w:val="19"/>
-                <w:szCs w:val="19"/>
-              </w:rPr>
-              <w:t xml:space="preserve">Evidence:  </w:t>
-            </w:r>
-            <w:r>
-              <w:rPr>
-                <w:sz w:val="19"/>
-                <w:szCs w:val="19"/>
-              </w:rPr>
-              <w:t xml:space="preserve">A strong answer says BOTH quantities are multiplied by the same number (4), so 2:3 becomes 8:12, keeping the ratio equivalent.</w:t>
-            </w:r>
-          </w:p>
-          <w:p>
-            <w:pPr>
-              <w:spacing w:after="80"/>
-            </w:pPr>
-            <w:r>
-              <w:rPr>
-                <w:b/>
-                <w:bCs/>
-                <w:color w:val="12355B"/>
-                <w:sz w:val="19"/>
-                <w:szCs w:val="19"/>
-              </w:rPr>
-              <w:t xml:space="preserve">Reasoning:  </w:t>
-            </w:r>
-            <w:r>
-              <w:rPr>
-                <w:sz w:val="19"/>
-                <w:szCs w:val="19"/>
-              </w:rPr>
-              <w:t xml:space="preserve">This evidence connects the definition of equivalent ratio to the mathematical claim.</w:t>
+              <w:t xml:space="preserve">I multiplied both 2 and 3 by the same scale factor to get each new row. — Listen for use of a scale factor (multiplying both parts) and recognition that every row in the table is an equivalent ratio showing the same pattern.</w:t>
             </w:r>
           </w:p>
         </w:tc>
@@ -2190,7 +1905,7 @@
           <w:sz w:val="21"/>
           <w:szCs w:val="21"/>
         </w:rPr>
-        <w:t xml:space="preserve">My answer is ___.</w:t>
+        <w:t xml:space="preserve">My answer is ___ because ___.</w:t>
       </w:r>
       <w:r>
         <w:rPr>
@@ -2201,7 +1916,7 @@
           <w:szCs w:val="19"/>
         </w:rPr>
         <w:br/>
-        <w:t xml:space="preserve">Mi respuesta es ___.</w:t>
+        <w:t xml:space="preserve">Mi respuesta es ___ porque ___.</w:t>
       </w:r>
     </w:p>
     <w:tbl>
@@ -2341,7 +2056,7 @@
           <w:sz w:val="21"/>
           <w:szCs w:val="21"/>
         </w:rPr>
-        <w:t xml:space="preserve">I know because ___.</w:t>
+        <w:t xml:space="preserve">My evidence is ___, so ___.</w:t>
       </w:r>
       <w:r>
         <w:rPr>
@@ -2352,31 +2067,7 @@
           <w:szCs w:val="19"/>
         </w:rPr>
         <w:br/>
-        <w:t xml:space="preserve">Lo sé porque ___.</w:t>
-      </w:r>
-    </w:p>
-    <w:p>
-      <w:pPr>
-        <w:spacing w:after="60"/>
-      </w:pPr>
-      <w:r>
-        <w:rPr>
-          <w:color w:val="1A2733"/>
-          <w:sz w:val="21"/>
-          <w:szCs w:val="21"/>
-        </w:rPr>
-        <w:t xml:space="preserve">So ___.</w:t>
-      </w:r>
-      <w:r>
-        <w:rPr>
-          <w:i/>
-          <w:iCs/>
-          <w:color w:val="5F6F80"/>
-          <w:sz w:val="19"/>
-          <w:szCs w:val="19"/>
-        </w:rPr>
-        <w:br/>
-        <w:t xml:space="preserve">Entonces ___.</w:t>
+        <w:t xml:space="preserve">Mi evidencia es ___, entonces ___.</w:t>
       </w:r>
     </w:p>
     <w:tbl>
@@ -2482,78 +2173,6 @@
         <w:t xml:space="preserve">Escribe una afirmación, da evidencia matemática y explica tu razonamiento.</w:t>
       </w:r>
     </w:p>
-    <w:p>
-      <w:pPr>
-        <w:spacing w:after="60"/>
-      </w:pPr>
-      <w:r>
-        <w:rPr>
-          <w:color w:val="1A2733"/>
-          <w:sz w:val="21"/>
-          <w:szCs w:val="21"/>
-        </w:rPr>
-        <w:t xml:space="preserve">My claim is ___.</w:t>
-      </w:r>
-      <w:r>
-        <w:rPr>
-          <w:i/>
-          <w:iCs/>
-          <w:color w:val="5F6F80"/>
-          <w:sz w:val="19"/>
-          <w:szCs w:val="19"/>
-        </w:rPr>
-        <w:br/>
-        <w:t xml:space="preserve">Mi afirmación es ___.</w:t>
-      </w:r>
-    </w:p>
-    <w:p>
-      <w:pPr>
-        <w:spacing w:after="60"/>
-      </w:pPr>
-      <w:r>
-        <w:rPr>
-          <w:color w:val="1A2733"/>
-          <w:sz w:val="21"/>
-          <w:szCs w:val="21"/>
-        </w:rPr>
-        <w:t xml:space="preserve">My math evidence is ___.</w:t>
-      </w:r>
-      <w:r>
-        <w:rPr>
-          <w:i/>
-          <w:iCs/>
-          <w:color w:val="5F6F80"/>
-          <w:sz w:val="19"/>
-          <w:szCs w:val="19"/>
-        </w:rPr>
-        <w:br/>
-        <w:t xml:space="preserve">Mi evidencia matemática es ___.</w:t>
-      </w:r>
-    </w:p>
-    <w:p>
-      <w:pPr>
-        <w:spacing w:after="60"/>
-      </w:pPr>
-      <w:r>
-        <w:rPr>
-          <w:color w:val="1A2733"/>
-          <w:sz w:val="21"/>
-          <w:szCs w:val="21"/>
-        </w:rPr>
-        <w:t xml:space="preserve">This proves ___ because ___.</w:t>
-      </w:r>
-      <w:r>
-        <w:rPr>
-          <w:i/>
-          <w:iCs/>
-          <w:color w:val="5F6F80"/>
-          <w:sz w:val="19"/>
-          <w:szCs w:val="19"/>
-        </w:rPr>
-        <w:br/>
-        <w:t xml:space="preserve">Esto demuestra ___ porque ___.</w:t>
-      </w:r>
-    </w:p>
     <w:tbl>
       <w:tblPr>
         <w:tblW w:type="pct" w:w="100%"/>
@@ -2636,7 +2255,7 @@
           <w:sz w:val="24"/>
           <w:szCs w:val="24"/>
         </w:rPr>
-        <w:t xml:space="preserve">4. Check Your Explanation</w:t>
+        <w:t xml:space="preserve">Check Your Explanation</w:t>
       </w:r>
       <w:r>
         <w:rPr>
@@ -2646,7 +2265,7 @@
           <w:sz w:val="19"/>
           <w:szCs w:val="19"/>
         </w:rPr>
-        <w:t xml:space="preserve">   five quick checks</w:t>
+        <w:t xml:space="preserve">   three quick checks</w:t>
       </w:r>
     </w:p>
     <w:p>
@@ -2670,17 +2289,6 @@
         </w:rPr>
         <w:t xml:space="preserve">I answered the question.</w:t>
       </w:r>
-      <w:r>
-        <w:rPr>
-          <w:i/>
-          <w:iCs/>
-          <w:color w:val="5F6F80"/>
-          <w:sz w:val="18"/>
-          <w:szCs w:val="18"/>
-        </w:rPr>
-        <w:br/>
-        <w:t xml:space="preserve">Respondí la pregunta.</w:t>
-      </w:r>
     </w:p>
     <w:p>
       <w:pPr>
@@ -2701,18 +2309,7 @@
           <w:sz w:val="20"/>
           <w:szCs w:val="20"/>
         </w:rPr>
-        <w:t xml:space="preserve">I used math evidence: numbers, an equation, a model, or a comparison.</w:t>
-      </w:r>
-      <w:r>
-        <w:rPr>
-          <w:i/>
-          <w:iCs/>
-          <w:color w:val="5F6F80"/>
-          <w:sz w:val="18"/>
-          <w:szCs w:val="18"/>
-        </w:rPr>
-        <w:br/>
-        <w:t xml:space="preserve">Usé evidencia matemática: números, una ecuación, un modelo o una comparación.</w:t>
+        <w:t xml:space="preserve">I used math evidence: numbers, an equation, or a model.</w:t>
       </w:r>
     </w:p>
     <w:p>
@@ -2734,84 +2331,7 @@
           <w:sz w:val="20"/>
           <w:szCs w:val="20"/>
         </w:rPr>
-        <w:t xml:space="preserve">I explained how the evidence proves my answer.</w:t>
-      </w:r>
-      <w:r>
-        <w:rPr>
-          <w:i/>
-          <w:iCs/>
-          <w:color w:val="5F6F80"/>
-          <w:sz w:val="18"/>
-          <w:szCs w:val="18"/>
-        </w:rPr>
-        <w:br/>
-        <w:t xml:space="preserve">Expliqué cómo la evidencia demuestra mi respuesta.</w:t>
-      </w:r>
-    </w:p>
-    <w:p>
-      <w:pPr>
-        <w:spacing w:after="80"/>
-      </w:pPr>
-      <w:r>
-        <w:rPr>
-          <w:b/>
-          <w:bCs/>
-          <w:color w:val="1FA6A2"/>
-          <w:sz w:val="22"/>
-          <w:szCs w:val="22"/>
-        </w:rPr>
-        <w:t xml:space="preserve">☐  </w:t>
-      </w:r>
-      <w:r>
-        <w:rPr>
-          <w:sz w:val="20"/>
-          <w:szCs w:val="20"/>
-        </w:rPr>
         <w:t xml:space="preserve">I used at least two math words.</w:t>
-      </w:r>
-      <w:r>
-        <w:rPr>
-          <w:i/>
-          <w:iCs/>
-          <w:color w:val="5F6F80"/>
-          <w:sz w:val="18"/>
-          <w:szCs w:val="18"/>
-        </w:rPr>
-        <w:br/>
-        <w:t xml:space="preserve">Usé por lo menos dos palabras matemáticas.</w:t>
-      </w:r>
-    </w:p>
-    <w:p>
-      <w:pPr>
-        <w:spacing w:after="80"/>
-      </w:pPr>
-      <w:r>
-        <w:rPr>
-          <w:b/>
-          <w:bCs/>
-          <w:color w:val="1FA6A2"/>
-          <w:sz w:val="22"/>
-          <w:szCs w:val="22"/>
-        </w:rPr>
-        <w:t xml:space="preserve">☐  </w:t>
-      </w:r>
-      <w:r>
-        <w:rPr>
-          <w:sz w:val="20"/>
-          <w:szCs w:val="20"/>
-        </w:rPr>
-        <w:t xml:space="preserve">I reread complete sentences and punctuation.</w:t>
-      </w:r>
-      <w:r>
-        <w:rPr>
-          <w:i/>
-          <w:iCs/>
-          <w:color w:val="5F6F80"/>
-          <w:sz w:val="18"/>
-          <w:szCs w:val="18"/>
-        </w:rPr>
-        <w:br/>
-        <w:t xml:space="preserve">Volví a leer mis oraciones completas y la puntuación.</w:t>
       </w:r>
     </w:p>
     <w:p>
@@ -2889,6 +2409,21 @@
           </w:tcPr>
           <w:p>
             <w:pPr>
+              <w:spacing w:after="60"/>
+            </w:pPr>
+            <w:r>
+              <w:rPr>
+                <w:b/>
+                <w:bCs/>
+                <w:color w:val="12355B"/>
+                <w:sz w:val="22"/>
+                <w:szCs w:val="22"/>
+              </w:rPr>
+              <w:t xml:space="preserve">Making Homemade Clay</w:t>
+            </w:r>
+          </w:p>
+          <w:p>
+            <w:pPr>
               <w:spacing w:after="0"/>
             </w:pPr>
             <w:r>
@@ -2896,7 +2431,7 @@
                 <w:sz w:val="21"/>
                 <w:szCs w:val="21"/>
               </w:rPr>
-              <w:t xml:space="preserve">Chef Academy is hosting a pancake breakfast for the whole school! Chef Reyes's famous pancake batter uses 2 cups of mix for every 3 cups of milk. The team needs to scale the recipe to feed 4 times as many people. Can you help them build a ratio table to figure out how much of each ingredient they need?</w:t>
+              <w:t xml:space="preserve">Brian will use the recipe shown to make clay. He needs to make multiple batches of clay. How can Brian determine how much baking soda and cornstarch he needs for multiple batches of clay to get the same consistency?</w:t>
             </w:r>
           </w:p>
         </w:tc>
@@ -3577,54 +3112,7 @@
           <w:sz w:val="21"/>
           <w:szCs w:val="21"/>
         </w:rPr>
-        <w:t xml:space="preserve">Chef Reyes's pancake batter uses 2 cups of mix for every 3 cups of milk. To feed 4 times as many people, what happens to BOTH ingredient amounts?</w:t>
-      </w:r>
-    </w:p>
-    <w:p>
-      <w:pPr>
-        <w:spacing w:after="60"/>
-      </w:pPr>
-      <w:r>
-        <w:rPr>
-          <w:color w:val="1A2733"/>
-          <w:sz w:val="21"/>
-          <w:szCs w:val="21"/>
-        </w:rPr>
-        <w:t xml:space="preserve">Start with:  When I make 4 batches, I multiply both ___ and ___ by ___.</w:t>
-      </w:r>
-      <w:r>
-        <w:rPr>
-          <w:i/>
-          <w:iCs/>
-          <w:color w:val="5F6F80"/>
-          <w:sz w:val="19"/>
-          <w:szCs w:val="19"/>
-        </w:rPr>
-        <w:br/>
-        <w:t xml:space="preserve">Cuando hago 4 tandas, multiplico tanto ___ como ___ por ___.</w:t>
-      </w:r>
-    </w:p>
-    <w:p>
-      <w:pPr>
-        <w:spacing w:after="80"/>
-      </w:pPr>
-      <w:r>
-        <w:rPr>
-          <w:b/>
-          <w:bCs/>
-          <w:color w:val="12355B"/>
-          <w:sz w:val="19"/>
-          <w:szCs w:val="19"/>
-        </w:rPr>
-        <w:t xml:space="preserve">Word bank:  </w:t>
-      </w:r>
-      <w:r>
-        <w:rPr>
-          <w:color w:val="1FA6A2"/>
-          <w:sz w:val="19"/>
-          <w:szCs w:val="19"/>
-        </w:rPr>
-        <w:t xml:space="preserve">Ratio table,  Equivalent ratio,  Scale factor</w:t>
+        <w:t xml:space="preserve">The clay recipe uses 2 cups of baking soda for every 1 cup of cornstarch. If Brian doubles the batch, what happens to each ingredient — and what stays the same?</w:t>
       </w:r>
     </w:p>
     <w:p>
